--- a/arb/docx/59.content.docx
+++ b/arb/docx/59.content.docx
@@ -22,7 +22,7 @@
         <w:rPr>
           <w:lang w:val="ar_AE" w:bidi="ar_AE"/>
         </w:rPr>
-        <w:t>Resource: ملاحظات الدراسة - مقدمات الكتب (تينديل)</w:t>
+        <w:t>Resource: Tyndale Open Study Notes</w:t>
       </w:r>
       <w:r>
         <w:rPr>
@@ -122,7 +122,7 @@
         <w:rPr>
           <w:lang w:val="ar_AE" w:bidi="ar_AE"/>
         </w:rPr>
-        <w:t>ملاحظات الدراسة - مقدمات الكتب (تينديل)</w:t>
+        <w:t>Tyndale Open Study Notes</w:t>
       </w:r>
     </w:p>
     <w:p>

--- a/arb/docx/59.content.docx
+++ b/arb/docx/59.content.docx
@@ -22,7 +22,7 @@
         <w:rPr>
           <w:lang w:val="ar_AE" w:bidi="ar_AE"/>
         </w:rPr>
-        <w:t>Resource: Tyndale Open Study Notes</w:t>
+        <w:t>Resource: Aquifer Open Study Notes (Book Intros)</w:t>
       </w:r>
       <w:r>
         <w:rPr>
@@ -122,7 +122,7 @@
         <w:rPr>
           <w:lang w:val="ar_AE" w:bidi="ar_AE"/>
         </w:rPr>
-        <w:t>Tyndale Open Study Notes</w:t>
+        <w:t>Aquifer Open Study Notes (Book Intros)</w:t>
       </w:r>
     </w:p>
     <w:p>

--- a/arb/docx/59.content.docx
+++ b/arb/docx/59.content.docx
@@ -9,6 +9,8 @@
       </w:pPr>
       <w:r>
         <w:rPr>
+          <w:rtl/>
+          <w:cs/>
           <w:lang w:val="ar_AE" w:bidi="ar_AE"/>
         </w:rPr>
       </w:r>
@@ -20,12 +22,16 @@
       </w:pPr>
       <w:r>
         <w:rPr>
+          <w:rtl/>
+          <w:cs/>
           <w:lang w:val="ar_AE" w:bidi="ar_AE"/>
         </w:rPr>
         <w:t>Resource: Aquifer Open Study Notes (Book Intros)</w:t>
       </w:r>
       <w:r>
         <w:rPr>
+          <w:rtl/>
+          <w:cs/>
           <w:lang w:val="ar_AE" w:bidi="ar_AE"/>
         </w:rPr>
       </w:r>
@@ -36,12 +42,16 @@
       </w:pPr>
       <w:r>
         <w:rPr>
+          <w:rtl/>
+          <w:cs/>
           <w:lang w:val="ar_AE" w:bidi="ar_AE"/>
         </w:rPr>
       </w:r>
       <w:r>
         <w:rPr>
           <w:b/>
+          <w:rtl/>
+          <w:cs/>
           <w:lang w:val="ar_AE" w:bidi="ar_AE"/>
         </w:rPr>
         <w:t>Aquifer Open Study Notes (Book Intros)</w:t>
@@ -53,35 +63,47 @@
       </w:pPr>
       <w:r>
         <w:rPr>
-          <w:lang w:val="ar_AE" w:bidi="ar_AE"/>
-        </w:rPr>
-      </w:r>
-      <w:r>
-        <w:rPr>
+          <w:rtl/>
+          <w:cs/>
+          <w:lang w:val="ar_AE" w:bidi="ar_AE"/>
+        </w:rPr>
+      </w:r>
+      <w:r>
+        <w:rPr>
+          <w:rtl/>
+          <w:cs/>
           <w:lang w:val="ar_AE" w:bidi="ar_AE"/>
         </w:rPr>
         <w:t xml:space="preserve">This work is an adaptation of </w:t>
       </w:r>
       <w:r>
         <w:rPr>
+          <w:rtl/>
+          <w:cs/>
           <w:lang w:val="ar_AE" w:bidi="ar_AE"/>
         </w:rPr>
         <w:t>Tyndale Open Study Notes</w:t>
       </w:r>
       <w:r>
         <w:rPr>
+          <w:rtl/>
+          <w:cs/>
           <w:lang w:val="ar_AE" w:bidi="ar_AE"/>
         </w:rPr>
         <w:t xml:space="preserve"> © 2023 Tyndale House Publishers, licensed under the CC BY-SA 4.0 license. The adaptation, </w:t>
       </w:r>
       <w:r>
         <w:rPr>
+          <w:rtl/>
+          <w:cs/>
           <w:lang w:val="ar_AE" w:bidi="ar_AE"/>
         </w:rPr>
         <w:t>Aquifer Open Study Notes</w:t>
       </w:r>
       <w:r>
         <w:rPr>
+          <w:rtl/>
+          <w:cs/>
           <w:lang w:val="ar_AE" w:bidi="ar_AE"/>
         </w:rPr>
         <w:t>, was created by Mission Mutual and is also licensed under CC BY-SA 4.0.</w:t>
@@ -93,22 +115,30 @@
       </w:pPr>
       <w:r>
         <w:rPr>
-          <w:lang w:val="ar_AE" w:bidi="ar_AE"/>
-        </w:rPr>
-      </w:r>
-      <w:r>
-        <w:rPr>
+          <w:rtl/>
+          <w:cs/>
+          <w:lang w:val="ar_AE" w:bidi="ar_AE"/>
+        </w:rPr>
+      </w:r>
+      <w:r>
+        <w:rPr>
+          <w:rtl/>
+          <w:cs/>
           <w:lang w:val="ar_AE" w:bidi="ar_AE"/>
         </w:rPr>
         <w:t>This resource has been adapted into multiple languages, including English, Tok Pisin, Arabic (عربي), French (Français), Hindi (हिंदी), Indonesian (Bahasa Indonesia), Portuguese (Português), Russian (Русский), Spanish (Español), Swahili (Kiswahili), and Simplified Chinese (简体中文).</w:t>
       </w:r>
       <w:r>
         <w:rPr>
-          <w:lang w:val="ar_AE" w:bidi="ar_AE"/>
-        </w:rPr>
-      </w:r>
-      <w:r>
-        <w:rPr>
+          <w:rtl/>
+          <w:cs/>
+          <w:lang w:val="ar_AE" w:bidi="ar_AE"/>
+        </w:rPr>
+      </w:r>
+      <w:r>
+        <w:rPr>
+          <w:rtl/>
+          <w:cs/>
           <w:lang w:val="ar_AE" w:bidi="ar_AE"/>
         </w:rPr>
       </w:r>
@@ -120,6 +150,8 @@
       </w:pPr>
       <w:r>
         <w:rPr>
+          <w:rtl/>
+          <w:cs/>
           <w:lang w:val="ar_AE" w:bidi="ar_AE"/>
         </w:rPr>
         <w:t>Aquifer Open Study Notes (Book Intros)</w:t>
@@ -149,6 +181,8 @@
       </w:pPr>
       <w:r>
         <w:rPr>
+          <w:rtl/>
+          <w:cs/>
           <w:lang w:val="ar_AE" w:bidi="ar_AE"/>
         </w:rPr>
       </w:r>
@@ -160,12 +194,16 @@
       </w:pPr>
       <w:r>
         <w:rPr>
+          <w:rtl/>
+          <w:cs/>
           <w:lang w:val="ar_AE" w:bidi="ar_AE"/>
         </w:rPr>
         <w:t>JAS</w:t>
       </w:r>
       <w:r>
         <w:rPr>
+          <w:rtl/>
+          <w:cs/>
           <w:lang w:val="ar_AE" w:bidi="ar_AE"/>
         </w:rPr>
       </w:r>
@@ -176,22 +214,30 @@
       </w:pPr>
       <w:r>
         <w:rPr>
-          <w:lang w:val="ar_AE" w:bidi="ar_AE"/>
-        </w:rPr>
-      </w:r>
-      <w:r>
-        <w:rPr>
+          <w:rtl/>
+          <w:cs/>
+          <w:lang w:val="ar_AE" w:bidi="ar_AE"/>
+        </w:rPr>
+      </w:r>
+      <w:r>
+        <w:rPr>
+          <w:rtl/>
+          <w:cs/>
           <w:lang w:val="ar_AE" w:bidi="ar_AE"/>
         </w:rPr>
         <w:t xml:space="preserve"> </w:t>
       </w:r>
       <w:r>
         <w:rPr>
-          <w:lang w:val="ar_AE" w:bidi="ar_AE"/>
-        </w:rPr>
-      </w:r>
-      <w:r>
-        <w:rPr>
+          <w:rtl/>
+          <w:cs/>
+          <w:lang w:val="ar_AE" w:bidi="ar_AE"/>
+        </w:rPr>
+      </w:r>
+      <w:r>
+        <w:rPr>
+          <w:rtl/>
+          <w:cs/>
           <w:lang w:val="ar_AE" w:bidi="ar_AE"/>
         </w:rPr>
       </w:r>
@@ -217,6 +263,8 @@
       </w:pPr>
       <w:r>
         <w:rPr>
+          <w:rtl/>
+          <w:cs/>
           <w:lang w:val="ar_AE" w:bidi="ar_AE"/>
         </w:rPr>
       </w:r>
@@ -228,12 +276,16 @@
       </w:pPr>
       <w:r>
         <w:rPr>
+          <w:rtl/>
+          <w:cs/>
           <w:lang w:val="ar_AE" w:bidi="ar_AE"/>
         </w:rPr>
         <w:t>يَعْقوبَ</w:t>
       </w:r>
       <w:r>
         <w:rPr>
+          <w:rtl/>
+          <w:cs/>
           <w:lang w:val="ar_AE" w:bidi="ar_AE"/>
         </w:rPr>
       </w:r>
@@ -244,17 +296,23 @@
       </w:pPr>
       <w:r>
         <w:rPr>
-          <w:lang w:val="ar_AE" w:bidi="ar_AE"/>
-        </w:rPr>
-      </w:r>
-      <w:r>
-        <w:rPr>
+          <w:rtl/>
+          <w:cs/>
+          <w:lang w:val="ar_AE" w:bidi="ar_AE"/>
+        </w:rPr>
+      </w:r>
+      <w:r>
+        <w:rPr>
+          <w:rtl/>
+          <w:cs/>
           <w:lang w:val="ar_AE" w:bidi="ar_AE"/>
         </w:rPr>
         <w:t>هل بوسعنا أن نكونَ أَخلِّاءً أمناءً لله مثل أبينا إبراهيم؟ هل يمكننا مقاومةُ ضغوطِ العالَمِ، وميولنا البشريَّة المتمرَّدة، وتأثير الشيطان؟ هل بإمكان المسيحيين أن يعيشوا معًا في سلامٍ عندما نسعَى لإيجاد حلول لمشاكل الحياة اليومية؟ يتناول مُعَلِّمُنا يَعْقُوب هذه القضايا في رِسَالَتِهِ، وهو يسعى لحثِّ المسيحيين على أن يطوِّروا إيمانًا ناضِجًا ومُتَّسِقًا لديهم، كما يُظْهِرُ أيضًا كيف ينبغي عليهم أن يعيشوا في علاقتهم مع الله ومع بعضهم البعض</w:t>
       </w:r>
       <w:r>
         <w:rPr>
+          <w:rtl/>
+          <w:cs/>
           <w:lang w:val="ar_AE" w:bidi="ar_AE"/>
         </w:rPr>
         <w:t>.</w:t>
@@ -267,6 +325,8 @@
       </w:pPr>
       <w:r>
         <w:rPr>
+          <w:rtl/>
+          <w:cs/>
           <w:lang w:val="ar_AE" w:bidi="ar_AE"/>
         </w:rPr>
         <w:t>سِياقُ الرِّسَالَةِ</w:t>
@@ -278,17 +338,23 @@
       </w:pPr>
       <w:r>
         <w:rPr>
-          <w:lang w:val="ar_AE" w:bidi="ar_AE"/>
-        </w:rPr>
-      </w:r>
-      <w:r>
-        <w:rPr>
+          <w:rtl/>
+          <w:cs/>
+          <w:lang w:val="ar_AE" w:bidi="ar_AE"/>
+        </w:rPr>
+      </w:r>
+      <w:r>
+        <w:rPr>
+          <w:rtl/>
+          <w:cs/>
           <w:lang w:val="ar_AE" w:bidi="ar_AE"/>
         </w:rPr>
         <w:t>لقد كان يَعْقُوبُ، أخو الرَّبِّ يَسُوع، قائدًا جديرًا بالاعتبار لكنيسةِ أُورُشَليم بعد فترةٍ وجيزةٍ من قيامَةِ الرَّبِّ. كَتَبَ يَعْقُوبُ رِسَالَتَهُ إلى المسيحيين من أصولٍ يهوديَّةٍ</w:t>
       </w:r>
       <w:r>
         <w:rPr>
+          <w:rtl/>
+          <w:cs/>
           <w:lang w:val="ar_AE" w:bidi="ar_AE"/>
         </w:rPr>
         <w:t xml:space="preserve"> (</w:t>
@@ -296,6 +362,8 @@
       <w:hyperlink r:id="rId13">
         <w:r>
           <w:rPr>
+            <w:rtl/>
+            <w:cs/>
             <w:lang w:val="ar_AE" w:bidi="ar_AE"/>
           </w:rPr>
           <w:rPr>
@@ -307,30 +375,40 @@
       </w:hyperlink>
       <w:r>
         <w:rPr>
+          <w:rtl/>
+          <w:cs/>
           <w:lang w:val="ar_AE" w:bidi="ar_AE"/>
         </w:rPr>
         <w:t xml:space="preserve">)، </w:t>
       </w:r>
       <w:r>
         <w:rPr>
+          <w:rtl/>
+          <w:cs/>
           <w:lang w:val="ar_AE" w:bidi="ar_AE"/>
         </w:rPr>
         <w:t>ممن تشَتَّتُوا بسَبَبِ الاضطهادِ الذي بَدَأَ بِرَجْمِ</w:t>
       </w:r>
       <w:r>
         <w:rPr>
+          <w:rtl/>
+          <w:cs/>
           <w:lang w:val="ar_AE" w:bidi="ar_AE"/>
         </w:rPr>
         <w:t xml:space="preserve"> </w:t>
       </w:r>
       <w:r>
         <w:rPr>
+          <w:rtl/>
+          <w:cs/>
           <w:lang w:val="ar_AE" w:bidi="ar_AE"/>
         </w:rPr>
         <w:t xml:space="preserve">اسْتِفَانُوس </w:t>
       </w:r>
       <w:r>
         <w:rPr>
+          <w:rtl/>
+          <w:cs/>
           <w:lang w:val="ar_AE" w:bidi="ar_AE"/>
         </w:rPr>
         <w:t>(</w:t>
@@ -338,6 +416,8 @@
       <w:hyperlink r:id="rId14">
         <w:r>
           <w:rPr>
+            <w:rtl/>
+            <w:cs/>
             <w:lang w:val="ar_AE" w:bidi="ar_AE"/>
           </w:rPr>
           <w:rPr>
@@ -349,6 +429,8 @@
       </w:hyperlink>
       <w:r>
         <w:rPr>
+          <w:rtl/>
+          <w:cs/>
           <w:lang w:val="ar_AE" w:bidi="ar_AE"/>
         </w:rPr>
         <w:t xml:space="preserve">؛ </w:t>
@@ -356,6 +438,8 @@
       <w:hyperlink r:id="rId15">
         <w:r>
           <w:rPr>
+            <w:rtl/>
+            <w:cs/>
             <w:lang w:val="ar_AE" w:bidi="ar_AE"/>
           </w:rPr>
           <w:rPr>
@@ -367,6 +451,8 @@
       </w:hyperlink>
       <w:r>
         <w:rPr>
+          <w:rtl/>
+          <w:cs/>
           <w:lang w:val="ar_AE" w:bidi="ar_AE"/>
         </w:rPr>
         <w:t>). وعاشوا بين يهودِ الشَّتَات ممن تَشَتَّتُوا قبلهم في الخارج (</w:t>
@@ -374,6 +460,8 @@
       <w:hyperlink r:id="rId13">
         <w:r>
           <w:rPr>
+            <w:rtl/>
+            <w:cs/>
             <w:lang w:val="ar_AE" w:bidi="ar_AE"/>
           </w:rPr>
           <w:rPr>
@@ -385,6 +473,8 @@
       </w:hyperlink>
       <w:r>
         <w:rPr>
+          <w:rtl/>
+          <w:cs/>
           <w:lang w:val="ar_AE" w:bidi="ar_AE"/>
         </w:rPr>
         <w:t xml:space="preserve">؛ انْظُر </w:t>
@@ -392,6 +482,8 @@
       <w:hyperlink r:id="rId16">
         <w:r>
           <w:rPr>
+            <w:rtl/>
+            <w:cs/>
             <w:lang w:val="ar_AE" w:bidi="ar_AE"/>
           </w:rPr>
           <w:rPr>
@@ -403,18 +495,24 @@
       </w:hyperlink>
       <w:r>
         <w:rPr>
+          <w:rtl/>
+          <w:cs/>
           <w:lang w:val="ar_AE" w:bidi="ar_AE"/>
         </w:rPr>
         <w:t xml:space="preserve">). </w:t>
       </w:r>
       <w:r>
         <w:rPr>
+          <w:rtl/>
+          <w:cs/>
           <w:lang w:val="ar_AE" w:bidi="ar_AE"/>
         </w:rPr>
         <w:t>يستمدُّ يهودُ الشَّتَات أصولهم من السَّبِي الأَشُّوري لإِسْرَائِيل (المَمْلَكَة الشمالية) سنة 722–721 ق.م، ومن السَّبِي البَابِلِي ليهوذا (المَمْلَكَة الجنوبية) سنة 586 ق.م. انطوى هذا التَّشَتُّتُ لاحِقًا على كثيرٍ من اليهود الذين جالوا بشكلٍ واسعٍ في كلِّ أنحاءِ الإمبراطوريةِ اليونانيةِ، ومن بعدها الرُّومانيةِ</w:t>
       </w:r>
       <w:r>
         <w:rPr>
+          <w:rtl/>
+          <w:cs/>
           <w:lang w:val="ar_AE" w:bidi="ar_AE"/>
         </w:rPr>
         <w:t xml:space="preserve"> (</w:t>
@@ -422,6 +520,8 @@
       <w:hyperlink r:id="rId17">
         <w:r>
           <w:rPr>
+            <w:rtl/>
+            <w:cs/>
             <w:lang w:val="ar_AE" w:bidi="ar_AE"/>
           </w:rPr>
           <w:rPr>
@@ -433,6 +533,8 @@
       </w:hyperlink>
       <w:r>
         <w:rPr>
+          <w:rtl/>
+          <w:cs/>
           <w:lang w:val="ar_AE" w:bidi="ar_AE"/>
         </w:rPr>
         <w:t xml:space="preserve">؛ </w:t>
@@ -440,6 +542,8 @@
       <w:hyperlink r:id="rId18">
         <w:r>
           <w:rPr>
+            <w:rtl/>
+            <w:cs/>
             <w:lang w:val="ar_AE" w:bidi="ar_AE"/>
           </w:rPr>
           <w:rPr>
@@ -451,6 +555,8 @@
       </w:hyperlink>
       <w:r>
         <w:rPr>
+          <w:rtl/>
+          <w:cs/>
           <w:lang w:val="ar_AE" w:bidi="ar_AE"/>
         </w:rPr>
         <w:t xml:space="preserve">؛ </w:t>
@@ -458,6 +564,8 @@
       <w:hyperlink r:id="rId19">
         <w:r>
           <w:rPr>
+            <w:rtl/>
+            <w:cs/>
             <w:lang w:val="ar_AE" w:bidi="ar_AE"/>
           </w:rPr>
           <w:rPr>
@@ -469,18 +577,24 @@
       </w:hyperlink>
       <w:r>
         <w:rPr>
+          <w:rtl/>
+          <w:cs/>
           <w:lang w:val="ar_AE" w:bidi="ar_AE"/>
         </w:rPr>
         <w:t xml:space="preserve">). </w:t>
       </w:r>
       <w:r>
         <w:rPr>
+          <w:rtl/>
+          <w:cs/>
           <w:lang w:val="ar_AE" w:bidi="ar_AE"/>
         </w:rPr>
         <w:t>بحلولِ منتصَفِ القَرْنِ الأَوَّل الميلادي، كانَتْ هناك مجتمعاتٌ يهودِيَّةٌ في كلِّ أنحاءِ العالمِ الإِغْرُوماني Greco-Roman. عانى مؤمنو الشَّتات من أصولٍ يهودِيَّة من وطأةِ مجتمعات تقهَرْهُم اقتصاديًّا</w:t>
       </w:r>
       <w:r>
         <w:rPr>
+          <w:rtl/>
+          <w:cs/>
           <w:lang w:val="ar_AE" w:bidi="ar_AE"/>
         </w:rPr>
         <w:t xml:space="preserve"> (</w:t>
@@ -488,6 +602,8 @@
       <w:hyperlink r:id="rId20">
         <w:r>
           <w:rPr>
+            <w:rtl/>
+            <w:cs/>
             <w:lang w:val="ar_AE" w:bidi="ar_AE"/>
           </w:rPr>
           <w:rPr>
@@ -499,6 +615,8 @@
       </w:hyperlink>
       <w:r>
         <w:rPr>
+          <w:rtl/>
+          <w:cs/>
           <w:lang w:val="ar_AE" w:bidi="ar_AE"/>
         </w:rPr>
         <w:t>) وتسيءُ معاملتهم بسَبَبِ إيمانهم بالرَّبِّ يَسُوع المسيح (</w:t>
@@ -506,6 +624,8 @@
       <w:hyperlink r:id="rId21">
         <w:r>
           <w:rPr>
+            <w:rtl/>
+            <w:cs/>
             <w:lang w:val="ar_AE" w:bidi="ar_AE"/>
           </w:rPr>
           <w:rPr>
@@ -517,6 +637,8 @@
       </w:hyperlink>
       <w:r>
         <w:rPr>
+          <w:rtl/>
+          <w:cs/>
           <w:lang w:val="ar_AE" w:bidi="ar_AE"/>
         </w:rPr>
         <w:t>).</w:t>
@@ -529,6 +651,8 @@
       </w:pPr>
       <w:r>
         <w:rPr>
+          <w:rtl/>
+          <w:cs/>
           <w:lang w:val="ar_AE" w:bidi="ar_AE"/>
         </w:rPr>
         <w:t>مُوجَزُ الرِّسَالَةِ</w:t>
@@ -540,17 +664,23 @@
       </w:pPr>
       <w:r>
         <w:rPr>
-          <w:lang w:val="ar_AE" w:bidi="ar_AE"/>
-        </w:rPr>
-      </w:r>
-      <w:r>
-        <w:rPr>
+          <w:rtl/>
+          <w:cs/>
+          <w:lang w:val="ar_AE" w:bidi="ar_AE"/>
+        </w:rPr>
+      </w:r>
+      <w:r>
+        <w:rPr>
+          <w:rtl/>
+          <w:cs/>
           <w:lang w:val="ar_AE" w:bidi="ar_AE"/>
         </w:rPr>
         <w:t>رِسَالَةُ مُعَلِّمُنا يَعْقُوب مَكْتُوبَةٌ من منظورٍ رَعَوِيٍّ. تُركِّزُ الرِّسَالَةُ على الأخْلاقِ أَكْثَرَ من أيٍّ سِفْرٍ آخر في العَهْدِ الجَدِيدِ. وتحتوي على تعاليم أساسُها النَّامُوس كما نفْهَمُه من خلالِ حياةِ الرَّبِّ يَسُوع وتعاليمِهِ</w:t>
       </w:r>
       <w:r>
         <w:rPr>
+          <w:rtl/>
+          <w:cs/>
           <w:lang w:val="ar_AE" w:bidi="ar_AE"/>
         </w:rPr>
         <w:t xml:space="preserve"> (</w:t>
@@ -558,6 +688,8 @@
       <w:hyperlink r:id="rId22">
         <w:r>
           <w:rPr>
+            <w:rtl/>
+            <w:cs/>
             <w:lang w:val="ar_AE" w:bidi="ar_AE"/>
           </w:rPr>
           <w:rPr>
@@ -569,6 +701,8 @@
       </w:hyperlink>
       <w:r>
         <w:rPr>
+          <w:rtl/>
+          <w:cs/>
           <w:lang w:val="ar_AE" w:bidi="ar_AE"/>
         </w:rPr>
         <w:t xml:space="preserve">؛ </w:t>
@@ -576,6 +710,8 @@
       <w:hyperlink r:id="rId23">
         <w:r>
           <w:rPr>
+            <w:rtl/>
+            <w:cs/>
             <w:lang w:val="ar_AE" w:bidi="ar_AE"/>
           </w:rPr>
           <w:rPr>
@@ -587,30 +723,40 @@
       </w:hyperlink>
       <w:r>
         <w:rPr>
+          <w:rtl/>
+          <w:cs/>
           <w:lang w:val="ar_AE" w:bidi="ar_AE"/>
         </w:rPr>
         <w:t xml:space="preserve">). </w:t>
       </w:r>
       <w:r>
         <w:rPr>
+          <w:rtl/>
+          <w:cs/>
           <w:lang w:val="ar_AE" w:bidi="ar_AE"/>
         </w:rPr>
         <w:t xml:space="preserve">كما تَعْكِسُ الرِّسَالَةُ تعاليم الرَّبِّ يَسُوع الخاصة </w:t>
       </w:r>
       <w:r>
         <w:rPr>
+          <w:rtl/>
+          <w:cs/>
           <w:lang w:val="ar_AE" w:bidi="ar_AE"/>
         </w:rPr>
         <w:t xml:space="preserve">وعلى وجه التحديدِ كما دُوِّنَتْ لاحِقًا في الإنجيل بحسب البَشِير مَتَّى </w:t>
       </w:r>
       <w:r>
         <w:rPr>
+          <w:rtl/>
+          <w:cs/>
           <w:lang w:val="ar_AE" w:bidi="ar_AE"/>
         </w:rPr>
         <w:t>في "الموعظَةِ عَلَى الجَبَلِ"</w:t>
       </w:r>
       <w:r>
         <w:rPr>
+          <w:rtl/>
+          <w:cs/>
           <w:lang w:val="ar_AE" w:bidi="ar_AE"/>
         </w:rPr>
         <w:t xml:space="preserve"> (</w:t>
@@ -618,6 +764,8 @@
       <w:hyperlink r:id="rId24">
         <w:r>
           <w:rPr>
+            <w:rtl/>
+            <w:cs/>
             <w:lang w:val="ar_AE" w:bidi="ar_AE"/>
           </w:rPr>
           <w:rPr>
@@ -629,6 +777,8 @@
       </w:hyperlink>
       <w:r>
         <w:rPr>
+          <w:rtl/>
+          <w:cs/>
           <w:lang w:val="ar_AE" w:bidi="ar_AE"/>
         </w:rPr>
         <w:t>) وبحسب البَشِير لوقا في "الموعظَةِ في السَّهْلِ" (</w:t>
@@ -636,6 +786,8 @@
       <w:hyperlink r:id="rId24">
         <w:r>
           <w:rPr>
+            <w:rtl/>
+            <w:cs/>
             <w:lang w:val="ar_AE" w:bidi="ar_AE"/>
           </w:rPr>
           <w:rPr>
@@ -648,6 +800,8 @@
       <w:hyperlink r:id="rId25">
         <w:r>
           <w:rPr>
+            <w:rtl/>
+            <w:cs/>
             <w:lang w:val="ar_AE" w:bidi="ar_AE"/>
           </w:rPr>
           <w:rPr>
@@ -659,6 +813,8 @@
       </w:hyperlink>
       <w:r>
         <w:rPr>
+          <w:rtl/>
+          <w:cs/>
           <w:lang w:val="ar_AE" w:bidi="ar_AE"/>
         </w:rPr>
         <w:t>).</w:t>
@@ -671,6 +827,8 @@
       </w:pPr>
       <w:r>
         <w:rPr>
+          <w:rtl/>
+          <w:cs/>
           <w:lang w:val="ar_AE" w:bidi="ar_AE"/>
         </w:rPr>
         <w:t>كَاتِبُ السِّفْرِ</w:t>
@@ -682,17 +840,23 @@
       </w:pPr>
       <w:r>
         <w:rPr>
-          <w:lang w:val="ar_AE" w:bidi="ar_AE"/>
-        </w:rPr>
-      </w:r>
-      <w:r>
-        <w:rPr>
+          <w:rtl/>
+          <w:cs/>
+          <w:lang w:val="ar_AE" w:bidi="ar_AE"/>
+        </w:rPr>
+      </w:r>
+      <w:r>
+        <w:rPr>
+          <w:rtl/>
+          <w:cs/>
           <w:lang w:val="ar_AE" w:bidi="ar_AE"/>
         </w:rPr>
         <w:t>كُتِبَتْ الرِّسَالَةُ بواسطةِ يَعْقُوب أَحَدِ إخوة الرَّبِّ يَسُوع. وعلى غرارِ أبناءِ يوسف ومريم الآخرين</w:t>
       </w:r>
       <w:r>
         <w:rPr>
+          <w:rtl/>
+          <w:cs/>
           <w:lang w:val="ar_AE" w:bidi="ar_AE"/>
         </w:rPr>
         <w:t xml:space="preserve"> (</w:t>
@@ -700,6 +864,8 @@
       <w:hyperlink r:id="rId26">
         <w:r>
           <w:rPr>
+            <w:rtl/>
+            <w:cs/>
             <w:lang w:val="ar_AE" w:bidi="ar_AE"/>
           </w:rPr>
           <w:rPr>
@@ -711,30 +877,40 @@
       </w:hyperlink>
       <w:r>
         <w:rPr>
+          <w:rtl/>
+          <w:cs/>
           <w:lang w:val="ar_AE" w:bidi="ar_AE"/>
         </w:rPr>
         <w:t xml:space="preserve">)، </w:t>
       </w:r>
       <w:r>
         <w:rPr>
+          <w:rtl/>
+          <w:cs/>
           <w:lang w:val="ar_AE" w:bidi="ar_AE"/>
         </w:rPr>
         <w:t xml:space="preserve">حَمَلَ "يَعْقُوبُ" (إِيَاقُوبُس باليونانية) اسْمَ بَطَلٍ إسرائيلي يأتي بالعبرية يَعَقُوڤ أيْ </w:t>
       </w:r>
       <w:r>
         <w:rPr>
+          <w:rtl/>
+          <w:cs/>
           <w:lang w:val="ar_AE" w:bidi="ar_AE"/>
         </w:rPr>
         <w:t>يَعَقُو</w:t>
       </w:r>
       <w:r>
         <w:rPr>
+          <w:rtl/>
+          <w:cs/>
           <w:lang w:val="ar_AE" w:bidi="ar_AE"/>
         </w:rPr>
         <w:t>ب</w:t>
       </w:r>
       <w:r>
         <w:rPr>
+          <w:rtl/>
+          <w:cs/>
           <w:lang w:val="ar_AE" w:bidi="ar_AE"/>
         </w:rPr>
         <w:t>.</w:t>
@@ -746,17 +922,23 @@
       </w:pPr>
       <w:r>
         <w:rPr>
-          <w:lang w:val="ar_AE" w:bidi="ar_AE"/>
-        </w:rPr>
-      </w:r>
-      <w:r>
-        <w:rPr>
+          <w:rtl/>
+          <w:cs/>
+          <w:lang w:val="ar_AE" w:bidi="ar_AE"/>
+        </w:rPr>
+      </w:r>
+      <w:r>
+        <w:rPr>
+          <w:rtl/>
+          <w:cs/>
           <w:lang w:val="ar_AE" w:bidi="ar_AE"/>
         </w:rPr>
         <w:t>أثناء خدمَةِ الرَّبِّ يَسُوع الجهاريةِ، لم يكُنْ يَعْقُوبُ ولا الأشقاءُ الآخرون من أتباعِ الرَّبِّ، حتى أنهم حاولوا إنهاء خدْمَتِهِ وإعادته إلى المَنْزِل</w:t>
       </w:r>
       <w:r>
         <w:rPr>
+          <w:rtl/>
+          <w:cs/>
           <w:lang w:val="ar_AE" w:bidi="ar_AE"/>
         </w:rPr>
         <w:t xml:space="preserve"> (</w:t>
@@ -764,6 +946,8 @@
       <w:hyperlink r:id="rId27">
         <w:r>
           <w:rPr>
+            <w:rtl/>
+            <w:cs/>
             <w:lang w:val="ar_AE" w:bidi="ar_AE"/>
           </w:rPr>
           <w:rPr>
@@ -775,6 +959,8 @@
       </w:hyperlink>
       <w:r>
         <w:rPr>
+          <w:rtl/>
+          <w:cs/>
           <w:lang w:val="ar_AE" w:bidi="ar_AE"/>
         </w:rPr>
         <w:t xml:space="preserve">؛ مع </w:t>
@@ -782,6 +968,8 @@
       <w:hyperlink r:id="rId28">
         <w:r>
           <w:rPr>
+            <w:rtl/>
+            <w:cs/>
             <w:lang w:val="ar_AE" w:bidi="ar_AE"/>
           </w:rPr>
           <w:rPr>
@@ -793,18 +981,24 @@
       </w:hyperlink>
       <w:r>
         <w:rPr>
+          <w:rtl/>
+          <w:cs/>
           <w:lang w:val="ar_AE" w:bidi="ar_AE"/>
         </w:rPr>
         <w:t xml:space="preserve">). </w:t>
       </w:r>
       <w:r>
         <w:rPr>
+          <w:rtl/>
+          <w:cs/>
           <w:lang w:val="ar_AE" w:bidi="ar_AE"/>
         </w:rPr>
         <w:t>بعد قيامَةِ الرَّبِّ يَسُوع من الموتِ، صار يَعْقُوبُ مؤمنًا به. وعلى الأَرْجَحِ، بعد أن ظَهَرِ له الرَّبُّ المقامُ شخصيًّا، اقتنعَ بأنَّ يسوعَ هو المَسِيحُ (انْظُرْ</w:t>
       </w:r>
       <w:r>
         <w:rPr>
+          <w:rtl/>
+          <w:cs/>
           <w:lang w:val="ar_AE" w:bidi="ar_AE"/>
         </w:rPr>
         <w:t xml:space="preserve"> </w:t>
@@ -812,6 +1006,8 @@
       <w:hyperlink r:id="rId29">
         <w:r>
           <w:rPr>
+            <w:rtl/>
+            <w:cs/>
             <w:lang w:val="ar_AE" w:bidi="ar_AE"/>
           </w:rPr>
           <w:rPr>
@@ -823,18 +1019,24 @@
       </w:hyperlink>
       <w:r>
         <w:rPr>
+          <w:rtl/>
+          <w:cs/>
           <w:lang w:val="ar_AE" w:bidi="ar_AE"/>
         </w:rPr>
         <w:t xml:space="preserve">). </w:t>
       </w:r>
       <w:r>
         <w:rPr>
+          <w:rtl/>
+          <w:cs/>
           <w:lang w:val="ar_AE" w:bidi="ar_AE"/>
         </w:rPr>
         <w:t>كان يَعْقُوبُ مع الآخرين في العِلِّيَّةِ عندما عند حلَّ الرُّوح القُدُس عليهم في يومِ الخمسين</w:t>
       </w:r>
       <w:r>
         <w:rPr>
+          <w:rtl/>
+          <w:cs/>
           <w:lang w:val="ar_AE" w:bidi="ar_AE"/>
         </w:rPr>
         <w:t xml:space="preserve"> (</w:t>
@@ -842,6 +1044,8 @@
       <w:hyperlink r:id="rId30">
         <w:r>
           <w:rPr>
+            <w:rtl/>
+            <w:cs/>
             <w:lang w:val="ar_AE" w:bidi="ar_AE"/>
           </w:rPr>
           <w:rPr>
@@ -853,6 +1057,8 @@
       </w:hyperlink>
       <w:r>
         <w:rPr>
+          <w:rtl/>
+          <w:cs/>
           <w:lang w:val="ar_AE" w:bidi="ar_AE"/>
         </w:rPr>
         <w:t xml:space="preserve">؛ </w:t>
@@ -860,6 +1066,8 @@
       <w:hyperlink r:id="rId31">
         <w:r>
           <w:rPr>
+            <w:rtl/>
+            <w:cs/>
             <w:lang w:val="ar_AE" w:bidi="ar_AE"/>
           </w:rPr>
           <w:rPr>
@@ -871,30 +1079,40 @@
       </w:hyperlink>
       <w:r>
         <w:rPr>
+          <w:rtl/>
+          <w:cs/>
           <w:lang w:val="ar_AE" w:bidi="ar_AE"/>
         </w:rPr>
         <w:t xml:space="preserve">)، </w:t>
       </w:r>
       <w:r>
         <w:rPr>
+          <w:rtl/>
+          <w:cs/>
           <w:lang w:val="ar_AE" w:bidi="ar_AE"/>
         </w:rPr>
         <w:t xml:space="preserve">ثم ارتقى بعد ذلك </w:t>
       </w:r>
       <w:r>
         <w:rPr>
+          <w:rtl/>
+          <w:cs/>
           <w:lang w:val="ar_AE" w:bidi="ar_AE"/>
         </w:rPr>
         <w:t xml:space="preserve">يَعْقُوبُ </w:t>
       </w:r>
       <w:r>
         <w:rPr>
+          <w:rtl/>
+          <w:cs/>
           <w:lang w:val="ar_AE" w:bidi="ar_AE"/>
         </w:rPr>
         <w:t>لِيَشْغَلَ منصبًا قيادِيًّا في كنيسة أُورُشَليم (انْظُرْ</w:t>
       </w:r>
       <w:r>
         <w:rPr>
+          <w:rtl/>
+          <w:cs/>
           <w:lang w:val="ar_AE" w:bidi="ar_AE"/>
         </w:rPr>
         <w:t xml:space="preserve"> </w:t>
@@ -902,6 +1120,8 @@
       <w:hyperlink r:id="rId32">
         <w:r>
           <w:rPr>
+            <w:rtl/>
+            <w:cs/>
             <w:lang w:val="ar_AE" w:bidi="ar_AE"/>
           </w:rPr>
           <w:rPr>
@@ -913,6 +1133,8 @@
       </w:hyperlink>
       <w:r>
         <w:rPr>
+          <w:rtl/>
+          <w:cs/>
           <w:lang w:val="ar_AE" w:bidi="ar_AE"/>
         </w:rPr>
         <w:t>).</w:t>
@@ -925,6 +1147,8 @@
       </w:pPr>
       <w:r>
         <w:rPr>
+          <w:rtl/>
+          <w:cs/>
           <w:lang w:val="ar_AE" w:bidi="ar_AE"/>
         </w:rPr>
         <w:t>تَارِيخُ الرِّسَالَةِ وَمَوضِعُ كِتَابَتِها</w:t>
@@ -936,17 +1160,23 @@
       </w:pPr>
       <w:r>
         <w:rPr>
-          <w:lang w:val="ar_AE" w:bidi="ar_AE"/>
-        </w:rPr>
-      </w:r>
-      <w:r>
-        <w:rPr>
+          <w:rtl/>
+          <w:cs/>
+          <w:lang w:val="ar_AE" w:bidi="ar_AE"/>
+        </w:rPr>
+      </w:r>
+      <w:r>
+        <w:rPr>
+          <w:rtl/>
+          <w:cs/>
           <w:lang w:val="ar_AE" w:bidi="ar_AE"/>
         </w:rPr>
         <w:t>رُبَّما تكونُ رِسَالَةُ يَعْقُوب أَقْدَمَ سِفْرٍ في العَهْدِ الجَدِيدِ، فقد كُتِبَتْ بعد اضطهاد هِيرُودُس أَغْرِيبَاس</w:t>
       </w:r>
       <w:r>
         <w:rPr>
+          <w:rtl/>
+          <w:cs/>
           <w:lang w:val="ar_AE" w:bidi="ar_AE"/>
         </w:rPr>
         <w:t xml:space="preserve"> (44م، </w:t>
@@ -954,6 +1184,8 @@
       <w:hyperlink r:id="rId33">
         <w:r>
           <w:rPr>
+            <w:rtl/>
+            <w:cs/>
             <w:lang w:val="ar_AE" w:bidi="ar_AE"/>
           </w:rPr>
           <w:rPr>
@@ -965,42 +1197,56 @@
       </w:hyperlink>
       <w:r>
         <w:rPr>
+          <w:rtl/>
+          <w:cs/>
           <w:lang w:val="ar_AE" w:bidi="ar_AE"/>
         </w:rPr>
         <w:t xml:space="preserve">)، </w:t>
       </w:r>
       <w:r>
         <w:rPr>
+          <w:rtl/>
+          <w:cs/>
           <w:lang w:val="ar_AE" w:bidi="ar_AE"/>
         </w:rPr>
         <w:t>وقَبْل المَجْمَعِ الرَّسُولي في أُورُشَليم</w:t>
       </w:r>
       <w:r>
         <w:rPr>
+          <w:rtl/>
+          <w:cs/>
           <w:lang w:val="ar_AE" w:bidi="ar_AE"/>
         </w:rPr>
         <w:t xml:space="preserve"> (49~50م). </w:t>
       </w:r>
       <w:r>
         <w:rPr>
+          <w:rtl/>
+          <w:cs/>
           <w:lang w:val="ar_AE" w:bidi="ar_AE"/>
         </w:rPr>
         <w:t xml:space="preserve">تَعْكِسُ الرَّسَالَةُ فترةً مُبَكِّرَةً قبْلَ النزاع حول ختانِ المهتدين من الأممِ إلى المسيحيةِ، وقَبْل نمو التعاليم الكاذبة في المجتمعات المسيحية الأخرى. كانَتْ </w:t>
       </w:r>
       <w:r>
         <w:rPr>
+          <w:rtl/>
+          <w:cs/>
           <w:lang w:val="ar_AE" w:bidi="ar_AE"/>
         </w:rPr>
         <w:t xml:space="preserve">الرَّسَالَةُ </w:t>
       </w:r>
       <w:r>
         <w:rPr>
+          <w:rtl/>
+          <w:cs/>
           <w:lang w:val="ar_AE" w:bidi="ar_AE"/>
         </w:rPr>
         <w:t>معاصِرَةً لفترَةٍ يمكنُ فيها على نحوٍ متبادَل استخدام اللفظتي "سيناجوج"</w:t>
       </w:r>
       <w:r>
         <w:rPr>
+          <w:rtl/>
+          <w:cs/>
           <w:lang w:val="ar_AE" w:bidi="ar_AE"/>
         </w:rPr>
         <w:t xml:space="preserve"> بمعنى "</w:t>
@@ -1008,12 +1254,16 @@
       <w:r>
         <w:rPr>
           <w:b/>
+          <w:rtl/>
+          <w:cs/>
           <w:lang w:val="ar_AE" w:bidi="ar_AE"/>
         </w:rPr>
         <w:t>المَجْمَع</w:t>
       </w:r>
       <w:r>
         <w:rPr>
+          <w:rtl/>
+          <w:cs/>
           <w:lang w:val="ar_AE" w:bidi="ar_AE"/>
         </w:rPr>
         <w:t>" (</w:t>
@@ -1021,6 +1271,8 @@
       <w:hyperlink r:id="rId34">
         <w:r>
           <w:rPr>
+            <w:rtl/>
+            <w:cs/>
             <w:lang w:val="ar_AE" w:bidi="ar_AE"/>
           </w:rPr>
           <w:rPr>
@@ -1032,6 +1284,8 @@
       </w:hyperlink>
       <w:r>
         <w:rPr>
+          <w:rtl/>
+          <w:cs/>
           <w:lang w:val="ar_AE" w:bidi="ar_AE"/>
         </w:rPr>
         <w:t>) و"إكليسيَّا" بمعنى "</w:t>
@@ -1039,12 +1293,16 @@
       <w:r>
         <w:rPr>
           <w:b/>
+          <w:rtl/>
+          <w:cs/>
           <w:lang w:val="ar_AE" w:bidi="ar_AE"/>
         </w:rPr>
         <w:t xml:space="preserve">الكنيسة" </w:t>
       </w:r>
       <w:r>
         <w:rPr>
+          <w:rtl/>
+          <w:cs/>
           <w:lang w:val="ar_AE" w:bidi="ar_AE"/>
         </w:rPr>
         <w:t>(</w:t>
@@ -1052,6 +1310,8 @@
       <w:hyperlink r:id="rId35">
         <w:r>
           <w:rPr>
+            <w:rtl/>
+            <w:cs/>
             <w:lang w:val="ar_AE" w:bidi="ar_AE"/>
           </w:rPr>
           <w:rPr>
@@ -1063,6 +1323,8 @@
       </w:hyperlink>
       <w:r>
         <w:rPr>
+          <w:rtl/>
+          <w:cs/>
           <w:lang w:val="ar_AE" w:bidi="ar_AE"/>
         </w:rPr>
         <w:t>)، وكذلك لفظتي "</w:t>
@@ -1070,12 +1332,16 @@
       <w:r>
         <w:rPr>
           <w:b/>
+          <w:rtl/>
+          <w:cs/>
           <w:lang w:val="ar_AE" w:bidi="ar_AE"/>
         </w:rPr>
         <w:t xml:space="preserve">الناموس" و"الكلمة" </w:t>
       </w:r>
       <w:r>
         <w:rPr>
+          <w:rtl/>
+          <w:cs/>
           <w:lang w:val="ar_AE" w:bidi="ar_AE"/>
         </w:rPr>
         <w:t>(</w:t>
@@ -1083,6 +1349,8 @@
       <w:hyperlink r:id="rId36">
         <w:r>
           <w:rPr>
+            <w:rtl/>
+            <w:cs/>
             <w:lang w:val="ar_AE" w:bidi="ar_AE"/>
           </w:rPr>
           <w:rPr>
@@ -1094,6 +1362,8 @@
       </w:hyperlink>
       <w:r>
         <w:rPr>
+          <w:rtl/>
+          <w:cs/>
           <w:lang w:val="ar_AE" w:bidi="ar_AE"/>
         </w:rPr>
         <w:t xml:space="preserve">، </w:t>
@@ -1101,6 +1371,8 @@
       <w:hyperlink r:id="rId22">
         <w:r>
           <w:rPr>
+            <w:rtl/>
+            <w:cs/>
             <w:lang w:val="ar_AE" w:bidi="ar_AE"/>
           </w:rPr>
           <w:rPr>
@@ -1112,6 +1384,8 @@
       </w:hyperlink>
       <w:r>
         <w:rPr>
+          <w:rtl/>
+          <w:cs/>
           <w:lang w:val="ar_AE" w:bidi="ar_AE"/>
         </w:rPr>
         <w:t>).</w:t>
@@ -1123,29 +1397,39 @@
       </w:pPr>
       <w:r>
         <w:rPr>
-          <w:lang w:val="ar_AE" w:bidi="ar_AE"/>
-        </w:rPr>
-      </w:r>
-      <w:r>
-        <w:rPr>
+          <w:rtl/>
+          <w:cs/>
+          <w:lang w:val="ar_AE" w:bidi="ar_AE"/>
+        </w:rPr>
+      </w:r>
+      <w:r>
+        <w:rPr>
+          <w:rtl/>
+          <w:cs/>
           <w:lang w:val="ar_AE" w:bidi="ar_AE"/>
         </w:rPr>
         <w:t xml:space="preserve">الاستنتاج بأن هذه الرِّسَالَةَ كُتِبَتْ من أُورُشَليم يمكن الاستدلال عليه من المعلومات الموجودة </w:t>
       </w:r>
       <w:r>
         <w:rPr>
+          <w:rtl/>
+          <w:cs/>
           <w:lang w:val="ar_AE" w:bidi="ar_AE"/>
         </w:rPr>
         <w:t xml:space="preserve">بشأن مقرِّ إقامة يَعْقُوب </w:t>
       </w:r>
       <w:r>
         <w:rPr>
+          <w:rtl/>
+          <w:cs/>
           <w:lang w:val="ar_AE" w:bidi="ar_AE"/>
         </w:rPr>
         <w:t>في سِفْرِ أَعْمَال الرُّسُل والرِّسَالَةِ إلى غَلاطِيَّة</w:t>
       </w:r>
       <w:r>
         <w:rPr>
+          <w:rtl/>
+          <w:cs/>
           <w:lang w:val="ar_AE" w:bidi="ar_AE"/>
         </w:rPr>
         <w:t xml:space="preserve"> (</w:t>
@@ -1153,6 +1437,8 @@
       <w:hyperlink r:id="rId32">
         <w:r>
           <w:rPr>
+            <w:rtl/>
+            <w:cs/>
             <w:lang w:val="ar_AE" w:bidi="ar_AE"/>
           </w:rPr>
           <w:rPr>
@@ -1164,6 +1450,8 @@
       </w:hyperlink>
       <w:r>
         <w:rPr>
+          <w:rtl/>
+          <w:cs/>
           <w:lang w:val="ar_AE" w:bidi="ar_AE"/>
         </w:rPr>
         <w:t xml:space="preserve">؛ </w:t>
@@ -1171,6 +1459,8 @@
       <w:hyperlink r:id="rId37">
         <w:r>
           <w:rPr>
+            <w:rtl/>
+            <w:cs/>
             <w:lang w:val="ar_AE" w:bidi="ar_AE"/>
           </w:rPr>
           <w:rPr>
@@ -1182,6 +1472,8 @@
       </w:hyperlink>
       <w:r>
         <w:rPr>
+          <w:rtl/>
+          <w:cs/>
           <w:lang w:val="ar_AE" w:bidi="ar_AE"/>
         </w:rPr>
         <w:t xml:space="preserve">؛ </w:t>
@@ -1189,6 +1481,8 @@
       <w:hyperlink r:id="rId38">
         <w:r>
           <w:rPr>
+            <w:rtl/>
+            <w:cs/>
             <w:lang w:val="ar_AE" w:bidi="ar_AE"/>
           </w:rPr>
           <w:rPr>
@@ -1200,6 +1494,8 @@
       </w:hyperlink>
       <w:r>
         <w:rPr>
+          <w:rtl/>
+          <w:cs/>
           <w:lang w:val="ar_AE" w:bidi="ar_AE"/>
         </w:rPr>
         <w:t xml:space="preserve">؛ </w:t>
@@ -1207,6 +1503,8 @@
       <w:hyperlink r:id="rId39">
         <w:r>
           <w:rPr>
+            <w:rtl/>
+            <w:cs/>
             <w:lang w:val="ar_AE" w:bidi="ar_AE"/>
           </w:rPr>
           <w:rPr>
@@ -1218,6 +1516,8 @@
       </w:hyperlink>
       <w:r>
         <w:rPr>
+          <w:rtl/>
+          <w:cs/>
           <w:lang w:val="ar_AE" w:bidi="ar_AE"/>
         </w:rPr>
         <w:t xml:space="preserve">، </w:t>
@@ -1225,6 +1525,8 @@
       <w:hyperlink r:id="rId40">
         <w:r>
           <w:rPr>
+            <w:rtl/>
+            <w:cs/>
             <w:lang w:val="ar_AE" w:bidi="ar_AE"/>
           </w:rPr>
           <w:rPr>
@@ -1236,18 +1538,24 @@
       </w:hyperlink>
       <w:r>
         <w:rPr>
+          <w:rtl/>
+          <w:cs/>
           <w:lang w:val="ar_AE" w:bidi="ar_AE"/>
         </w:rPr>
         <w:t xml:space="preserve">). </w:t>
       </w:r>
       <w:r>
         <w:rPr>
+          <w:rtl/>
+          <w:cs/>
           <w:lang w:val="ar_AE" w:bidi="ar_AE"/>
         </w:rPr>
         <w:t>تنطوي الرِّسَالَةُ على إيماءاتٍ تناسِبُ إقليم اليهودية، بما في ذلك الإِشارات إلى حرارةِ الشَّمْسِ اللافِحَةِ</w:t>
       </w:r>
       <w:r>
         <w:rPr>
+          <w:rtl/>
+          <w:cs/>
           <w:lang w:val="ar_AE" w:bidi="ar_AE"/>
         </w:rPr>
         <w:t xml:space="preserve"> (</w:t>
@@ -1255,6 +1563,8 @@
       <w:hyperlink r:id="rId41">
         <w:r>
           <w:rPr>
+            <w:rtl/>
+            <w:cs/>
             <w:lang w:val="ar_AE" w:bidi="ar_AE"/>
           </w:rPr>
           <w:rPr>
@@ -1266,6 +1576,8 @@
       </w:hyperlink>
       <w:r>
         <w:rPr>
+          <w:rtl/>
+          <w:cs/>
           <w:lang w:val="ar_AE" w:bidi="ar_AE"/>
         </w:rPr>
         <w:t>)؛ ينابيعِ المياهِ المُرَّة (</w:t>
@@ -1273,6 +1585,8 @@
       <w:hyperlink r:id="rId42">
         <w:r>
           <w:rPr>
+            <w:rtl/>
+            <w:cs/>
             <w:lang w:val="ar_AE" w:bidi="ar_AE"/>
           </w:rPr>
           <w:rPr>
@@ -1284,18 +1598,24 @@
       </w:hyperlink>
       <w:r>
         <w:rPr>
+          <w:rtl/>
+          <w:cs/>
           <w:lang w:val="ar_AE" w:bidi="ar_AE"/>
         </w:rPr>
         <w:t xml:space="preserve">)؛ </w:t>
       </w:r>
       <w:r>
         <w:rPr>
+          <w:rtl/>
+          <w:cs/>
           <w:lang w:val="ar_AE" w:bidi="ar_AE"/>
         </w:rPr>
         <w:t xml:space="preserve">زراعةِ أشجار التِّينِ، والزَّيْتُونِ، وكُرُومِ العِنَبِ </w:t>
       </w:r>
       <w:r>
         <w:rPr>
+          <w:rtl/>
+          <w:cs/>
           <w:lang w:val="ar_AE" w:bidi="ar_AE"/>
         </w:rPr>
         <w:t>(</w:t>
@@ -1303,6 +1623,8 @@
       <w:hyperlink r:id="rId43">
         <w:r>
           <w:rPr>
+            <w:rtl/>
+            <w:cs/>
             <w:lang w:val="ar_AE" w:bidi="ar_AE"/>
           </w:rPr>
           <w:rPr>
@@ -1314,6 +1636,8 @@
       </w:hyperlink>
       <w:r>
         <w:rPr>
+          <w:rtl/>
+          <w:cs/>
           <w:lang w:val="ar_AE" w:bidi="ar_AE"/>
         </w:rPr>
         <w:t>)؛ البَحْرِ (</w:t>
@@ -1321,6 +1645,8 @@
       <w:hyperlink r:id="rId44">
         <w:r>
           <w:rPr>
+            <w:rtl/>
+            <w:cs/>
             <w:lang w:val="ar_AE" w:bidi="ar_AE"/>
           </w:rPr>
           <w:rPr>
@@ -1332,6 +1658,8 @@
       </w:hyperlink>
       <w:r>
         <w:rPr>
+          <w:rtl/>
+          <w:cs/>
           <w:lang w:val="ar_AE" w:bidi="ar_AE"/>
         </w:rPr>
         <w:t xml:space="preserve">؛ </w:t>
@@ -1339,6 +1667,8 @@
       <w:hyperlink r:id="rId45">
         <w:r>
           <w:rPr>
+            <w:rtl/>
+            <w:cs/>
             <w:lang w:val="ar_AE" w:bidi="ar_AE"/>
           </w:rPr>
           <w:rPr>
@@ -1350,6 +1680,8 @@
       </w:hyperlink>
       <w:r>
         <w:rPr>
+          <w:rtl/>
+          <w:cs/>
           <w:lang w:val="ar_AE" w:bidi="ar_AE"/>
         </w:rPr>
         <w:t>)؛ والأَمْطَارِ المُبَكِّرَةِ والمُتَأَخِّرَةِ (</w:t>
@@ -1357,6 +1689,8 @@
       <w:hyperlink r:id="rId46">
         <w:r>
           <w:rPr>
+            <w:rtl/>
+            <w:cs/>
             <w:lang w:val="ar_AE" w:bidi="ar_AE"/>
           </w:rPr>
           <w:rPr>
@@ -1368,6 +1702,8 @@
       </w:hyperlink>
       <w:r>
         <w:rPr>
+          <w:rtl/>
+          <w:cs/>
           <w:lang w:val="ar_AE" w:bidi="ar_AE"/>
         </w:rPr>
         <w:t>).</w:t>
@@ -1380,6 +1716,8 @@
       </w:pPr>
       <w:r>
         <w:rPr>
+          <w:rtl/>
+          <w:cs/>
           <w:lang w:val="ar_AE" w:bidi="ar_AE"/>
         </w:rPr>
         <w:t>الطَّبِيعَةُ الأَدَبِيَّةُ للرِّسَالَةِ</w:t>
@@ -1391,41 +1729,55 @@
       </w:pPr>
       <w:r>
         <w:rPr>
-          <w:lang w:val="ar_AE" w:bidi="ar_AE"/>
-        </w:rPr>
-      </w:r>
-      <w:r>
-        <w:rPr>
+          <w:rtl/>
+          <w:cs/>
+          <w:lang w:val="ar_AE" w:bidi="ar_AE"/>
+        </w:rPr>
+      </w:r>
+      <w:r>
+        <w:rPr>
+          <w:rtl/>
+          <w:cs/>
           <w:lang w:val="ar_AE" w:bidi="ar_AE"/>
         </w:rPr>
         <w:t>رِسَالَةُ يَعْقُوب مَكْتُوبَةٌ بلغَةٍ يونانيةٍ جَيِّدَةٍ</w:t>
       </w:r>
       <w:r>
         <w:rPr>
+          <w:rtl/>
+          <w:cs/>
           <w:lang w:val="ar_AE" w:bidi="ar_AE"/>
         </w:rPr>
         <w:t xml:space="preserve"> معروفة باسم </w:t>
       </w:r>
       <w:r>
         <w:rPr>
+          <w:rtl/>
+          <w:cs/>
           <w:lang w:val="ar_AE" w:bidi="ar_AE"/>
         </w:rPr>
         <w:t xml:space="preserve">الـ "كينيه </w:t>
       </w:r>
       <w:r>
         <w:rPr>
+          <w:rtl/>
+          <w:cs/>
           <w:lang w:val="ar_AE" w:bidi="ar_AE"/>
         </w:rPr>
         <w:t>Koiné</w:t>
       </w:r>
       <w:r>
         <w:rPr>
+          <w:rtl/>
+          <w:cs/>
           <w:lang w:val="ar_AE" w:bidi="ar_AE"/>
         </w:rPr>
         <w:t xml:space="preserve">"، وهي اليونانية الشائعة في العَالَمِ الإغْرُومَاني. تَعْكِسُ الرِّسَالَةُ التأثيراتِ الهلِّينية (اليونانية) على الجليلِ واليهوديةِ، وكذلك ثقافة القرَّاء اليهودِ في الشَّتَات. كَتَبَ يَعْقُوب رسالتَهُ على نحوٍ دقيقٍ من الناحية اللُّغَوِيَّة، كما أن لديه ثراءٌ من جهة المفردات، مع إحساسٍ رائعٍ بإيقاع الكلمات وأصواتها. هناك تلميحاتٌ واضِحَةٌ إلى الترجَمَةِ اليونانية لأسفارِ العَهْدِ الجَدِيدِ </w:t>
       </w:r>
       <w:r>
         <w:rPr>
+          <w:rtl/>
+          <w:cs/>
           <w:lang w:val="ar_AE" w:bidi="ar_AE"/>
         </w:rPr>
         <w:t>(</w:t>
@@ -1433,6 +1785,8 @@
       <w:hyperlink r:id="rId47">
         <w:r>
           <w:rPr>
+            <w:rtl/>
+            <w:cs/>
             <w:lang w:val="ar_AE" w:bidi="ar_AE"/>
           </w:rPr>
           <w:rPr>
@@ -1444,18 +1798,24 @@
       </w:hyperlink>
       <w:r>
         <w:rPr>
+          <w:rtl/>
+          <w:cs/>
           <w:lang w:val="ar_AE" w:bidi="ar_AE"/>
         </w:rPr>
         <w:t>)، و</w:t>
       </w:r>
       <w:r>
         <w:rPr>
+          <w:rtl/>
+          <w:cs/>
           <w:lang w:val="ar_AE" w:bidi="ar_AE"/>
         </w:rPr>
         <w:t>إلى بعضِ الصُّوَرِ الاستعاريةِ من العالم اليوناني</w:t>
       </w:r>
       <w:r>
         <w:rPr>
+          <w:rtl/>
+          <w:cs/>
           <w:lang w:val="ar_AE" w:bidi="ar_AE"/>
         </w:rPr>
         <w:t>.</w:t>
@@ -1467,17 +1827,23 @@
       </w:pPr>
       <w:r>
         <w:rPr>
-          <w:lang w:val="ar_AE" w:bidi="ar_AE"/>
-        </w:rPr>
-      </w:r>
-      <w:r>
-        <w:rPr>
+          <w:rtl/>
+          <w:cs/>
+          <w:lang w:val="ar_AE" w:bidi="ar_AE"/>
+        </w:rPr>
+      </w:r>
+      <w:r>
+        <w:rPr>
+          <w:rtl/>
+          <w:cs/>
           <w:lang w:val="ar_AE" w:bidi="ar_AE"/>
         </w:rPr>
         <w:t>يَسْتَخْدِمُ مُعَلِّمُنا يَعْقُوب العديد من الأساليبِ الخَطَابِيَّة: كالنداءاتِ الأَخَوِيَّة</w:t>
       </w:r>
       <w:r>
         <w:rPr>
+          <w:rtl/>
+          <w:cs/>
           <w:lang w:val="ar_AE" w:bidi="ar_AE"/>
         </w:rPr>
         <w:t xml:space="preserve"> (</w:t>
@@ -1485,6 +1851,8 @@
       <w:hyperlink r:id="rId48">
         <w:r>
           <w:rPr>
+            <w:rtl/>
+            <w:cs/>
             <w:lang w:val="ar_AE" w:bidi="ar_AE"/>
           </w:rPr>
           <w:rPr>
@@ -1496,6 +1864,8 @@
       </w:hyperlink>
       <w:r>
         <w:rPr>
+          <w:rtl/>
+          <w:cs/>
           <w:lang w:val="ar_AE" w:bidi="ar_AE"/>
         </w:rPr>
         <w:t xml:space="preserve">؛ </w:t>
@@ -1503,6 +1873,8 @@
       <w:hyperlink r:id="rId49">
         <w:r>
           <w:rPr>
+            <w:rtl/>
+            <w:cs/>
             <w:lang w:val="ar_AE" w:bidi="ar_AE"/>
           </w:rPr>
           <w:rPr>
@@ -1514,6 +1886,8 @@
       </w:hyperlink>
       <w:r>
         <w:rPr>
+          <w:rtl/>
+          <w:cs/>
           <w:lang w:val="ar_AE" w:bidi="ar_AE"/>
         </w:rPr>
         <w:t xml:space="preserve">؛ </w:t>
@@ -1521,6 +1895,8 @@
       <w:hyperlink r:id="rId50">
         <w:r>
           <w:rPr>
+            <w:rtl/>
+            <w:cs/>
             <w:lang w:val="ar_AE" w:bidi="ar_AE"/>
           </w:rPr>
           <w:rPr>
@@ -1532,6 +1908,8 @@
       </w:hyperlink>
       <w:r>
         <w:rPr>
+          <w:rtl/>
+          <w:cs/>
           <w:lang w:val="ar_AE" w:bidi="ar_AE"/>
         </w:rPr>
         <w:t xml:space="preserve">؛ </w:t>
@@ -1539,6 +1917,8 @@
       <w:hyperlink r:id="rId51">
         <w:r>
           <w:rPr>
+            <w:rtl/>
+            <w:cs/>
             <w:lang w:val="ar_AE" w:bidi="ar_AE"/>
           </w:rPr>
           <w:rPr>
@@ -1550,6 +1930,8 @@
       </w:hyperlink>
       <w:r>
         <w:rPr>
+          <w:rtl/>
+          <w:cs/>
           <w:lang w:val="ar_AE" w:bidi="ar_AE"/>
         </w:rPr>
         <w:t>)، الأسئلة البَلاغِيَّة (</w:t>
@@ -1557,6 +1939,8 @@
       <w:hyperlink r:id="rId52">
         <w:r>
           <w:rPr>
+            <w:rtl/>
+            <w:cs/>
             <w:lang w:val="ar_AE" w:bidi="ar_AE"/>
           </w:rPr>
           <w:rPr>
@@ -1568,6 +1952,8 @@
       </w:hyperlink>
       <w:r>
         <w:rPr>
+          <w:rtl/>
+          <w:cs/>
           <w:lang w:val="ar_AE" w:bidi="ar_AE"/>
         </w:rPr>
         <w:t xml:space="preserve">؛ </w:t>
@@ -1575,6 +1961,8 @@
       <w:hyperlink r:id="rId42">
         <w:r>
           <w:rPr>
+            <w:rtl/>
+            <w:cs/>
             <w:lang w:val="ar_AE" w:bidi="ar_AE"/>
           </w:rPr>
           <w:rPr>
@@ -1586,6 +1974,8 @@
       </w:hyperlink>
       <w:r>
         <w:rPr>
+          <w:rtl/>
+          <w:cs/>
           <w:lang w:val="ar_AE" w:bidi="ar_AE"/>
         </w:rPr>
         <w:t xml:space="preserve">؛ </w:t>
@@ -1593,6 +1983,8 @@
       <w:hyperlink r:id="rId53">
         <w:r>
           <w:rPr>
+            <w:rtl/>
+            <w:cs/>
             <w:lang w:val="ar_AE" w:bidi="ar_AE"/>
           </w:rPr>
           <w:rPr>
@@ -1604,6 +1996,8 @@
       </w:hyperlink>
       <w:r>
         <w:rPr>
+          <w:rtl/>
+          <w:cs/>
           <w:lang w:val="ar_AE" w:bidi="ar_AE"/>
         </w:rPr>
         <w:t>)، أفعال أَمْرِ الحَثِّ (</w:t>
@@ -1611,6 +2005,8 @@
       <w:hyperlink r:id="rId54">
         <w:r>
           <w:rPr>
+            <w:rtl/>
+            <w:cs/>
             <w:lang w:val="ar_AE" w:bidi="ar_AE"/>
           </w:rPr>
           <w:rPr>
@@ -1622,6 +2018,8 @@
       </w:hyperlink>
       <w:r>
         <w:rPr>
+          <w:rtl/>
+          <w:cs/>
           <w:lang w:val="ar_AE" w:bidi="ar_AE"/>
         </w:rPr>
         <w:t xml:space="preserve">؛ </w:t>
@@ -1629,6 +2027,8 @@
       <w:hyperlink r:id="rId50">
         <w:r>
           <w:rPr>
+            <w:rtl/>
+            <w:cs/>
             <w:lang w:val="ar_AE" w:bidi="ar_AE"/>
           </w:rPr>
           <w:rPr>
@@ -1640,6 +2040,8 @@
       </w:hyperlink>
       <w:r>
         <w:rPr>
+          <w:rtl/>
+          <w:cs/>
           <w:lang w:val="ar_AE" w:bidi="ar_AE"/>
         </w:rPr>
         <w:t xml:space="preserve">؛ </w:t>
@@ -1647,6 +2049,8 @@
       <w:hyperlink r:id="rId55">
         <w:r>
           <w:rPr>
+            <w:rtl/>
+            <w:cs/>
             <w:lang w:val="ar_AE" w:bidi="ar_AE"/>
           </w:rPr>
           <w:rPr>
@@ -1658,6 +2062,8 @@
       </w:hyperlink>
       <w:r>
         <w:rPr>
+          <w:rtl/>
+          <w:cs/>
           <w:lang w:val="ar_AE" w:bidi="ar_AE"/>
         </w:rPr>
         <w:t>)، الصُّورِ الاستعاريةِ والنَّماذجِ التوضيحيةِ (</w:t>
@@ -1665,6 +2071,8 @@
       <w:hyperlink r:id="rId56">
         <w:r>
           <w:rPr>
+            <w:rtl/>
+            <w:cs/>
             <w:lang w:val="ar_AE" w:bidi="ar_AE"/>
           </w:rPr>
           <w:rPr>
@@ -1676,6 +2084,8 @@
       </w:hyperlink>
       <w:r>
         <w:rPr>
+          <w:rtl/>
+          <w:cs/>
           <w:lang w:val="ar_AE" w:bidi="ar_AE"/>
         </w:rPr>
         <w:t xml:space="preserve">؛ </w:t>
@@ -1683,6 +2093,8 @@
       <w:hyperlink r:id="rId57">
         <w:r>
           <w:rPr>
+            <w:rtl/>
+            <w:cs/>
             <w:lang w:val="ar_AE" w:bidi="ar_AE"/>
           </w:rPr>
           <w:rPr>
@@ -1694,6 +2106,8 @@
       </w:hyperlink>
       <w:r>
         <w:rPr>
+          <w:rtl/>
+          <w:cs/>
           <w:lang w:val="ar_AE" w:bidi="ar_AE"/>
         </w:rPr>
         <w:t xml:space="preserve">؛ </w:t>
@@ -1701,6 +2115,8 @@
       <w:hyperlink r:id="rId58">
         <w:r>
           <w:rPr>
+            <w:rtl/>
+            <w:cs/>
             <w:lang w:val="ar_AE" w:bidi="ar_AE"/>
           </w:rPr>
           <w:rPr>
@@ -1712,6 +2128,8 @@
       </w:hyperlink>
       <w:r>
         <w:rPr>
+          <w:rtl/>
+          <w:cs/>
           <w:lang w:val="ar_AE" w:bidi="ar_AE"/>
         </w:rPr>
         <w:t>)، والأقوال المأثورة التي تلخِّص الفقراتِ (</w:t>
@@ -1719,6 +2137,8 @@
       <w:hyperlink r:id="rId59">
         <w:r>
           <w:rPr>
+            <w:rtl/>
+            <w:cs/>
             <w:lang w:val="ar_AE" w:bidi="ar_AE"/>
           </w:rPr>
           <w:rPr>
@@ -1730,6 +2150,8 @@
       </w:hyperlink>
       <w:r>
         <w:rPr>
+          <w:rtl/>
+          <w:cs/>
           <w:lang w:val="ar_AE" w:bidi="ar_AE"/>
         </w:rPr>
         <w:t xml:space="preserve">، </w:t>
@@ -1737,6 +2159,8 @@
       <w:hyperlink r:id="rId60">
         <w:r>
           <w:rPr>
+            <w:rtl/>
+            <w:cs/>
             <w:lang w:val="ar_AE" w:bidi="ar_AE"/>
           </w:rPr>
           <w:rPr>
@@ -1748,6 +2172,8 @@
       </w:hyperlink>
       <w:r>
         <w:rPr>
+          <w:rtl/>
+          <w:cs/>
           <w:lang w:val="ar_AE" w:bidi="ar_AE"/>
         </w:rPr>
         <w:t xml:space="preserve">؛ </w:t>
@@ -1755,6 +2181,8 @@
       <w:hyperlink r:id="rId61">
         <w:r>
           <w:rPr>
+            <w:rtl/>
+            <w:cs/>
             <w:lang w:val="ar_AE" w:bidi="ar_AE"/>
           </w:rPr>
           <w:rPr>
@@ -1766,6 +2194,8 @@
       </w:hyperlink>
       <w:r>
         <w:rPr>
+          <w:rtl/>
+          <w:cs/>
           <w:lang w:val="ar_AE" w:bidi="ar_AE"/>
         </w:rPr>
         <w:t xml:space="preserve">؛ </w:t>
@@ -1773,6 +2203,8 @@
       <w:hyperlink r:id="rId62">
         <w:r>
           <w:rPr>
+            <w:rtl/>
+            <w:cs/>
             <w:lang w:val="ar_AE" w:bidi="ar_AE"/>
           </w:rPr>
           <w:rPr>
@@ -1784,6 +2216,8 @@
       </w:hyperlink>
       <w:r>
         <w:rPr>
+          <w:rtl/>
+          <w:cs/>
           <w:lang w:val="ar_AE" w:bidi="ar_AE"/>
         </w:rPr>
         <w:t>).</w:t>
@@ -1796,6 +2230,8 @@
       </w:pPr>
       <w:r>
         <w:rPr>
+          <w:rtl/>
+          <w:cs/>
           <w:lang w:val="ar_AE" w:bidi="ar_AE"/>
         </w:rPr>
         <w:t>مَضْمُون ومَغْزَى الرِّسَالَةِ</w:t>
@@ -1807,17 +2243,23 @@
       </w:pPr>
       <w:r>
         <w:rPr>
-          <w:lang w:val="ar_AE" w:bidi="ar_AE"/>
-        </w:rPr>
-      </w:r>
-      <w:r>
-        <w:rPr>
+          <w:rtl/>
+          <w:cs/>
+          <w:lang w:val="ar_AE" w:bidi="ar_AE"/>
+        </w:rPr>
+      </w:r>
+      <w:r>
+        <w:rPr>
+          <w:rtl/>
+          <w:cs/>
           <w:lang w:val="ar_AE" w:bidi="ar_AE"/>
         </w:rPr>
         <w:t>الاهتمامُ الرئيسُ لِمُعَلِّمِنا يَعْقُوب هو أن يَتَمَسَّكَ قراؤُهُ بولاءٍ وإيمانٍ غير مُنْقَسِمٍ تجاهِ اللهِ</w:t>
       </w:r>
       <w:r>
         <w:rPr>
+          <w:rtl/>
+          <w:cs/>
           <w:lang w:val="ar_AE" w:bidi="ar_AE"/>
         </w:rPr>
         <w:t xml:space="preserve"> (</w:t>
@@ -1825,6 +2267,8 @@
       <w:hyperlink r:id="rId44">
         <w:r>
           <w:rPr>
+            <w:rtl/>
+            <w:cs/>
             <w:lang w:val="ar_AE" w:bidi="ar_AE"/>
           </w:rPr>
           <w:rPr>
@@ -1836,18 +2280,24 @@
       </w:hyperlink>
       <w:r>
         <w:rPr>
+          <w:rtl/>
+          <w:cs/>
           <w:lang w:val="ar_AE" w:bidi="ar_AE"/>
         </w:rPr>
         <w:t xml:space="preserve">). </w:t>
       </w:r>
       <w:r>
         <w:rPr>
+          <w:rtl/>
+          <w:cs/>
           <w:lang w:val="ar_AE" w:bidi="ar_AE"/>
         </w:rPr>
         <w:t>يناشِدُهم يَعْقُوبُ الاحتمالَ بِصَبْرٍ</w:t>
       </w:r>
       <w:r>
         <w:rPr>
+          <w:rtl/>
+          <w:cs/>
           <w:lang w:val="ar_AE" w:bidi="ar_AE"/>
         </w:rPr>
         <w:t xml:space="preserve"> (</w:t>
@@ -1855,6 +2305,8 @@
       <w:hyperlink r:id="rId63">
         <w:r>
           <w:rPr>
+            <w:rtl/>
+            <w:cs/>
             <w:lang w:val="ar_AE" w:bidi="ar_AE"/>
           </w:rPr>
           <w:rPr>
@@ -1866,18 +2318,24 @@
       </w:hyperlink>
       <w:r>
         <w:rPr>
+          <w:rtl/>
+          <w:cs/>
           <w:lang w:val="ar_AE" w:bidi="ar_AE"/>
         </w:rPr>
         <w:t>)، و</w:t>
       </w:r>
       <w:r>
         <w:rPr>
+          <w:rtl/>
+          <w:cs/>
           <w:lang w:val="ar_AE" w:bidi="ar_AE"/>
         </w:rPr>
         <w:t>الخضوعَ للهِ</w:t>
       </w:r>
       <w:r>
         <w:rPr>
+          <w:rtl/>
+          <w:cs/>
           <w:lang w:val="ar_AE" w:bidi="ar_AE"/>
         </w:rPr>
         <w:t xml:space="preserve"> (</w:t>
@@ -1885,6 +2343,8 @@
       <w:hyperlink r:id="rId64">
         <w:r>
           <w:rPr>
+            <w:rtl/>
+            <w:cs/>
             <w:lang w:val="ar_AE" w:bidi="ar_AE"/>
           </w:rPr>
           <w:rPr>
@@ -1896,6 +2356,8 @@
       </w:hyperlink>
       <w:r>
         <w:rPr>
+          <w:rtl/>
+          <w:cs/>
           <w:lang w:val="ar_AE" w:bidi="ar_AE"/>
         </w:rPr>
         <w:t>)، والمُشَارَكَةَ في خدماتِ الكنيسةِ (</w:t>
@@ -1903,6 +2365,8 @@
       <w:hyperlink r:id="rId65">
         <w:r>
           <w:rPr>
+            <w:rtl/>
+            <w:cs/>
             <w:lang w:val="ar_AE" w:bidi="ar_AE"/>
           </w:rPr>
           <w:rPr>
@@ -1914,6 +2378,8 @@
       </w:hyperlink>
       <w:r>
         <w:rPr>
+          <w:rtl/>
+          <w:cs/>
           <w:lang w:val="ar_AE" w:bidi="ar_AE"/>
         </w:rPr>
         <w:t>). تؤدِّي هذه الأمُور إلى الكَمَالِ (</w:t>
@@ -1921,6 +2387,8 @@
       <w:hyperlink r:id="rId66">
         <w:r>
           <w:rPr>
+            <w:rtl/>
+            <w:cs/>
             <w:lang w:val="ar_AE" w:bidi="ar_AE"/>
           </w:rPr>
           <w:rPr>
@@ -1932,6 +2400,8 @@
       </w:hyperlink>
       <w:r>
         <w:rPr>
+          <w:rtl/>
+          <w:cs/>
           <w:lang w:val="ar_AE" w:bidi="ar_AE"/>
         </w:rPr>
         <w:t>)، الرِّفْعَةِ (</w:t>
@@ -1939,6 +2409,8 @@
       <w:hyperlink r:id="rId67">
         <w:r>
           <w:rPr>
+            <w:rtl/>
+            <w:cs/>
             <w:lang w:val="ar_AE" w:bidi="ar_AE"/>
           </w:rPr>
           <w:rPr>
@@ -1950,6 +2422,8 @@
       </w:hyperlink>
       <w:r>
         <w:rPr>
+          <w:rtl/>
+          <w:cs/>
           <w:lang w:val="ar_AE" w:bidi="ar_AE"/>
         </w:rPr>
         <w:t>)، الحياةِ المجيدَةِ (</w:t>
@@ -1957,6 +2431,8 @@
       <w:hyperlink r:id="rId68">
         <w:r>
           <w:rPr>
+            <w:rtl/>
+            <w:cs/>
             <w:lang w:val="ar_AE" w:bidi="ar_AE"/>
           </w:rPr>
           <w:rPr>
@@ -1968,6 +2444,8 @@
       </w:hyperlink>
       <w:r>
         <w:rPr>
+          <w:rtl/>
+          <w:cs/>
           <w:lang w:val="ar_AE" w:bidi="ar_AE"/>
         </w:rPr>
         <w:t>) عند مجيءِ يَسُوع المَسِيح (</w:t>
@@ -1975,6 +2453,8 @@
       <w:hyperlink r:id="rId69">
         <w:r>
           <w:rPr>
+            <w:rtl/>
+            <w:cs/>
             <w:lang w:val="ar_AE" w:bidi="ar_AE"/>
           </w:rPr>
           <w:rPr>
@@ -1986,6 +2466,8 @@
       </w:hyperlink>
       <w:r>
         <w:rPr>
+          <w:rtl/>
+          <w:cs/>
           <w:lang w:val="ar_AE" w:bidi="ar_AE"/>
         </w:rPr>
         <w:t>).</w:t>
@@ -1997,24 +2479,32 @@
       </w:pPr>
       <w:r>
         <w:rPr>
+          <w:rtl/>
+          <w:cs/>
           <w:lang w:val="ar_AE" w:bidi="ar_AE"/>
         </w:rPr>
       </w:r>
       <w:r>
         <w:rPr>
           <w:b/>
+          <w:rtl/>
+          <w:cs/>
           <w:lang w:val="ar_AE" w:bidi="ar_AE"/>
         </w:rPr>
         <w:t>النَّامُوس:</w:t>
       </w:r>
       <w:r>
         <w:rPr>
+          <w:rtl/>
+          <w:cs/>
           <w:lang w:val="ar_AE" w:bidi="ar_AE"/>
         </w:rPr>
         <w:t xml:space="preserve"> يَتَمَسَّكُ مُعَلِّمُنا يَعْقُوب بضرورة الاحترام اللائِقِ لِنَامُوس مُوسَى والتقاليد اليهودية، مثل طُقوسِ التطهير التي تُمَارَسُ بعد الوفاءِ بنَذْرٍ ما</w:t>
       </w:r>
       <w:r>
         <w:rPr>
+          <w:rtl/>
+          <w:cs/>
           <w:lang w:val="ar_AE" w:bidi="ar_AE"/>
         </w:rPr>
         <w:t xml:space="preserve"> (</w:t>
@@ -2022,6 +2512,8 @@
       <w:hyperlink r:id="rId70">
         <w:r>
           <w:rPr>
+            <w:rtl/>
+            <w:cs/>
             <w:lang w:val="ar_AE" w:bidi="ar_AE"/>
           </w:rPr>
           <w:rPr>
@@ -2033,18 +2525,24 @@
       </w:hyperlink>
       <w:r>
         <w:rPr>
+          <w:rtl/>
+          <w:cs/>
           <w:lang w:val="ar_AE" w:bidi="ar_AE"/>
         </w:rPr>
         <w:t xml:space="preserve">). </w:t>
       </w:r>
       <w:r>
         <w:rPr>
+          <w:rtl/>
+          <w:cs/>
           <w:lang w:val="ar_AE" w:bidi="ar_AE"/>
         </w:rPr>
         <w:t>أَعْرَبَ يَعْقُوبُ عن فَهْمِهِ المتضامِن مع خدمَةِ الأمم عندما انتهى إلى أنه يمكن الاعتراف بهم كمسيحيين متى آمنوا بالمسيح دون أن يَتَهَوَّدوا بالديانة اليهودية أولاً. في قيامِهِ بذلك، أشار إلى عَهْدِ الله مع نُوحٍ</w:t>
       </w:r>
       <w:r>
         <w:rPr>
+          <w:rtl/>
+          <w:cs/>
           <w:lang w:val="ar_AE" w:bidi="ar_AE"/>
         </w:rPr>
         <w:t xml:space="preserve"> (</w:t>
@@ -2052,6 +2550,8 @@
       <w:hyperlink r:id="rId71">
         <w:r>
           <w:rPr>
+            <w:rtl/>
+            <w:cs/>
             <w:lang w:val="ar_AE" w:bidi="ar_AE"/>
           </w:rPr>
           <w:rPr>
@@ -2063,6 +2563,8 @@
       </w:hyperlink>
       <w:r>
         <w:rPr>
+          <w:rtl/>
+          <w:cs/>
           <w:lang w:val="ar_AE" w:bidi="ar_AE"/>
         </w:rPr>
         <w:t xml:space="preserve">; انْظُرْ </w:t>
@@ -2070,6 +2572,8 @@
       <w:hyperlink r:id="rId72">
         <w:r>
           <w:rPr>
+            <w:rtl/>
+            <w:cs/>
             <w:lang w:val="ar_AE" w:bidi="ar_AE"/>
           </w:rPr>
           <w:rPr>
@@ -2081,6 +2585,8 @@
       </w:hyperlink>
       <w:r>
         <w:rPr>
+          <w:rtl/>
+          <w:cs/>
           <w:lang w:val="ar_AE" w:bidi="ar_AE"/>
         </w:rPr>
         <w:t>). لكن في رِسَالَتِهِ، نَجِدُ أنه يتمسَّكُ بالنَّامُوسِ (</w:t>
@@ -2088,6 +2594,8 @@
       <w:hyperlink r:id="rId22">
         <w:r>
           <w:rPr>
+            <w:rtl/>
+            <w:cs/>
             <w:lang w:val="ar_AE" w:bidi="ar_AE"/>
           </w:rPr>
           <w:rPr>
@@ -2099,6 +2607,8 @@
       </w:hyperlink>
       <w:r>
         <w:rPr>
+          <w:rtl/>
+          <w:cs/>
           <w:lang w:val="ar_AE" w:bidi="ar_AE"/>
         </w:rPr>
         <w:t>)، وفي نفسِ الوقتِ يلمِّح إلى إعادة تفسيرِهِ من خلالِ يَسُوع المَسِيح (</w:t>
@@ -2106,6 +2616,8 @@
       <w:hyperlink r:id="rId73">
         <w:r>
           <w:rPr>
+            <w:rtl/>
+            <w:cs/>
             <w:lang w:val="ar_AE" w:bidi="ar_AE"/>
           </w:rPr>
           <w:rPr>
@@ -2117,6 +2629,8 @@
       </w:hyperlink>
       <w:r>
         <w:rPr>
+          <w:rtl/>
+          <w:cs/>
           <w:lang w:val="ar_AE" w:bidi="ar_AE"/>
         </w:rPr>
         <w:t>).</w:t>
@@ -2128,30 +2642,40 @@
       </w:pPr>
       <w:r>
         <w:rPr>
+          <w:rtl/>
+          <w:cs/>
           <w:lang w:val="ar_AE" w:bidi="ar_AE"/>
         </w:rPr>
       </w:r>
       <w:r>
         <w:rPr>
           <w:b/>
+          <w:rtl/>
+          <w:cs/>
           <w:lang w:val="ar_AE" w:bidi="ar_AE"/>
         </w:rPr>
         <w:t>اليهودية:</w:t>
       </w:r>
       <w:r>
         <w:rPr>
+          <w:rtl/>
+          <w:cs/>
           <w:lang w:val="ar_AE" w:bidi="ar_AE"/>
         </w:rPr>
         <w:t xml:space="preserve"> يَ</w:t>
       </w:r>
       <w:r>
         <w:rPr>
+          <w:rtl/>
+          <w:cs/>
           <w:lang w:val="ar_AE" w:bidi="ar_AE"/>
         </w:rPr>
         <w:t>سْتَخْدِمُ مُعَلِّمُنا يَعْقُوبُ رموزَ اليهوديةِ بقليل من النَّقْدِ كما يستعمل السِّمات الأوليَّة للهُوِيَّة اليهوديةِ دون إعادةِ تعريفها مقارنةً بما نقرأه في</w:t>
       </w:r>
       <w:r>
         <w:rPr>
+          <w:rtl/>
+          <w:cs/>
           <w:lang w:val="ar_AE" w:bidi="ar_AE"/>
         </w:rPr>
         <w:t xml:space="preserve"> (</w:t>
@@ -2159,6 +2683,8 @@
       <w:hyperlink r:id="rId74">
         <w:r>
           <w:rPr>
+            <w:rtl/>
+            <w:cs/>
             <w:lang w:val="ar_AE" w:bidi="ar_AE"/>
           </w:rPr>
           <w:rPr>
@@ -2170,18 +2696,24 @@
       </w:hyperlink>
       <w:r>
         <w:rPr>
+          <w:rtl/>
+          <w:cs/>
           <w:lang w:val="ar_AE" w:bidi="ar_AE"/>
         </w:rPr>
         <w:t>). يخاطِبُ يَعْقُوبُ القُرَّاءَ بوصفهم "الأَسْبَاطَ ا</w:t>
       </w:r>
       <w:r>
         <w:rPr>
+          <w:rtl/>
+          <w:cs/>
           <w:lang w:val="ar_AE" w:bidi="ar_AE"/>
         </w:rPr>
         <w:t>لِاثْنَيْ عَشَرَ</w:t>
       </w:r>
       <w:r>
         <w:rPr>
+          <w:rtl/>
+          <w:cs/>
           <w:lang w:val="ar_AE" w:bidi="ar_AE"/>
         </w:rPr>
         <w:t>" (</w:t>
@@ -2189,6 +2721,8 @@
       <w:hyperlink r:id="rId13">
         <w:r>
           <w:rPr>
+            <w:rtl/>
+            <w:cs/>
             <w:lang w:val="ar_AE" w:bidi="ar_AE"/>
           </w:rPr>
           <w:rPr>
@@ -2200,6 +2734,8 @@
       </w:hyperlink>
       <w:r>
         <w:rPr>
+          <w:rtl/>
+          <w:cs/>
           <w:lang w:val="ar_AE" w:bidi="ar_AE"/>
         </w:rPr>
         <w:t>) ويَصِفُ اجتماعَهم الكَنَسِيَّ بالمَجْمَعِ (</w:t>
@@ -2207,6 +2743,8 @@
       <w:hyperlink r:id="rId34">
         <w:r>
           <w:rPr>
+            <w:rtl/>
+            <w:cs/>
             <w:lang w:val="ar_AE" w:bidi="ar_AE"/>
           </w:rPr>
           <w:rPr>
@@ -2218,6 +2756,8 @@
       </w:hyperlink>
       <w:r>
         <w:rPr>
+          <w:rtl/>
+          <w:cs/>
           <w:lang w:val="ar_AE" w:bidi="ar_AE"/>
         </w:rPr>
         <w:t>) المؤلَّفُ من الشُّيُوخِ (</w:t>
@@ -2225,6 +2765,8 @@
       <w:hyperlink r:id="rId35">
         <w:r>
           <w:rPr>
+            <w:rtl/>
+            <w:cs/>
             <w:lang w:val="ar_AE" w:bidi="ar_AE"/>
           </w:rPr>
           <w:rPr>
@@ -2236,6 +2778,8 @@
       </w:hyperlink>
       <w:r>
         <w:rPr>
+          <w:rtl/>
+          <w:cs/>
           <w:lang w:val="ar_AE" w:bidi="ar_AE"/>
         </w:rPr>
         <w:t>)، والمُعَلِّمِين (</w:t>
@@ -2243,6 +2787,8 @@
       <w:hyperlink r:id="rId50">
         <w:r>
           <w:rPr>
+            <w:rtl/>
+            <w:cs/>
             <w:lang w:val="ar_AE" w:bidi="ar_AE"/>
           </w:rPr>
           <w:rPr>
@@ -2254,18 +2800,24 @@
       </w:hyperlink>
       <w:r>
         <w:rPr>
+          <w:rtl/>
+          <w:cs/>
           <w:lang w:val="ar_AE" w:bidi="ar_AE"/>
         </w:rPr>
         <w:t xml:space="preserve">). </w:t>
       </w:r>
       <w:r>
         <w:rPr>
+          <w:rtl/>
+          <w:cs/>
           <w:lang w:val="ar_AE" w:bidi="ar_AE"/>
         </w:rPr>
         <w:t>يُشيرُ إلى نَامُوس مُوسَى مِرَارًا وتِكْرَارًا</w:t>
       </w:r>
       <w:r>
         <w:rPr>
+          <w:rtl/>
+          <w:cs/>
           <w:lang w:val="ar_AE" w:bidi="ar_AE"/>
         </w:rPr>
         <w:t xml:space="preserve"> (</w:t>
@@ -2273,6 +2825,8 @@
       <w:hyperlink r:id="rId22">
         <w:r>
           <w:rPr>
+            <w:rtl/>
+            <w:cs/>
             <w:lang w:val="ar_AE" w:bidi="ar_AE"/>
           </w:rPr>
           <w:rPr>
@@ -2284,6 +2838,8 @@
       </w:hyperlink>
       <w:r>
         <w:rPr>
+          <w:rtl/>
+          <w:cs/>
           <w:lang w:val="ar_AE" w:bidi="ar_AE"/>
         </w:rPr>
         <w:t xml:space="preserve">؛ </w:t>
@@ -2291,6 +2847,8 @@
       <w:hyperlink r:id="rId75">
         <w:r>
           <w:rPr>
+            <w:rtl/>
+            <w:cs/>
             <w:lang w:val="ar_AE" w:bidi="ar_AE"/>
           </w:rPr>
           <w:rPr>
@@ -2302,6 +2860,8 @@
       </w:hyperlink>
       <w:r>
         <w:rPr>
+          <w:rtl/>
+          <w:cs/>
           <w:lang w:val="ar_AE" w:bidi="ar_AE"/>
         </w:rPr>
         <w:t xml:space="preserve">؛ </w:t>
@@ -2309,6 +2869,8 @@
       <w:hyperlink r:id="rId51">
         <w:r>
           <w:rPr>
+            <w:rtl/>
+            <w:cs/>
             <w:lang w:val="ar_AE" w:bidi="ar_AE"/>
           </w:rPr>
           <w:rPr>
@@ -2320,6 +2882,8 @@
       </w:hyperlink>
       <w:r>
         <w:rPr>
+          <w:rtl/>
+          <w:cs/>
           <w:lang w:val="ar_AE" w:bidi="ar_AE"/>
         </w:rPr>
         <w:t>)، ويَسْتَشْهِدُ بعقيدَةِ إسرائيل الأساسية، عقيدة "</w:t>
@@ -2327,12 +2891,16 @@
       <w:r>
         <w:rPr>
           <w:b/>
+          <w:rtl/>
+          <w:cs/>
           <w:lang w:val="ar_AE" w:bidi="ar_AE"/>
         </w:rPr>
         <w:t>شِمَعْ"</w:t>
       </w:r>
       <w:r>
         <w:rPr>
+          <w:rtl/>
+          <w:cs/>
           <w:lang w:val="ar_AE" w:bidi="ar_AE"/>
         </w:rPr>
         <w:t xml:space="preserve"> (</w:t>
@@ -2340,6 +2908,8 @@
       <w:hyperlink r:id="rId76">
         <w:r>
           <w:rPr>
+            <w:rtl/>
+            <w:cs/>
             <w:lang w:val="ar_AE" w:bidi="ar_AE"/>
           </w:rPr>
           <w:rPr>
@@ -2351,6 +2921,8 @@
       </w:hyperlink>
       <w:r>
         <w:rPr>
+          <w:rtl/>
+          <w:cs/>
           <w:lang w:val="ar_AE" w:bidi="ar_AE"/>
         </w:rPr>
         <w:t>)، كما يَصِفُ الله بلَقَبِ "رَبِّ الجُنُودِ" (</w:t>
@@ -2358,6 +2930,8 @@
       <w:hyperlink r:id="rId77">
         <w:r>
           <w:rPr>
+            <w:rtl/>
+            <w:cs/>
             <w:lang w:val="ar_AE" w:bidi="ar_AE"/>
           </w:rPr>
           <w:rPr>
@@ -2369,6 +2943,8 @@
       </w:hyperlink>
       <w:r>
         <w:rPr>
+          <w:rtl/>
+          <w:cs/>
           <w:lang w:val="ar_AE" w:bidi="ar_AE"/>
         </w:rPr>
         <w:t>)، وهو لَقَبٌ شائِعٌ لله في أسفار العَهْدِ القَدِيمِ. يَسْتَخْدِمُ مُعَلِّمُنا يَعْقُوبُ أيضًا المبادئ الأدبية لأَدَبِ الحكمةِ في العَهْدِ القَدِيمِ (</w:t>
@@ -2376,6 +2952,8 @@
       <w:hyperlink r:id="rId78">
         <w:r>
           <w:rPr>
+            <w:rtl/>
+            <w:cs/>
             <w:lang w:val="ar_AE" w:bidi="ar_AE"/>
           </w:rPr>
           <w:rPr>
@@ -2387,6 +2965,8 @@
       </w:hyperlink>
       <w:r>
         <w:rPr>
+          <w:rtl/>
+          <w:cs/>
           <w:lang w:val="ar_AE" w:bidi="ar_AE"/>
         </w:rPr>
         <w:t xml:space="preserve">؛ </w:t>
@@ -2394,6 +2974,8 @@
       <w:hyperlink r:id="rId79">
         <w:r>
           <w:rPr>
+            <w:rtl/>
+            <w:cs/>
             <w:lang w:val="ar_AE" w:bidi="ar_AE"/>
           </w:rPr>
           <w:rPr>
@@ -2405,6 +2987,8 @@
       </w:hyperlink>
       <w:r>
         <w:rPr>
+          <w:rtl/>
+          <w:cs/>
           <w:lang w:val="ar_AE" w:bidi="ar_AE"/>
         </w:rPr>
         <w:t xml:space="preserve">، </w:t>
@@ -2412,6 +2996,8 @@
       <w:hyperlink r:id="rId80">
         <w:r>
           <w:rPr>
+            <w:rtl/>
+            <w:cs/>
             <w:lang w:val="ar_AE" w:bidi="ar_AE"/>
           </w:rPr>
           <w:rPr>
@@ -2423,6 +3009,8 @@
       </w:hyperlink>
       <w:r>
         <w:rPr>
+          <w:rtl/>
+          <w:cs/>
           <w:lang w:val="ar_AE" w:bidi="ar_AE"/>
         </w:rPr>
         <w:t>) والوعظِ النبويِّ (</w:t>
@@ -2430,6 +3018,8 @@
       <w:hyperlink r:id="rId17">
         <w:r>
           <w:rPr>
+            <w:rtl/>
+            <w:cs/>
             <w:lang w:val="ar_AE" w:bidi="ar_AE"/>
           </w:rPr>
           <w:rPr>
@@ -2441,6 +3031,8 @@
       </w:hyperlink>
       <w:r>
         <w:rPr>
+          <w:rtl/>
+          <w:cs/>
           <w:lang w:val="ar_AE" w:bidi="ar_AE"/>
         </w:rPr>
         <w:t xml:space="preserve">؛ </w:t>
@@ -2448,6 +3040,8 @@
       <w:hyperlink r:id="rId81">
         <w:r>
           <w:rPr>
+            <w:rtl/>
+            <w:cs/>
             <w:lang w:val="ar_AE" w:bidi="ar_AE"/>
           </w:rPr>
           <w:rPr>
@@ -2459,6 +3053,8 @@
       </w:hyperlink>
       <w:r>
         <w:rPr>
+          <w:rtl/>
+          <w:cs/>
           <w:lang w:val="ar_AE" w:bidi="ar_AE"/>
         </w:rPr>
         <w:t>). كما أنه مُنْجَذِبٌ نحو أبطالِ بني إسرائيل كإبراهيم (</w:t>
@@ -2466,6 +3062,8 @@
       <w:hyperlink r:id="rId82">
         <w:r>
           <w:rPr>
+            <w:rtl/>
+            <w:cs/>
             <w:lang w:val="ar_AE" w:bidi="ar_AE"/>
           </w:rPr>
           <w:rPr>
@@ -2477,6 +3075,8 @@
       </w:hyperlink>
       <w:r>
         <w:rPr>
+          <w:rtl/>
+          <w:cs/>
           <w:lang w:val="ar_AE" w:bidi="ar_AE"/>
         </w:rPr>
         <w:t xml:space="preserve">، </w:t>
@@ -2484,6 +3084,8 @@
       <w:hyperlink r:id="rId83">
         <w:r>
           <w:rPr>
+            <w:rtl/>
+            <w:cs/>
             <w:lang w:val="ar_AE" w:bidi="ar_AE"/>
           </w:rPr>
           <w:rPr>
@@ -2495,6 +3097,8 @@
       </w:hyperlink>
       <w:r>
         <w:rPr>
+          <w:rtl/>
+          <w:cs/>
           <w:lang w:val="ar_AE" w:bidi="ar_AE"/>
         </w:rPr>
         <w:t>)؛ راحاب (</w:t>
@@ -2502,6 +3106,8 @@
       <w:hyperlink r:id="rId84">
         <w:r>
           <w:rPr>
+            <w:rtl/>
+            <w:cs/>
             <w:lang w:val="ar_AE" w:bidi="ar_AE"/>
           </w:rPr>
           <w:rPr>
@@ -2513,6 +3119,8 @@
       </w:hyperlink>
       <w:r>
         <w:rPr>
+          <w:rtl/>
+          <w:cs/>
           <w:lang w:val="ar_AE" w:bidi="ar_AE"/>
         </w:rPr>
         <w:t>)؛ أيوب (</w:t>
@@ -2520,6 +3128,8 @@
       <w:hyperlink r:id="rId85">
         <w:r>
           <w:rPr>
+            <w:rtl/>
+            <w:cs/>
             <w:lang w:val="ar_AE" w:bidi="ar_AE"/>
           </w:rPr>
           <w:rPr>
@@ -2531,6 +3141,8 @@
       </w:hyperlink>
       <w:r>
         <w:rPr>
+          <w:rtl/>
+          <w:cs/>
           <w:lang w:val="ar_AE" w:bidi="ar_AE"/>
         </w:rPr>
         <w:t>)؛ وإيليا (</w:t>
@@ -2538,6 +3150,8 @@
       <w:hyperlink r:id="rId86">
         <w:r>
           <w:rPr>
+            <w:rtl/>
+            <w:cs/>
             <w:lang w:val="ar_AE" w:bidi="ar_AE"/>
           </w:rPr>
           <w:rPr>
@@ -2549,6 +3163,8 @@
       </w:hyperlink>
       <w:r>
         <w:rPr>
+          <w:rtl/>
+          <w:cs/>
           <w:lang w:val="ar_AE" w:bidi="ar_AE"/>
         </w:rPr>
         <w:t>). ومع ذلك، لا يشيرُ صراحةً إلى العناصر الطقسيَّةِ في اليهودِيَّةِ، مثل السَّبْتِ، أو الخِتانِ، أو الشرائعِ الخاصة بالطعامِ.</w:t>
@@ -2560,30 +3176,40 @@
       </w:pPr>
       <w:r>
         <w:rPr>
+          <w:rtl/>
+          <w:cs/>
           <w:lang w:val="ar_AE" w:bidi="ar_AE"/>
         </w:rPr>
       </w:r>
       <w:r>
         <w:rPr>
           <w:b/>
+          <w:rtl/>
+          <w:cs/>
           <w:lang w:val="ar_AE" w:bidi="ar_AE"/>
         </w:rPr>
         <w:t>الأعمال:</w:t>
       </w:r>
       <w:r>
         <w:rPr>
+          <w:rtl/>
+          <w:cs/>
           <w:lang w:val="ar_AE" w:bidi="ar_AE"/>
         </w:rPr>
         <w:t xml:space="preserve"> </w:t>
       </w:r>
       <w:r>
         <w:rPr>
+          <w:rtl/>
+          <w:cs/>
           <w:lang w:val="ar_AE" w:bidi="ar_AE"/>
         </w:rPr>
         <w:t xml:space="preserve">الاختلافاتُ الظَّاهِرِيَّةُ بين مُعَلِّمُنا يَعْقُوب والرَّسُول بُولُس بشأن "الأَعْمَالِ الصَّالحةِ" ينبغي فَهْمُها في سياقاتها التاريخيةِ واللاهوتيةِ المختلفةِ. لقد آمن كلاهما بأن الله هو الذي يستطيع وحده، بعمل النعمة الذي بَادَرَ به، أن يَتَغَلَّبَ على مشكلةِ الخطيَّةِ البشريةِ. كلاهما آمن بأنه يَتَعَيَّن على المَرْءِ أن يَتَجَاوبَ مع الخلاص الذي يُقدِّمه الله بالإيمانِ. لكنهما اخْتَلَفَا في نقطةِ التركيزِ. الرَّسُول بُولُس - الذي كان يصادِفُه بشكلٍ مُتَكَرِّرٍ مسيحيين من أصولٍ يهودية، كانوا يطالبون بفرض مطالب الناموس على الأمم - شدَّد على أن أَعْمَالَ الناموس لا تَمْنَحُ الخلاصَ </w:t>
       </w:r>
       <w:r>
         <w:rPr>
+          <w:rtl/>
+          <w:cs/>
           <w:lang w:val="ar_AE" w:bidi="ar_AE"/>
         </w:rPr>
         <w:t>(</w:t>
@@ -2591,6 +3217,8 @@
       <w:hyperlink r:id="rId87">
         <w:r>
           <w:rPr>
+            <w:rtl/>
+            <w:cs/>
             <w:lang w:val="ar_AE" w:bidi="ar_AE"/>
           </w:rPr>
           <w:rPr>
@@ -2602,18 +3230,24 @@
       </w:hyperlink>
       <w:r>
         <w:rPr>
+          <w:rtl/>
+          <w:cs/>
           <w:lang w:val="ar_AE" w:bidi="ar_AE"/>
         </w:rPr>
         <w:t xml:space="preserve">)، </w:t>
       </w:r>
       <w:r>
         <w:rPr>
+          <w:rtl/>
+          <w:cs/>
           <w:lang w:val="ar_AE" w:bidi="ar_AE"/>
         </w:rPr>
         <w:t>لا يمكِنُ للناس أن يَتَبَرَّرُوا أمام الله عن طريق</w:t>
       </w:r>
       <w:r>
         <w:rPr>
+          <w:rtl/>
+          <w:cs/>
           <w:lang w:val="ar_AE" w:bidi="ar_AE"/>
         </w:rPr>
         <w:t xml:space="preserve"> القيام بما يأمُرُ به النَّاموس (</w:t>
@@ -2621,6 +3255,8 @@
       <w:hyperlink r:id="rId88">
         <w:r>
           <w:rPr>
+            <w:rtl/>
+            <w:cs/>
             <w:lang w:val="ar_AE" w:bidi="ar_AE"/>
           </w:rPr>
           <w:rPr>
@@ -2632,6 +3268,8 @@
       </w:hyperlink>
       <w:r>
         <w:rPr>
+          <w:rtl/>
+          <w:cs/>
           <w:lang w:val="ar_AE" w:bidi="ar_AE"/>
         </w:rPr>
         <w:t xml:space="preserve">، </w:t>
@@ -2639,6 +3277,8 @@
       <w:hyperlink r:id="rId89">
         <w:r>
           <w:rPr>
+            <w:rtl/>
+            <w:cs/>
             <w:lang w:val="ar_AE" w:bidi="ar_AE"/>
           </w:rPr>
           <w:rPr>
@@ -2650,6 +3290,8 @@
       </w:hyperlink>
       <w:r>
         <w:rPr>
+          <w:rtl/>
+          <w:cs/>
           <w:lang w:val="ar_AE" w:bidi="ar_AE"/>
         </w:rPr>
         <w:t xml:space="preserve">؛ </w:t>
@@ -2657,6 +3299,8 @@
       <w:hyperlink r:id="rId90">
         <w:r>
           <w:rPr>
+            <w:rtl/>
+            <w:cs/>
             <w:lang w:val="ar_AE" w:bidi="ar_AE"/>
           </w:rPr>
           <w:rPr>
@@ -2668,6 +3312,8 @@
       </w:hyperlink>
       <w:r>
         <w:rPr>
+          <w:rtl/>
+          <w:cs/>
           <w:lang w:val="ar_AE" w:bidi="ar_AE"/>
         </w:rPr>
         <w:t>) أو في واقع الأَمْرِ بأيِّ شيءٍ يمكنُهُم فِعْلُه (</w:t>
@@ -2675,6 +3321,8 @@
       <w:hyperlink r:id="rId91">
         <w:r>
           <w:rPr>
+            <w:rtl/>
+            <w:cs/>
             <w:lang w:val="ar_AE" w:bidi="ar_AE"/>
           </w:rPr>
           <w:rPr>
@@ -2686,18 +3334,24 @@
       </w:hyperlink>
       <w:r>
         <w:rPr>
+          <w:rtl/>
+          <w:cs/>
           <w:lang w:val="ar_AE" w:bidi="ar_AE"/>
         </w:rPr>
         <w:t xml:space="preserve">). </w:t>
       </w:r>
       <w:r>
         <w:rPr>
+          <w:rtl/>
+          <w:cs/>
           <w:lang w:val="ar_AE" w:bidi="ar_AE"/>
         </w:rPr>
         <w:t>في المقابَل، يُشَدِّدُ مُعَلِّمُنا يَعْقُوب على أن الأعمالَ الصَّالحة هي الدليل على عَلاقَةٍ حقيقيةٍ مع الله أساسُها الإيمان. فالإيمانُ الكتابِيُّ الحقيقيُّ سوف يُثْمِرُ دائمًا أَعْمَالاً صالحةً تُرضِي الله. يوضِّحُ مُعَلِّمُنا يَعْقُوب أن الإيمان لا يمكن اختزاله إلى مجرَّدَ تصديقٍ على الحقِّ</w:t>
       </w:r>
       <w:r>
         <w:rPr>
+          <w:rtl/>
+          <w:cs/>
           <w:lang w:val="ar_AE" w:bidi="ar_AE"/>
         </w:rPr>
         <w:t xml:space="preserve"> (</w:t>
@@ -2705,6 +3359,8 @@
       <w:hyperlink r:id="rId76">
         <w:r>
           <w:rPr>
+            <w:rtl/>
+            <w:cs/>
             <w:lang w:val="ar_AE" w:bidi="ar_AE"/>
           </w:rPr>
           <w:rPr>
@@ -2716,18 +3372,24 @@
       </w:hyperlink>
       <w:r>
         <w:rPr>
+          <w:rtl/>
+          <w:cs/>
           <w:lang w:val="ar_AE" w:bidi="ar_AE"/>
         </w:rPr>
         <w:t xml:space="preserve">)، </w:t>
       </w:r>
       <w:r>
         <w:rPr>
+          <w:rtl/>
+          <w:cs/>
           <w:lang w:val="ar_AE" w:bidi="ar_AE"/>
         </w:rPr>
         <w:t xml:space="preserve">وأن الأَمَانَةَ لا تَسْمَحُ بولاء مُنْقَسِمٍ بين الله والعالم </w:t>
       </w:r>
       <w:r>
         <w:rPr>
+          <w:rtl/>
+          <w:cs/>
           <w:lang w:val="ar_AE" w:bidi="ar_AE"/>
         </w:rPr>
         <w:t>(</w:t>
@@ -2735,6 +3397,8 @@
       <w:hyperlink r:id="rId92">
         <w:r>
           <w:rPr>
+            <w:rtl/>
+            <w:cs/>
             <w:lang w:val="ar_AE" w:bidi="ar_AE"/>
           </w:rPr>
           <w:rPr>
@@ -2746,6 +3410,8 @@
       </w:hyperlink>
       <w:r>
         <w:rPr>
+          <w:rtl/>
+          <w:cs/>
           <w:lang w:val="ar_AE" w:bidi="ar_AE"/>
         </w:rPr>
         <w:t xml:space="preserve">؛ </w:t>
@@ -2753,6 +3419,8 @@
       <w:hyperlink r:id="rId93">
         <w:r>
           <w:rPr>
+            <w:rtl/>
+            <w:cs/>
             <w:lang w:val="ar_AE" w:bidi="ar_AE"/>
           </w:rPr>
           <w:rPr>
@@ -2764,6 +3432,8 @@
       </w:hyperlink>
       <w:r>
         <w:rPr>
+          <w:rtl/>
+          <w:cs/>
           <w:lang w:val="ar_AE" w:bidi="ar_AE"/>
         </w:rPr>
         <w:t xml:space="preserve">، </w:t>
@@ -2771,6 +3441,8 @@
       <w:hyperlink r:id="rId64">
         <w:r>
           <w:rPr>
+            <w:rtl/>
+            <w:cs/>
             <w:lang w:val="ar_AE" w:bidi="ar_AE"/>
           </w:rPr>
           <w:rPr>
@@ -2782,6 +3454,8 @@
       </w:hyperlink>
       <w:r>
         <w:rPr>
+          <w:rtl/>
+          <w:cs/>
           <w:lang w:val="ar_AE" w:bidi="ar_AE"/>
         </w:rPr>
         <w:t>).</w:t>
@@ -2793,35 +3467,47 @@
       </w:pPr>
       <w:r>
         <w:rPr>
+          <w:rtl/>
+          <w:cs/>
           <w:lang w:val="ar_AE" w:bidi="ar_AE"/>
         </w:rPr>
       </w:r>
       <w:r>
         <w:rPr>
           <w:b/>
+          <w:rtl/>
+          <w:cs/>
           <w:lang w:val="ar_AE" w:bidi="ar_AE"/>
         </w:rPr>
         <w:t xml:space="preserve">القَمْعُ: </w:t>
       </w:r>
       <w:r>
         <w:rPr>
+          <w:rtl/>
+          <w:cs/>
           <w:lang w:val="ar_AE" w:bidi="ar_AE"/>
         </w:rPr>
         <w:t>تُساعِدُنا رِسَالَةُ مُعَلِّمِنا يَعْقُوب على أن نفْهَمَ الطريقة التي ينبغي أن يحيا بها المسيحيون عندما يكونون أقلِّيَّةً في مجتمعاتٍ قمعيةٍ ليستْ مسيحيةً. يُشَجِّعُ يَعْقُوب قرَّاءَهُ على تحَمُّل المِحَنِ بثباتٍ وإظهار الشخصية المسيحية المتَّسِقَة. بالنسبة لنا اليوم، الرِّسَالَةُ زاخِرَةٌ بالمشورة التقوية والحكمة الإلهية، وبشكلٍ خاص عندما نواجه صعوباتٍ في مجتمعٍ له علاقة بإيماننا</w:t>
       </w:r>
       <w:r>
         <w:rPr>
+          <w:rtl/>
+          <w:cs/>
           <w:lang w:val="ar_AE" w:bidi="ar_AE"/>
         </w:rPr>
         <w:t>.</w:t>
       </w:r>
       <w:r>
         <w:rPr>
-          <w:lang w:val="ar_AE" w:bidi="ar_AE"/>
-        </w:rPr>
-      </w:r>
-      <w:r>
-        <w:rPr>
+          <w:rtl/>
+          <w:cs/>
+          <w:lang w:val="ar_AE" w:bidi="ar_AE"/>
+        </w:rPr>
+      </w:r>
+      <w:r>
+        <w:rPr>
+          <w:rtl/>
+          <w:cs/>
           <w:lang w:val="ar_AE" w:bidi="ar_AE"/>
         </w:rPr>
       </w:r>

--- a/arb/docx/59.content.docx
+++ b/arb/docx/59.content.docx
@@ -359,20 +359,14 @@
         </w:rPr>
         <w:t xml:space="preserve"> (</w:t>
       </w:r>
-      <w:hyperlink r:id="rId13">
-        <w:r>
-          <w:rPr>
-            <w:rtl/>
-            <w:cs/>
-            <w:lang w:val="ar_AE" w:bidi="ar_AE"/>
-          </w:rPr>
-          <w:rPr>
-            <w:color w:val="0000EE"/>
-            <w:u w:val="single"/>
-          </w:rPr>
-          <w:t>يَعْقُوب 1:1</w:t>
-        </w:r>
-      </w:hyperlink>
+      <w:r>
+        <w:rPr>
+          <w:rtl/>
+          <w:cs/>
+          <w:lang w:val="ar_AE" w:bidi="ar_AE"/>
+        </w:rPr>
+        <w:t>يَعْقُوب 1:1</w:t>
+      </w:r>
       <w:r>
         <w:rPr>
           <w:rtl/>
@@ -413,20 +407,14 @@
         </w:rPr>
         <w:t>(</w:t>
       </w:r>
-      <w:hyperlink r:id="rId14">
-        <w:r>
-          <w:rPr>
-            <w:rtl/>
-            <w:cs/>
-            <w:lang w:val="ar_AE" w:bidi="ar_AE"/>
-          </w:rPr>
-          <w:rPr>
-            <w:color w:val="0000EE"/>
-            <w:u w:val="single"/>
-          </w:rPr>
-          <w:t>أَعْمَال الرُّسُل 8:1</w:t>
-        </w:r>
-      </w:hyperlink>
+      <w:r>
+        <w:rPr>
+          <w:rtl/>
+          <w:cs/>
+          <w:lang w:val="ar_AE" w:bidi="ar_AE"/>
+        </w:rPr>
+        <w:t>أَعْمَال الرُّسُل 8:1</w:t>
+      </w:r>
       <w:r>
         <w:rPr>
           <w:rtl/>
@@ -435,20 +423,14 @@
         </w:rPr>
         <w:t xml:space="preserve">؛ </w:t>
       </w:r>
-      <w:hyperlink r:id="rId15">
-        <w:r>
-          <w:rPr>
-            <w:rtl/>
-            <w:cs/>
-            <w:lang w:val="ar_AE" w:bidi="ar_AE"/>
-          </w:rPr>
-          <w:rPr>
-            <w:color w:val="0000EE"/>
-            <w:u w:val="single"/>
-          </w:rPr>
-          <w:t>11:19</w:t>
-        </w:r>
-      </w:hyperlink>
+      <w:r>
+        <w:rPr>
+          <w:rtl/>
+          <w:cs/>
+          <w:lang w:val="ar_AE" w:bidi="ar_AE"/>
+        </w:rPr>
+        <w:t>11:19</w:t>
+      </w:r>
       <w:r>
         <w:rPr>
           <w:rtl/>
@@ -457,20 +439,14 @@
         </w:rPr>
         <w:t>). وعاشوا بين يهودِ الشَّتَات ممن تَشَتَّتُوا قبلهم في الخارج (</w:t>
       </w:r>
-      <w:hyperlink r:id="rId13">
-        <w:r>
-          <w:rPr>
-            <w:rtl/>
-            <w:cs/>
-            <w:lang w:val="ar_AE" w:bidi="ar_AE"/>
-          </w:rPr>
-          <w:rPr>
-            <w:color w:val="0000EE"/>
-            <w:u w:val="single"/>
-          </w:rPr>
-          <w:t>يَعْقُوب 1:1</w:t>
-        </w:r>
-      </w:hyperlink>
+      <w:r>
+        <w:rPr>
+          <w:rtl/>
+          <w:cs/>
+          <w:lang w:val="ar_AE" w:bidi="ar_AE"/>
+        </w:rPr>
+        <w:t>يَعْقُوب 1:1</w:t>
+      </w:r>
       <w:r>
         <w:rPr>
           <w:rtl/>
@@ -479,20 +455,14 @@
         </w:rPr>
         <w:t xml:space="preserve">؛ انْظُر </w:t>
       </w:r>
-      <w:hyperlink r:id="rId16">
-        <w:r>
-          <w:rPr>
-            <w:rtl/>
-            <w:cs/>
-            <w:lang w:val="ar_AE" w:bidi="ar_AE"/>
-          </w:rPr>
-          <w:rPr>
-            <w:color w:val="0000EE"/>
-            <w:u w:val="single"/>
-          </w:rPr>
-          <w:t>يُوحَنَّا 7:35</w:t>
-        </w:r>
-      </w:hyperlink>
+      <w:r>
+        <w:rPr>
+          <w:rtl/>
+          <w:cs/>
+          <w:lang w:val="ar_AE" w:bidi="ar_AE"/>
+        </w:rPr>
+        <w:t>يُوحَنَّا 7:35</w:t>
+      </w:r>
       <w:r>
         <w:rPr>
           <w:rtl/>
@@ -517,20 +487,14 @@
         </w:rPr>
         <w:t xml:space="preserve"> (</w:t>
       </w:r>
-      <w:hyperlink r:id="rId17">
-        <w:r>
-          <w:rPr>
-            <w:rtl/>
-            <w:cs/>
-            <w:lang w:val="ar_AE" w:bidi="ar_AE"/>
-          </w:rPr>
-          <w:rPr>
-            <w:color w:val="0000EE"/>
-            <w:u w:val="single"/>
-          </w:rPr>
-          <w:t>يَعْقُوب 4:13</w:t>
-        </w:r>
-      </w:hyperlink>
+      <w:r>
+        <w:rPr>
+          <w:rtl/>
+          <w:cs/>
+          <w:lang w:val="ar_AE" w:bidi="ar_AE"/>
+        </w:rPr>
+        <w:t>يَعْقُوب 4:13</w:t>
+      </w:r>
       <w:r>
         <w:rPr>
           <w:rtl/>
@@ -539,20 +503,14 @@
         </w:rPr>
         <w:t xml:space="preserve">؛ </w:t>
       </w:r>
-      <w:hyperlink r:id="rId18">
-        <w:r>
-          <w:rPr>
-            <w:rtl/>
-            <w:cs/>
-            <w:lang w:val="ar_AE" w:bidi="ar_AE"/>
-          </w:rPr>
-          <w:rPr>
-            <w:color w:val="0000EE"/>
-            <w:u w:val="single"/>
-          </w:rPr>
-          <w:t>أَعْمَال الرُّسُل 13:14</w:t>
-        </w:r>
-      </w:hyperlink>
+      <w:r>
+        <w:rPr>
+          <w:rtl/>
+          <w:cs/>
+          <w:lang w:val="ar_AE" w:bidi="ar_AE"/>
+        </w:rPr>
+        <w:t>أَعْمَال الرُّسُل 13:14</w:t>
+      </w:r>
       <w:r>
         <w:rPr>
           <w:rtl/>
@@ -561,20 +519,14 @@
         </w:rPr>
         <w:t xml:space="preserve">؛ </w:t>
       </w:r>
-      <w:hyperlink r:id="rId19">
-        <w:r>
-          <w:rPr>
-            <w:rtl/>
-            <w:cs/>
-            <w:lang w:val="ar_AE" w:bidi="ar_AE"/>
-          </w:rPr>
-          <w:rPr>
-            <w:color w:val="0000EE"/>
-            <w:u w:val="single"/>
-          </w:rPr>
-          <w:t>17:1</w:t>
-        </w:r>
-      </w:hyperlink>
+      <w:r>
+        <w:rPr>
+          <w:rtl/>
+          <w:cs/>
+          <w:lang w:val="ar_AE" w:bidi="ar_AE"/>
+        </w:rPr>
+        <w:t>17:1</w:t>
+      </w:r>
       <w:r>
         <w:rPr>
           <w:rtl/>
@@ -599,20 +551,14 @@
         </w:rPr>
         <w:t xml:space="preserve"> (</w:t>
       </w:r>
-      <w:hyperlink r:id="rId20">
-        <w:r>
-          <w:rPr>
-            <w:rtl/>
-            <w:cs/>
-            <w:lang w:val="ar_AE" w:bidi="ar_AE"/>
-          </w:rPr>
-          <w:rPr>
-            <w:color w:val="0000EE"/>
-            <w:u w:val="single"/>
-          </w:rPr>
-          <w:t>يَعْقُوب 2:6</w:t>
-        </w:r>
-      </w:hyperlink>
+      <w:r>
+        <w:rPr>
+          <w:rtl/>
+          <w:cs/>
+          <w:lang w:val="ar_AE" w:bidi="ar_AE"/>
+        </w:rPr>
+        <w:t>يَعْقُوب 2:6</w:t>
+      </w:r>
       <w:r>
         <w:rPr>
           <w:rtl/>
@@ -621,20 +567,14 @@
         </w:rPr>
         <w:t>) وتسيءُ معاملتهم بسَبَبِ إيمانهم بالرَّبِّ يَسُوع المسيح (</w:t>
       </w:r>
-      <w:hyperlink r:id="rId21">
-        <w:r>
-          <w:rPr>
-            <w:rtl/>
-            <w:cs/>
-            <w:lang w:val="ar_AE" w:bidi="ar_AE"/>
-          </w:rPr>
-          <w:rPr>
-            <w:color w:val="0000EE"/>
-            <w:u w:val="single"/>
-          </w:rPr>
-          <w:t>2:7</w:t>
-        </w:r>
-      </w:hyperlink>
+      <w:r>
+        <w:rPr>
+          <w:rtl/>
+          <w:cs/>
+          <w:lang w:val="ar_AE" w:bidi="ar_AE"/>
+        </w:rPr>
+        <w:t>2:7</w:t>
+      </w:r>
       <w:r>
         <w:rPr>
           <w:rtl/>
@@ -685,20 +625,14 @@
         </w:rPr>
         <w:t xml:space="preserve"> (</w:t>
       </w:r>
-      <w:hyperlink r:id="rId22">
-        <w:r>
-          <w:rPr>
-            <w:rtl/>
-            <w:cs/>
-            <w:lang w:val="ar_AE" w:bidi="ar_AE"/>
-          </w:rPr>
-          <w:rPr>
-            <w:color w:val="0000EE"/>
-            <w:u w:val="single"/>
-          </w:rPr>
-          <w:t>1:25</w:t>
-        </w:r>
-      </w:hyperlink>
+      <w:r>
+        <w:rPr>
+          <w:rtl/>
+          <w:cs/>
+          <w:lang w:val="ar_AE" w:bidi="ar_AE"/>
+        </w:rPr>
+        <w:t>1:25</w:t>
+      </w:r>
       <w:r>
         <w:rPr>
           <w:rtl/>
@@ -707,20 +641,14 @@
         </w:rPr>
         <w:t xml:space="preserve">؛ </w:t>
       </w:r>
-      <w:hyperlink r:id="rId23">
-        <w:r>
-          <w:rPr>
-            <w:rtl/>
-            <w:cs/>
-            <w:lang w:val="ar_AE" w:bidi="ar_AE"/>
-          </w:rPr>
-          <w:rPr>
-            <w:color w:val="0000EE"/>
-            <w:u w:val="single"/>
-          </w:rPr>
-          <w:t>2:8</w:t>
-        </w:r>
-      </w:hyperlink>
+      <w:r>
+        <w:rPr>
+          <w:rtl/>
+          <w:cs/>
+          <w:lang w:val="ar_AE" w:bidi="ar_AE"/>
+        </w:rPr>
+        <w:t>2:8</w:t>
+      </w:r>
       <w:r>
         <w:rPr>
           <w:rtl/>
@@ -761,20 +689,14 @@
         </w:rPr>
         <w:t xml:space="preserve"> (</w:t>
       </w:r>
-      <w:hyperlink r:id="rId24">
-        <w:r>
-          <w:rPr>
-            <w:rtl/>
-            <w:cs/>
-            <w:lang w:val="ar_AE" w:bidi="ar_AE"/>
-          </w:rPr>
-          <w:rPr>
-            <w:color w:val="0000EE"/>
-            <w:u w:val="single"/>
-          </w:rPr>
-          <w:t>مَتَّى 5–7</w:t>
-        </w:r>
-      </w:hyperlink>
+      <w:r>
+        <w:rPr>
+          <w:rtl/>
+          <w:cs/>
+          <w:lang w:val="ar_AE" w:bidi="ar_AE"/>
+        </w:rPr>
+        <w:t>مَتَّى 5–7</w:t>
+      </w:r>
       <w:r>
         <w:rPr>
           <w:rtl/>
@@ -783,34 +705,22 @@
         </w:rPr>
         <w:t>) وبحسب البَشِير لوقا في "الموعظَةِ في السَّهْلِ" (</w:t>
       </w:r>
-      <w:hyperlink r:id="rId24">
-        <w:r>
-          <w:rPr>
-            <w:rtl/>
-            <w:cs/>
-            <w:lang w:val="ar_AE" w:bidi="ar_AE"/>
-          </w:rPr>
-          <w:rPr>
-            <w:color w:val="0000EE"/>
-            <w:u w:val="single"/>
-          </w:rPr>
-          <w:t xml:space="preserve">لُوقَا </w:t>
-        </w:r>
-      </w:hyperlink>
-      <w:hyperlink r:id="rId25">
-        <w:r>
-          <w:rPr>
-            <w:rtl/>
-            <w:cs/>
-            <w:lang w:val="ar_AE" w:bidi="ar_AE"/>
-          </w:rPr>
-          <w:rPr>
-            <w:color w:val="0000EE"/>
-            <w:u w:val="single"/>
-          </w:rPr>
-          <w:t>6:20–49</w:t>
-        </w:r>
-      </w:hyperlink>
+      <w:r>
+        <w:rPr>
+          <w:rtl/>
+          <w:cs/>
+          <w:lang w:val="ar_AE" w:bidi="ar_AE"/>
+        </w:rPr>
+        <w:t xml:space="preserve">لُوقَا </w:t>
+      </w:r>
+      <w:r>
+        <w:rPr>
+          <w:rtl/>
+          <w:cs/>
+          <w:lang w:val="ar_AE" w:bidi="ar_AE"/>
+        </w:rPr>
+        <w:t>6:20–49</w:t>
+      </w:r>
       <w:r>
         <w:rPr>
           <w:rtl/>
@@ -861,20 +771,14 @@
         </w:rPr>
         <w:t xml:space="preserve"> (</w:t>
       </w:r>
-      <w:hyperlink r:id="rId26">
-        <w:r>
-          <w:rPr>
-            <w:rtl/>
-            <w:cs/>
-            <w:lang w:val="ar_AE" w:bidi="ar_AE"/>
-          </w:rPr>
-          <w:rPr>
-            <w:color w:val="0000EE"/>
-            <w:u w:val="single"/>
-          </w:rPr>
-          <w:t>مَتَّى 13:55</w:t>
-        </w:r>
-      </w:hyperlink>
+      <w:r>
+        <w:rPr>
+          <w:rtl/>
+          <w:cs/>
+          <w:lang w:val="ar_AE" w:bidi="ar_AE"/>
+        </w:rPr>
+        <w:t>مَتَّى 13:55</w:t>
+      </w:r>
       <w:r>
         <w:rPr>
           <w:rtl/>
@@ -943,20 +847,14 @@
         </w:rPr>
         <w:t xml:space="preserve"> (</w:t>
       </w:r>
-      <w:hyperlink r:id="rId27">
-        <w:r>
-          <w:rPr>
-            <w:rtl/>
-            <w:cs/>
-            <w:lang w:val="ar_AE" w:bidi="ar_AE"/>
-          </w:rPr>
-          <w:rPr>
-            <w:color w:val="0000EE"/>
-            <w:u w:val="single"/>
-          </w:rPr>
-          <w:t>مَرْقُس 3:20–21</w:t>
-        </w:r>
-      </w:hyperlink>
+      <w:r>
+        <w:rPr>
+          <w:rtl/>
+          <w:cs/>
+          <w:lang w:val="ar_AE" w:bidi="ar_AE"/>
+        </w:rPr>
+        <w:t>مَرْقُس 3:20–21</w:t>
+      </w:r>
       <w:r>
         <w:rPr>
           <w:rtl/>
@@ -965,20 +863,14 @@
         </w:rPr>
         <w:t xml:space="preserve">؛ مع </w:t>
       </w:r>
-      <w:hyperlink r:id="rId28">
-        <w:r>
-          <w:rPr>
-            <w:rtl/>
-            <w:cs/>
-            <w:lang w:val="ar_AE" w:bidi="ar_AE"/>
-          </w:rPr>
-          <w:rPr>
-            <w:color w:val="0000EE"/>
-            <w:u w:val="single"/>
-          </w:rPr>
-          <w:t>يُوحَنَّا 7:3–5</w:t>
-        </w:r>
-      </w:hyperlink>
+      <w:r>
+        <w:rPr>
+          <w:rtl/>
+          <w:cs/>
+          <w:lang w:val="ar_AE" w:bidi="ar_AE"/>
+        </w:rPr>
+        <w:t>يُوحَنَّا 7:3–5</w:t>
+      </w:r>
       <w:r>
         <w:rPr>
           <w:rtl/>
@@ -1003,20 +895,14 @@
         </w:rPr>
         <w:t xml:space="preserve"> </w:t>
       </w:r>
-      <w:hyperlink r:id="rId29">
-        <w:r>
-          <w:rPr>
-            <w:rtl/>
-            <w:cs/>
-            <w:lang w:val="ar_AE" w:bidi="ar_AE"/>
-          </w:rPr>
-          <w:rPr>
-            <w:color w:val="0000EE"/>
-            <w:u w:val="single"/>
-          </w:rPr>
-          <w:t>1 كُورِنْثوس 15:7</w:t>
-        </w:r>
-      </w:hyperlink>
+      <w:r>
+        <w:rPr>
+          <w:rtl/>
+          <w:cs/>
+          <w:lang w:val="ar_AE" w:bidi="ar_AE"/>
+        </w:rPr>
+        <w:t>1 كُورِنْثوس 15:7</w:t>
+      </w:r>
       <w:r>
         <w:rPr>
           <w:rtl/>
@@ -1041,20 +927,14 @@
         </w:rPr>
         <w:t xml:space="preserve"> (</w:t>
       </w:r>
-      <w:hyperlink r:id="rId30">
-        <w:r>
-          <w:rPr>
-            <w:rtl/>
-            <w:cs/>
-            <w:lang w:val="ar_AE" w:bidi="ar_AE"/>
-          </w:rPr>
-          <w:rPr>
-            <w:color w:val="0000EE"/>
-            <w:u w:val="single"/>
-          </w:rPr>
-          <w:t>أَعْمَال الرُّسُلِ 1:14</w:t>
-        </w:r>
-      </w:hyperlink>
+      <w:r>
+        <w:rPr>
+          <w:rtl/>
+          <w:cs/>
+          <w:lang w:val="ar_AE" w:bidi="ar_AE"/>
+        </w:rPr>
+        <w:t>أَعْمَال الرُّسُلِ 1:14</w:t>
+      </w:r>
       <w:r>
         <w:rPr>
           <w:rtl/>
@@ -1063,20 +943,14 @@
         </w:rPr>
         <w:t xml:space="preserve">؛ </w:t>
       </w:r>
-      <w:hyperlink r:id="rId31">
-        <w:r>
-          <w:rPr>
-            <w:rtl/>
-            <w:cs/>
-            <w:lang w:val="ar_AE" w:bidi="ar_AE"/>
-          </w:rPr>
-          <w:rPr>
-            <w:color w:val="0000EE"/>
-            <w:u w:val="single"/>
-          </w:rPr>
-          <w:t>2:1–3</w:t>
-        </w:r>
-      </w:hyperlink>
+      <w:r>
+        <w:rPr>
+          <w:rtl/>
+          <w:cs/>
+          <w:lang w:val="ar_AE" w:bidi="ar_AE"/>
+        </w:rPr>
+        <w:t>2:1–3</w:t>
+      </w:r>
       <w:r>
         <w:rPr>
           <w:rtl/>
@@ -1117,20 +991,14 @@
         </w:rPr>
         <w:t xml:space="preserve"> </w:t>
       </w:r>
-      <w:hyperlink r:id="rId32">
-        <w:r>
-          <w:rPr>
-            <w:rtl/>
-            <w:cs/>
-            <w:lang w:val="ar_AE" w:bidi="ar_AE"/>
-          </w:rPr>
-          <w:rPr>
-            <w:color w:val="0000EE"/>
-            <w:u w:val="single"/>
-          </w:rPr>
-          <w:t>أَعْمَال الرُّسُل 15:13–22</w:t>
-        </w:r>
-      </w:hyperlink>
+      <w:r>
+        <w:rPr>
+          <w:rtl/>
+          <w:cs/>
+          <w:lang w:val="ar_AE" w:bidi="ar_AE"/>
+        </w:rPr>
+        <w:t>أَعْمَال الرُّسُل 15:13–22</w:t>
+      </w:r>
       <w:r>
         <w:rPr>
           <w:rtl/>
@@ -1181,20 +1049,14 @@
         </w:rPr>
         <w:t xml:space="preserve"> (44م، </w:t>
       </w:r>
-      <w:hyperlink r:id="rId33">
-        <w:r>
-          <w:rPr>
-            <w:rtl/>
-            <w:cs/>
-            <w:lang w:val="ar_AE" w:bidi="ar_AE"/>
-          </w:rPr>
-          <w:rPr>
-            <w:color w:val="0000EE"/>
-            <w:u w:val="single"/>
-          </w:rPr>
-          <w:t>أَعْمَال الرُّسُل 12:1–5</w:t>
-        </w:r>
-      </w:hyperlink>
+      <w:r>
+        <w:rPr>
+          <w:rtl/>
+          <w:cs/>
+          <w:lang w:val="ar_AE" w:bidi="ar_AE"/>
+        </w:rPr>
+        <w:t>أَعْمَال الرُّسُل 12:1–5</w:t>
+      </w:r>
       <w:r>
         <w:rPr>
           <w:rtl/>
@@ -1268,20 +1130,14 @@
         </w:rPr>
         <w:t>" (</w:t>
       </w:r>
-      <w:hyperlink r:id="rId34">
-        <w:r>
-          <w:rPr>
-            <w:rtl/>
-            <w:cs/>
-            <w:lang w:val="ar_AE" w:bidi="ar_AE"/>
-          </w:rPr>
-          <w:rPr>
-            <w:color w:val="0000EE"/>
-            <w:u w:val="single"/>
-          </w:rPr>
-          <w:t>يَعْقُوب 2:2</w:t>
-        </w:r>
-      </w:hyperlink>
+      <w:r>
+        <w:rPr>
+          <w:rtl/>
+          <w:cs/>
+          <w:lang w:val="ar_AE" w:bidi="ar_AE"/>
+        </w:rPr>
+        <w:t>يَعْقُوب 2:2</w:t>
+      </w:r>
       <w:r>
         <w:rPr>
           <w:rtl/>
@@ -1307,20 +1163,14 @@
         </w:rPr>
         <w:t>(</w:t>
       </w:r>
-      <w:hyperlink r:id="rId35">
-        <w:r>
-          <w:rPr>
-            <w:rtl/>
-            <w:cs/>
-            <w:lang w:val="ar_AE" w:bidi="ar_AE"/>
-          </w:rPr>
-          <w:rPr>
-            <w:color w:val="0000EE"/>
-            <w:u w:val="single"/>
-          </w:rPr>
-          <w:t>5:14</w:t>
-        </w:r>
-      </w:hyperlink>
+      <w:r>
+        <w:rPr>
+          <w:rtl/>
+          <w:cs/>
+          <w:lang w:val="ar_AE" w:bidi="ar_AE"/>
+        </w:rPr>
+        <w:t>5:14</w:t>
+      </w:r>
       <w:r>
         <w:rPr>
           <w:rtl/>
@@ -1346,20 +1196,14 @@
         </w:rPr>
         <w:t>(</w:t>
       </w:r>
-      <w:hyperlink r:id="rId36">
-        <w:r>
-          <w:rPr>
-            <w:rtl/>
-            <w:cs/>
-            <w:lang w:val="ar_AE" w:bidi="ar_AE"/>
-          </w:rPr>
-          <w:rPr>
-            <w:color w:val="0000EE"/>
-            <w:u w:val="single"/>
-          </w:rPr>
-          <w:t>1:23</w:t>
-        </w:r>
-      </w:hyperlink>
+      <w:r>
+        <w:rPr>
+          <w:rtl/>
+          <w:cs/>
+          <w:lang w:val="ar_AE" w:bidi="ar_AE"/>
+        </w:rPr>
+        <w:t>1:23</w:t>
+      </w:r>
       <w:r>
         <w:rPr>
           <w:rtl/>
@@ -1368,20 +1212,14 @@
         </w:rPr>
         <w:t xml:space="preserve">، </w:t>
       </w:r>
-      <w:hyperlink r:id="rId22">
-        <w:r>
-          <w:rPr>
-            <w:rtl/>
-            <w:cs/>
-            <w:lang w:val="ar_AE" w:bidi="ar_AE"/>
-          </w:rPr>
-          <w:rPr>
-            <w:color w:val="0000EE"/>
-            <w:u w:val="single"/>
-          </w:rPr>
-          <w:t>25</w:t>
-        </w:r>
-      </w:hyperlink>
+      <w:r>
+        <w:rPr>
+          <w:rtl/>
+          <w:cs/>
+          <w:lang w:val="ar_AE" w:bidi="ar_AE"/>
+        </w:rPr>
+        <w:t>25</w:t>
+      </w:r>
       <w:r>
         <w:rPr>
           <w:rtl/>
@@ -1434,20 +1272,14 @@
         </w:rPr>
         <w:t xml:space="preserve"> (</w:t>
       </w:r>
-      <w:hyperlink r:id="rId32">
-        <w:r>
-          <w:rPr>
-            <w:rtl/>
-            <w:cs/>
-            <w:lang w:val="ar_AE" w:bidi="ar_AE"/>
-          </w:rPr>
-          <w:rPr>
-            <w:color w:val="0000EE"/>
-            <w:u w:val="single"/>
-          </w:rPr>
-          <w:t>أَعْمَال الرُّسُل 15:13–22</w:t>
-        </w:r>
-      </w:hyperlink>
+      <w:r>
+        <w:rPr>
+          <w:rtl/>
+          <w:cs/>
+          <w:lang w:val="ar_AE" w:bidi="ar_AE"/>
+        </w:rPr>
+        <w:t>أَعْمَال الرُّسُل 15:13–22</w:t>
+      </w:r>
       <w:r>
         <w:rPr>
           <w:rtl/>
@@ -1456,20 +1288,14 @@
         </w:rPr>
         <w:t xml:space="preserve">؛ </w:t>
       </w:r>
-      <w:hyperlink r:id="rId37">
-        <w:r>
-          <w:rPr>
-            <w:rtl/>
-            <w:cs/>
-            <w:lang w:val="ar_AE" w:bidi="ar_AE"/>
-          </w:rPr>
-          <w:rPr>
-            <w:color w:val="0000EE"/>
-            <w:u w:val="single"/>
-          </w:rPr>
-          <w:t>21:18</w:t>
-        </w:r>
-      </w:hyperlink>
+      <w:r>
+        <w:rPr>
+          <w:rtl/>
+          <w:cs/>
+          <w:lang w:val="ar_AE" w:bidi="ar_AE"/>
+        </w:rPr>
+        <w:t>21:18</w:t>
+      </w:r>
       <w:r>
         <w:rPr>
           <w:rtl/>
@@ -1478,20 +1304,14 @@
         </w:rPr>
         <w:t xml:space="preserve">؛ </w:t>
       </w:r>
-      <w:hyperlink r:id="rId38">
-        <w:r>
-          <w:rPr>
-            <w:rtl/>
-            <w:cs/>
-            <w:lang w:val="ar_AE" w:bidi="ar_AE"/>
-          </w:rPr>
-          <w:rPr>
-            <w:color w:val="0000EE"/>
-            <w:u w:val="single"/>
-          </w:rPr>
-          <w:t>غَلاطِيَّة 1:18–19</w:t>
-        </w:r>
-      </w:hyperlink>
+      <w:r>
+        <w:rPr>
+          <w:rtl/>
+          <w:cs/>
+          <w:lang w:val="ar_AE" w:bidi="ar_AE"/>
+        </w:rPr>
+        <w:t>غَلاطِيَّة 1:18–19</w:t>
+      </w:r>
       <w:r>
         <w:rPr>
           <w:rtl/>
@@ -1500,20 +1320,14 @@
         </w:rPr>
         <w:t xml:space="preserve">؛ </w:t>
       </w:r>
-      <w:hyperlink r:id="rId39">
-        <w:r>
-          <w:rPr>
-            <w:rtl/>
-            <w:cs/>
-            <w:lang w:val="ar_AE" w:bidi="ar_AE"/>
-          </w:rPr>
-          <w:rPr>
-            <w:color w:val="0000EE"/>
-            <w:u w:val="single"/>
-          </w:rPr>
-          <w:t>2:9</w:t>
-        </w:r>
-      </w:hyperlink>
+      <w:r>
+        <w:rPr>
+          <w:rtl/>
+          <w:cs/>
+          <w:lang w:val="ar_AE" w:bidi="ar_AE"/>
+        </w:rPr>
+        <w:t>2:9</w:t>
+      </w:r>
       <w:r>
         <w:rPr>
           <w:rtl/>
@@ -1522,20 +1336,14 @@
         </w:rPr>
         <w:t xml:space="preserve">، </w:t>
       </w:r>
-      <w:hyperlink r:id="rId40">
-        <w:r>
-          <w:rPr>
-            <w:rtl/>
-            <w:cs/>
-            <w:lang w:val="ar_AE" w:bidi="ar_AE"/>
-          </w:rPr>
-          <w:rPr>
-            <w:color w:val="0000EE"/>
-            <w:u w:val="single"/>
-          </w:rPr>
-          <w:t>12</w:t>
-        </w:r>
-      </w:hyperlink>
+      <w:r>
+        <w:rPr>
+          <w:rtl/>
+          <w:cs/>
+          <w:lang w:val="ar_AE" w:bidi="ar_AE"/>
+        </w:rPr>
+        <w:t>12</w:t>
+      </w:r>
       <w:r>
         <w:rPr>
           <w:rtl/>
@@ -1560,20 +1368,14 @@
         </w:rPr>
         <w:t xml:space="preserve"> (</w:t>
       </w:r>
-      <w:hyperlink r:id="rId41">
-        <w:r>
-          <w:rPr>
-            <w:rtl/>
-            <w:cs/>
-            <w:lang w:val="ar_AE" w:bidi="ar_AE"/>
-          </w:rPr>
-          <w:rPr>
-            <w:color w:val="0000EE"/>
-            <w:u w:val="single"/>
-          </w:rPr>
-          <w:t>1:11</w:t>
-        </w:r>
-      </w:hyperlink>
+      <w:r>
+        <w:rPr>
+          <w:rtl/>
+          <w:cs/>
+          <w:lang w:val="ar_AE" w:bidi="ar_AE"/>
+        </w:rPr>
+        <w:t>1:11</w:t>
+      </w:r>
       <w:r>
         <w:rPr>
           <w:rtl/>
@@ -1582,20 +1384,14 @@
         </w:rPr>
         <w:t>)؛ ينابيعِ المياهِ المُرَّة (</w:t>
       </w:r>
-      <w:hyperlink r:id="rId42">
-        <w:r>
-          <w:rPr>
-            <w:rtl/>
-            <w:cs/>
-            <w:lang w:val="ar_AE" w:bidi="ar_AE"/>
-          </w:rPr>
-          <w:rPr>
-            <w:color w:val="0000EE"/>
-            <w:u w:val="single"/>
-          </w:rPr>
-          <w:t>3:11–12</w:t>
-        </w:r>
-      </w:hyperlink>
+      <w:r>
+        <w:rPr>
+          <w:rtl/>
+          <w:cs/>
+          <w:lang w:val="ar_AE" w:bidi="ar_AE"/>
+        </w:rPr>
+        <w:t>3:11–12</w:t>
+      </w:r>
       <w:r>
         <w:rPr>
           <w:rtl/>
@@ -1620,20 +1416,14 @@
         </w:rPr>
         <w:t>(</w:t>
       </w:r>
-      <w:hyperlink r:id="rId43">
-        <w:r>
-          <w:rPr>
-            <w:rtl/>
-            <w:cs/>
-            <w:lang w:val="ar_AE" w:bidi="ar_AE"/>
-          </w:rPr>
-          <w:rPr>
-            <w:color w:val="0000EE"/>
-            <w:u w:val="single"/>
-          </w:rPr>
-          <w:t>3:12</w:t>
-        </w:r>
-      </w:hyperlink>
+      <w:r>
+        <w:rPr>
+          <w:rtl/>
+          <w:cs/>
+          <w:lang w:val="ar_AE" w:bidi="ar_AE"/>
+        </w:rPr>
+        <w:t>3:12</w:t>
+      </w:r>
       <w:r>
         <w:rPr>
           <w:rtl/>
@@ -1642,20 +1432,14 @@
         </w:rPr>
         <w:t>)؛ البَحْرِ (</w:t>
       </w:r>
-      <w:hyperlink r:id="rId44">
-        <w:r>
-          <w:rPr>
-            <w:rtl/>
-            <w:cs/>
-            <w:lang w:val="ar_AE" w:bidi="ar_AE"/>
-          </w:rPr>
-          <w:rPr>
-            <w:color w:val="0000EE"/>
-            <w:u w:val="single"/>
-          </w:rPr>
-          <w:t>1:6</w:t>
-        </w:r>
-      </w:hyperlink>
+      <w:r>
+        <w:rPr>
+          <w:rtl/>
+          <w:cs/>
+          <w:lang w:val="ar_AE" w:bidi="ar_AE"/>
+        </w:rPr>
+        <w:t>1:6</w:t>
+      </w:r>
       <w:r>
         <w:rPr>
           <w:rtl/>
@@ -1664,20 +1448,14 @@
         </w:rPr>
         <w:t xml:space="preserve">؛ </w:t>
       </w:r>
-      <w:hyperlink r:id="rId45">
-        <w:r>
-          <w:rPr>
-            <w:rtl/>
-            <w:cs/>
-            <w:lang w:val="ar_AE" w:bidi="ar_AE"/>
-          </w:rPr>
-          <w:rPr>
-            <w:color w:val="0000EE"/>
-            <w:u w:val="single"/>
-          </w:rPr>
-          <w:t>3:4</w:t>
-        </w:r>
-      </w:hyperlink>
+      <w:r>
+        <w:rPr>
+          <w:rtl/>
+          <w:cs/>
+          <w:lang w:val="ar_AE" w:bidi="ar_AE"/>
+        </w:rPr>
+        <w:t>3:4</w:t>
+      </w:r>
       <w:r>
         <w:rPr>
           <w:rtl/>
@@ -1686,20 +1464,14 @@
         </w:rPr>
         <w:t>)؛ والأَمْطَارِ المُبَكِّرَةِ والمُتَأَخِّرَةِ (</w:t>
       </w:r>
-      <w:hyperlink r:id="rId46">
-        <w:r>
-          <w:rPr>
-            <w:rtl/>
-            <w:cs/>
-            <w:lang w:val="ar_AE" w:bidi="ar_AE"/>
-          </w:rPr>
-          <w:rPr>
-            <w:color w:val="0000EE"/>
-            <w:u w:val="single"/>
-          </w:rPr>
-          <w:t>5:7</w:t>
-        </w:r>
-      </w:hyperlink>
+      <w:r>
+        <w:rPr>
+          <w:rtl/>
+          <w:cs/>
+          <w:lang w:val="ar_AE" w:bidi="ar_AE"/>
+        </w:rPr>
+        <w:t>5:7</w:t>
+      </w:r>
       <w:r>
         <w:rPr>
           <w:rtl/>
@@ -1782,20 +1554,14 @@
         </w:rPr>
         <w:t>(</w:t>
       </w:r>
-      <w:hyperlink r:id="rId47">
-        <w:r>
-          <w:rPr>
-            <w:rtl/>
-            <w:cs/>
-            <w:lang w:val="ar_AE" w:bidi="ar_AE"/>
-          </w:rPr>
-          <w:rPr>
-            <w:color w:val="0000EE"/>
-            <w:u w:val="single"/>
-          </w:rPr>
-          <w:t>4:6</w:t>
-        </w:r>
-      </w:hyperlink>
+      <w:r>
+        <w:rPr>
+          <w:rtl/>
+          <w:cs/>
+          <w:lang w:val="ar_AE" w:bidi="ar_AE"/>
+        </w:rPr>
+        <w:t>4:6</w:t>
+      </w:r>
       <w:r>
         <w:rPr>
           <w:rtl/>
@@ -1848,20 +1614,14 @@
         </w:rPr>
         <w:t xml:space="preserve"> (</w:t>
       </w:r>
-      <w:hyperlink r:id="rId48">
-        <w:r>
-          <w:rPr>
-            <w:rtl/>
-            <w:cs/>
-            <w:lang w:val="ar_AE" w:bidi="ar_AE"/>
-          </w:rPr>
-          <w:rPr>
-            <w:color w:val="0000EE"/>
-            <w:u w:val="single"/>
-          </w:rPr>
-          <w:t>1:2</w:t>
-        </w:r>
-      </w:hyperlink>
+      <w:r>
+        <w:rPr>
+          <w:rtl/>
+          <w:cs/>
+          <w:lang w:val="ar_AE" w:bidi="ar_AE"/>
+        </w:rPr>
+        <w:t>1:2</w:t>
+      </w:r>
       <w:r>
         <w:rPr>
           <w:rtl/>
@@ -1870,20 +1630,14 @@
         </w:rPr>
         <w:t xml:space="preserve">؛ </w:t>
       </w:r>
-      <w:hyperlink r:id="rId49">
-        <w:r>
-          <w:rPr>
-            <w:rtl/>
-            <w:cs/>
-            <w:lang w:val="ar_AE" w:bidi="ar_AE"/>
-          </w:rPr>
-          <w:rPr>
-            <w:color w:val="0000EE"/>
-            <w:u w:val="single"/>
-          </w:rPr>
-          <w:t>2:1</w:t>
-        </w:r>
-      </w:hyperlink>
+      <w:r>
+        <w:rPr>
+          <w:rtl/>
+          <w:cs/>
+          <w:lang w:val="ar_AE" w:bidi="ar_AE"/>
+        </w:rPr>
+        <w:t>2:1</w:t>
+      </w:r>
       <w:r>
         <w:rPr>
           <w:rtl/>
@@ -1892,20 +1646,14 @@
         </w:rPr>
         <w:t xml:space="preserve">؛ </w:t>
       </w:r>
-      <w:hyperlink r:id="rId50">
-        <w:r>
-          <w:rPr>
-            <w:rtl/>
-            <w:cs/>
-            <w:lang w:val="ar_AE" w:bidi="ar_AE"/>
-          </w:rPr>
-          <w:rPr>
-            <w:color w:val="0000EE"/>
-            <w:u w:val="single"/>
-          </w:rPr>
-          <w:t>3:1</w:t>
-        </w:r>
-      </w:hyperlink>
+      <w:r>
+        <w:rPr>
+          <w:rtl/>
+          <w:cs/>
+          <w:lang w:val="ar_AE" w:bidi="ar_AE"/>
+        </w:rPr>
+        <w:t>3:1</w:t>
+      </w:r>
       <w:r>
         <w:rPr>
           <w:rtl/>
@@ -1914,20 +1662,14 @@
         </w:rPr>
         <w:t xml:space="preserve">؛ </w:t>
       </w:r>
-      <w:hyperlink r:id="rId51">
-        <w:r>
-          <w:rPr>
-            <w:rtl/>
-            <w:cs/>
-            <w:lang w:val="ar_AE" w:bidi="ar_AE"/>
-          </w:rPr>
-          <w:rPr>
-            <w:color w:val="0000EE"/>
-            <w:u w:val="single"/>
-          </w:rPr>
-          <w:t>4:11</w:t>
-        </w:r>
-      </w:hyperlink>
+      <w:r>
+        <w:rPr>
+          <w:rtl/>
+          <w:cs/>
+          <w:lang w:val="ar_AE" w:bidi="ar_AE"/>
+        </w:rPr>
+        <w:t>4:11</w:t>
+      </w:r>
       <w:r>
         <w:rPr>
           <w:rtl/>
@@ -1936,20 +1678,14 @@
         </w:rPr>
         <w:t>)، الأسئلة البَلاغِيَّة (</w:t>
       </w:r>
-      <w:hyperlink r:id="rId52">
-        <w:r>
-          <w:rPr>
-            <w:rtl/>
-            <w:cs/>
-            <w:lang w:val="ar_AE" w:bidi="ar_AE"/>
-          </w:rPr>
-          <w:rPr>
-            <w:color w:val="0000EE"/>
-            <w:u w:val="single"/>
-          </w:rPr>
-          <w:t>2:5</w:t>
-        </w:r>
-      </w:hyperlink>
+      <w:r>
+        <w:rPr>
+          <w:rtl/>
+          <w:cs/>
+          <w:lang w:val="ar_AE" w:bidi="ar_AE"/>
+        </w:rPr>
+        <w:t>2:5</w:t>
+      </w:r>
       <w:r>
         <w:rPr>
           <w:rtl/>
@@ -1958,20 +1694,14 @@
         </w:rPr>
         <w:t xml:space="preserve">؛ </w:t>
       </w:r>
-      <w:hyperlink r:id="rId42">
-        <w:r>
-          <w:rPr>
-            <w:rtl/>
-            <w:cs/>
-            <w:lang w:val="ar_AE" w:bidi="ar_AE"/>
-          </w:rPr>
-          <w:rPr>
-            <w:color w:val="0000EE"/>
-            <w:u w:val="single"/>
-          </w:rPr>
-          <w:t>3:11–12</w:t>
-        </w:r>
-      </w:hyperlink>
+      <w:r>
+        <w:rPr>
+          <w:rtl/>
+          <w:cs/>
+          <w:lang w:val="ar_AE" w:bidi="ar_AE"/>
+        </w:rPr>
+        <w:t>3:11–12</w:t>
+      </w:r>
       <w:r>
         <w:rPr>
           <w:rtl/>
@@ -1980,20 +1710,14 @@
         </w:rPr>
         <w:t xml:space="preserve">؛ </w:t>
       </w:r>
-      <w:hyperlink r:id="rId53">
-        <w:r>
-          <w:rPr>
-            <w:rtl/>
-            <w:cs/>
-            <w:lang w:val="ar_AE" w:bidi="ar_AE"/>
-          </w:rPr>
-          <w:rPr>
-            <w:color w:val="0000EE"/>
-            <w:u w:val="single"/>
-          </w:rPr>
-          <w:t>4:1</w:t>
-        </w:r>
-      </w:hyperlink>
+      <w:r>
+        <w:rPr>
+          <w:rtl/>
+          <w:cs/>
+          <w:lang w:val="ar_AE" w:bidi="ar_AE"/>
+        </w:rPr>
+        <w:t>4:1</w:t>
+      </w:r>
       <w:r>
         <w:rPr>
           <w:rtl/>
@@ -2002,20 +1726,14 @@
         </w:rPr>
         <w:t>)، أفعال أَمْرِ الحَثِّ (</w:t>
       </w:r>
-      <w:hyperlink r:id="rId54">
-        <w:r>
-          <w:rPr>
-            <w:rtl/>
-            <w:cs/>
-            <w:lang w:val="ar_AE" w:bidi="ar_AE"/>
-          </w:rPr>
-          <w:rPr>
-            <w:color w:val="0000EE"/>
-            <w:u w:val="single"/>
-          </w:rPr>
-          <w:t>1:16</w:t>
-        </w:r>
-      </w:hyperlink>
+      <w:r>
+        <w:rPr>
+          <w:rtl/>
+          <w:cs/>
+          <w:lang w:val="ar_AE" w:bidi="ar_AE"/>
+        </w:rPr>
+        <w:t>1:16</w:t>
+      </w:r>
       <w:r>
         <w:rPr>
           <w:rtl/>
@@ -2024,20 +1742,14 @@
         </w:rPr>
         <w:t xml:space="preserve">؛ </w:t>
       </w:r>
-      <w:hyperlink r:id="rId50">
-        <w:r>
-          <w:rPr>
-            <w:rtl/>
-            <w:cs/>
-            <w:lang w:val="ar_AE" w:bidi="ar_AE"/>
-          </w:rPr>
-          <w:rPr>
-            <w:color w:val="0000EE"/>
-            <w:u w:val="single"/>
-          </w:rPr>
-          <w:t>3:1</w:t>
-        </w:r>
-      </w:hyperlink>
+      <w:r>
+        <w:rPr>
+          <w:rtl/>
+          <w:cs/>
+          <w:lang w:val="ar_AE" w:bidi="ar_AE"/>
+        </w:rPr>
+        <w:t>3:1</w:t>
+      </w:r>
       <w:r>
         <w:rPr>
           <w:rtl/>
@@ -2046,20 +1758,14 @@
         </w:rPr>
         <w:t xml:space="preserve">؛ </w:t>
       </w:r>
-      <w:hyperlink r:id="rId55">
-        <w:r>
-          <w:rPr>
-            <w:rtl/>
-            <w:cs/>
-            <w:lang w:val="ar_AE" w:bidi="ar_AE"/>
-          </w:rPr>
-          <w:rPr>
-            <w:color w:val="0000EE"/>
-            <w:u w:val="single"/>
-          </w:rPr>
-          <w:t>5:16</w:t>
-        </w:r>
-      </w:hyperlink>
+      <w:r>
+        <w:rPr>
+          <w:rtl/>
+          <w:cs/>
+          <w:lang w:val="ar_AE" w:bidi="ar_AE"/>
+        </w:rPr>
+        <w:t>5:16</w:t>
+      </w:r>
       <w:r>
         <w:rPr>
           <w:rtl/>
@@ -2068,20 +1774,14 @@
         </w:rPr>
         <w:t>)، الصُّورِ الاستعاريةِ والنَّماذجِ التوضيحيةِ (</w:t>
       </w:r>
-      <w:hyperlink r:id="rId56">
-        <w:r>
-          <w:rPr>
-            <w:rtl/>
-            <w:cs/>
-            <w:lang w:val="ar_AE" w:bidi="ar_AE"/>
-          </w:rPr>
-          <w:rPr>
-            <w:color w:val="0000EE"/>
-            <w:u w:val="single"/>
-          </w:rPr>
-          <w:t>2:26</w:t>
-        </w:r>
-      </w:hyperlink>
+      <w:r>
+        <w:rPr>
+          <w:rtl/>
+          <w:cs/>
+          <w:lang w:val="ar_AE" w:bidi="ar_AE"/>
+        </w:rPr>
+        <w:t>2:26</w:t>
+      </w:r>
       <w:r>
         <w:rPr>
           <w:rtl/>
@@ -2090,20 +1790,14 @@
         </w:rPr>
         <w:t xml:space="preserve">؛ </w:t>
       </w:r>
-      <w:hyperlink r:id="rId57">
-        <w:r>
-          <w:rPr>
-            <w:rtl/>
-            <w:cs/>
-            <w:lang w:val="ar_AE" w:bidi="ar_AE"/>
-          </w:rPr>
-          <w:rPr>
-            <w:color w:val="0000EE"/>
-            <w:u w:val="single"/>
-          </w:rPr>
-          <w:t>3:3–5</w:t>
-        </w:r>
-      </w:hyperlink>
+      <w:r>
+        <w:rPr>
+          <w:rtl/>
+          <w:cs/>
+          <w:lang w:val="ar_AE" w:bidi="ar_AE"/>
+        </w:rPr>
+        <w:t>3:3–5</w:t>
+      </w:r>
       <w:r>
         <w:rPr>
           <w:rtl/>
@@ -2112,20 +1806,14 @@
         </w:rPr>
         <w:t xml:space="preserve">؛ </w:t>
       </w:r>
-      <w:hyperlink r:id="rId58">
-        <w:r>
-          <w:rPr>
-            <w:rtl/>
-            <w:cs/>
-            <w:lang w:val="ar_AE" w:bidi="ar_AE"/>
-          </w:rPr>
-          <w:rPr>
-            <w:color w:val="0000EE"/>
-            <w:u w:val="single"/>
-          </w:rPr>
-          <w:t>4:14</w:t>
-        </w:r>
-      </w:hyperlink>
+      <w:r>
+        <w:rPr>
+          <w:rtl/>
+          <w:cs/>
+          <w:lang w:val="ar_AE" w:bidi="ar_AE"/>
+        </w:rPr>
+        <w:t>4:14</w:t>
+      </w:r>
       <w:r>
         <w:rPr>
           <w:rtl/>
@@ -2134,20 +1822,14 @@
         </w:rPr>
         <w:t>)، والأقوال المأثورة التي تلخِّص الفقراتِ (</w:t>
       </w:r>
-      <w:hyperlink r:id="rId59">
-        <w:r>
-          <w:rPr>
-            <w:rtl/>
-            <w:cs/>
-            <w:lang w:val="ar_AE" w:bidi="ar_AE"/>
-          </w:rPr>
-          <w:rPr>
-            <w:color w:val="0000EE"/>
-            <w:u w:val="single"/>
-          </w:rPr>
-          <w:t>2:13</w:t>
-        </w:r>
-      </w:hyperlink>
+      <w:r>
+        <w:rPr>
+          <w:rtl/>
+          <w:cs/>
+          <w:lang w:val="ar_AE" w:bidi="ar_AE"/>
+        </w:rPr>
+        <w:t>2:13</w:t>
+      </w:r>
       <w:r>
         <w:rPr>
           <w:rtl/>
@@ -2156,20 +1838,14 @@
         </w:rPr>
         <w:t xml:space="preserve">، </w:t>
       </w:r>
-      <w:hyperlink r:id="rId60">
-        <w:r>
-          <w:rPr>
-            <w:rtl/>
-            <w:cs/>
-            <w:lang w:val="ar_AE" w:bidi="ar_AE"/>
-          </w:rPr>
-          <w:rPr>
-            <w:color w:val="0000EE"/>
-            <w:u w:val="single"/>
-          </w:rPr>
-          <w:t>17</w:t>
-        </w:r>
-      </w:hyperlink>
+      <w:r>
+        <w:rPr>
+          <w:rtl/>
+          <w:cs/>
+          <w:lang w:val="ar_AE" w:bidi="ar_AE"/>
+        </w:rPr>
+        <w:t>17</w:t>
+      </w:r>
       <w:r>
         <w:rPr>
           <w:rtl/>
@@ -2178,20 +1854,14 @@
         </w:rPr>
         <w:t xml:space="preserve">؛ </w:t>
       </w:r>
-      <w:hyperlink r:id="rId61">
-        <w:r>
-          <w:rPr>
-            <w:rtl/>
-            <w:cs/>
-            <w:lang w:val="ar_AE" w:bidi="ar_AE"/>
-          </w:rPr>
-          <w:rPr>
-            <w:color w:val="0000EE"/>
-            <w:u w:val="single"/>
-          </w:rPr>
-          <w:t>3:18</w:t>
-        </w:r>
-      </w:hyperlink>
+      <w:r>
+        <w:rPr>
+          <w:rtl/>
+          <w:cs/>
+          <w:lang w:val="ar_AE" w:bidi="ar_AE"/>
+        </w:rPr>
+        <w:t>3:18</w:t>
+      </w:r>
       <w:r>
         <w:rPr>
           <w:rtl/>
@@ -2200,20 +1870,14 @@
         </w:rPr>
         <w:t xml:space="preserve">؛ </w:t>
       </w:r>
-      <w:hyperlink r:id="rId62">
-        <w:r>
-          <w:rPr>
-            <w:rtl/>
-            <w:cs/>
-            <w:lang w:val="ar_AE" w:bidi="ar_AE"/>
-          </w:rPr>
-          <w:rPr>
-            <w:color w:val="0000EE"/>
-            <w:u w:val="single"/>
-          </w:rPr>
-          <w:t>4:17</w:t>
-        </w:r>
-      </w:hyperlink>
+      <w:r>
+        <w:rPr>
+          <w:rtl/>
+          <w:cs/>
+          <w:lang w:val="ar_AE" w:bidi="ar_AE"/>
+        </w:rPr>
+        <w:t>4:17</w:t>
+      </w:r>
       <w:r>
         <w:rPr>
           <w:rtl/>
@@ -2264,20 +1928,14 @@
         </w:rPr>
         <w:t xml:space="preserve"> (</w:t>
       </w:r>
-      <w:hyperlink r:id="rId44">
-        <w:r>
-          <w:rPr>
-            <w:rtl/>
-            <w:cs/>
-            <w:lang w:val="ar_AE" w:bidi="ar_AE"/>
-          </w:rPr>
-          <w:rPr>
-            <w:color w:val="0000EE"/>
-            <w:u w:val="single"/>
-          </w:rPr>
-          <w:t>يَعْقُوب 1:6</w:t>
-        </w:r>
-      </w:hyperlink>
+      <w:r>
+        <w:rPr>
+          <w:rtl/>
+          <w:cs/>
+          <w:lang w:val="ar_AE" w:bidi="ar_AE"/>
+        </w:rPr>
+        <w:t>يَعْقُوب 1:6</w:t>
+      </w:r>
       <w:r>
         <w:rPr>
           <w:rtl/>
@@ -2302,20 +1960,14 @@
         </w:rPr>
         <w:t xml:space="preserve"> (</w:t>
       </w:r>
-      <w:hyperlink r:id="rId63">
-        <w:r>
-          <w:rPr>
-            <w:rtl/>
-            <w:cs/>
-            <w:lang w:val="ar_AE" w:bidi="ar_AE"/>
-          </w:rPr>
-          <w:rPr>
-            <w:color w:val="0000EE"/>
-            <w:u w:val="single"/>
-          </w:rPr>
-          <w:t>1:3</w:t>
-        </w:r>
-      </w:hyperlink>
+      <w:r>
+        <w:rPr>
+          <w:rtl/>
+          <w:cs/>
+          <w:lang w:val="ar_AE" w:bidi="ar_AE"/>
+        </w:rPr>
+        <w:t>1:3</w:t>
+      </w:r>
       <w:r>
         <w:rPr>
           <w:rtl/>
@@ -2340,20 +1992,14 @@
         </w:rPr>
         <w:t xml:space="preserve"> (</w:t>
       </w:r>
-      <w:hyperlink r:id="rId64">
-        <w:r>
-          <w:rPr>
-            <w:rtl/>
-            <w:cs/>
-            <w:lang w:val="ar_AE" w:bidi="ar_AE"/>
-          </w:rPr>
-          <w:rPr>
-            <w:color w:val="0000EE"/>
-            <w:u w:val="single"/>
-          </w:rPr>
-          <w:t>4:7</w:t>
-        </w:r>
-      </w:hyperlink>
+      <w:r>
+        <w:rPr>
+          <w:rtl/>
+          <w:cs/>
+          <w:lang w:val="ar_AE" w:bidi="ar_AE"/>
+        </w:rPr>
+        <w:t>4:7</w:t>
+      </w:r>
       <w:r>
         <w:rPr>
           <w:rtl/>
@@ -2362,20 +2008,14 @@
         </w:rPr>
         <w:t>)، والمُشَارَكَةَ في خدماتِ الكنيسةِ (</w:t>
       </w:r>
-      <w:hyperlink r:id="rId65">
-        <w:r>
-          <w:rPr>
-            <w:rtl/>
-            <w:cs/>
-            <w:lang w:val="ar_AE" w:bidi="ar_AE"/>
-          </w:rPr>
-          <w:rPr>
-            <w:color w:val="0000EE"/>
-            <w:u w:val="single"/>
-          </w:rPr>
-          <w:t>5:13–20</w:t>
-        </w:r>
-      </w:hyperlink>
+      <w:r>
+        <w:rPr>
+          <w:rtl/>
+          <w:cs/>
+          <w:lang w:val="ar_AE" w:bidi="ar_AE"/>
+        </w:rPr>
+        <w:t>5:13–20</w:t>
+      </w:r>
       <w:r>
         <w:rPr>
           <w:rtl/>
@@ -2384,20 +2024,14 @@
         </w:rPr>
         <w:t>). تؤدِّي هذه الأمُور إلى الكَمَالِ (</w:t>
       </w:r>
-      <w:hyperlink r:id="rId66">
-        <w:r>
-          <w:rPr>
-            <w:rtl/>
-            <w:cs/>
-            <w:lang w:val="ar_AE" w:bidi="ar_AE"/>
-          </w:rPr>
-          <w:rPr>
-            <w:color w:val="0000EE"/>
-            <w:u w:val="single"/>
-          </w:rPr>
-          <w:t>1:4</w:t>
-        </w:r>
-      </w:hyperlink>
+      <w:r>
+        <w:rPr>
+          <w:rtl/>
+          <w:cs/>
+          <w:lang w:val="ar_AE" w:bidi="ar_AE"/>
+        </w:rPr>
+        <w:t>1:4</w:t>
+      </w:r>
       <w:r>
         <w:rPr>
           <w:rtl/>
@@ -2406,20 +2040,14 @@
         </w:rPr>
         <w:t>)، الرِّفْعَةِ (</w:t>
       </w:r>
-      <w:hyperlink r:id="rId67">
-        <w:r>
-          <w:rPr>
-            <w:rtl/>
-            <w:cs/>
-            <w:lang w:val="ar_AE" w:bidi="ar_AE"/>
-          </w:rPr>
-          <w:rPr>
-            <w:color w:val="0000EE"/>
-            <w:u w:val="single"/>
-          </w:rPr>
-          <w:t>4:10</w:t>
-        </w:r>
-      </w:hyperlink>
+      <w:r>
+        <w:rPr>
+          <w:rtl/>
+          <w:cs/>
+          <w:lang w:val="ar_AE" w:bidi="ar_AE"/>
+        </w:rPr>
+        <w:t>4:10</w:t>
+      </w:r>
       <w:r>
         <w:rPr>
           <w:rtl/>
@@ -2428,20 +2056,14 @@
         </w:rPr>
         <w:t>)، الحياةِ المجيدَةِ (</w:t>
       </w:r>
-      <w:hyperlink r:id="rId68">
-        <w:r>
-          <w:rPr>
-            <w:rtl/>
-            <w:cs/>
-            <w:lang w:val="ar_AE" w:bidi="ar_AE"/>
-          </w:rPr>
-          <w:rPr>
-            <w:color w:val="0000EE"/>
-            <w:u w:val="single"/>
-          </w:rPr>
-          <w:t>1:12</w:t>
-        </w:r>
-      </w:hyperlink>
+      <w:r>
+        <w:rPr>
+          <w:rtl/>
+          <w:cs/>
+          <w:lang w:val="ar_AE" w:bidi="ar_AE"/>
+        </w:rPr>
+        <w:t>1:12</w:t>
+      </w:r>
       <w:r>
         <w:rPr>
           <w:rtl/>
@@ -2450,20 +2072,14 @@
         </w:rPr>
         <w:t>) عند مجيءِ يَسُوع المَسِيح (</w:t>
       </w:r>
-      <w:hyperlink r:id="rId69">
-        <w:r>
-          <w:rPr>
-            <w:rtl/>
-            <w:cs/>
-            <w:lang w:val="ar_AE" w:bidi="ar_AE"/>
-          </w:rPr>
-          <w:rPr>
-            <w:color w:val="0000EE"/>
-            <w:u w:val="single"/>
-          </w:rPr>
-          <w:t>5:8</w:t>
-        </w:r>
-      </w:hyperlink>
+      <w:r>
+        <w:rPr>
+          <w:rtl/>
+          <w:cs/>
+          <w:lang w:val="ar_AE" w:bidi="ar_AE"/>
+        </w:rPr>
+        <w:t>5:8</w:t>
+      </w:r>
       <w:r>
         <w:rPr>
           <w:rtl/>
@@ -2509,20 +2125,14 @@
         </w:rPr>
         <w:t xml:space="preserve"> (</w:t>
       </w:r>
-      <w:hyperlink r:id="rId70">
-        <w:r>
-          <w:rPr>
-            <w:rtl/>
-            <w:cs/>
-            <w:lang w:val="ar_AE" w:bidi="ar_AE"/>
-          </w:rPr>
-          <w:rPr>
-            <w:color w:val="0000EE"/>
-            <w:u w:val="single"/>
-          </w:rPr>
-          <w:t>أَعْمَال الرُّسُل 21:18–25</w:t>
-        </w:r>
-      </w:hyperlink>
+      <w:r>
+        <w:rPr>
+          <w:rtl/>
+          <w:cs/>
+          <w:lang w:val="ar_AE" w:bidi="ar_AE"/>
+        </w:rPr>
+        <w:t>أَعْمَال الرُّسُل 21:18–25</w:t>
+      </w:r>
       <w:r>
         <w:rPr>
           <w:rtl/>
@@ -2547,20 +2157,14 @@
         </w:rPr>
         <w:t xml:space="preserve"> (</w:t>
       </w:r>
-      <w:hyperlink r:id="rId71">
-        <w:r>
-          <w:rPr>
-            <w:rtl/>
-            <w:cs/>
-            <w:lang w:val="ar_AE" w:bidi="ar_AE"/>
-          </w:rPr>
-          <w:rPr>
-            <w:color w:val="0000EE"/>
-            <w:u w:val="single"/>
-          </w:rPr>
-          <w:t>أَعْمَال الرُّسُلِ 15:19–22</w:t>
-        </w:r>
-      </w:hyperlink>
+      <w:r>
+        <w:rPr>
+          <w:rtl/>
+          <w:cs/>
+          <w:lang w:val="ar_AE" w:bidi="ar_AE"/>
+        </w:rPr>
+        <w:t>أَعْمَال الرُّسُلِ 15:19–22</w:t>
+      </w:r>
       <w:r>
         <w:rPr>
           <w:rtl/>
@@ -2569,20 +2173,14 @@
         </w:rPr>
         <w:t xml:space="preserve">; انْظُرْ </w:t>
       </w:r>
-      <w:hyperlink r:id="rId72">
-        <w:r>
-          <w:rPr>
-            <w:rtl/>
-            <w:cs/>
-            <w:lang w:val="ar_AE" w:bidi="ar_AE"/>
-          </w:rPr>
-          <w:rPr>
-            <w:color w:val="0000EE"/>
-            <w:u w:val="single"/>
-          </w:rPr>
-          <w:t>التَّكوين 9:1–17</w:t>
-        </w:r>
-      </w:hyperlink>
+      <w:r>
+        <w:rPr>
+          <w:rtl/>
+          <w:cs/>
+          <w:lang w:val="ar_AE" w:bidi="ar_AE"/>
+        </w:rPr>
+        <w:t>التَّكوين 9:1–17</w:t>
+      </w:r>
       <w:r>
         <w:rPr>
           <w:rtl/>
@@ -2591,20 +2189,14 @@
         </w:rPr>
         <w:t>). لكن في رِسَالَتِهِ، نَجِدُ أنه يتمسَّكُ بالنَّامُوسِ (</w:t>
       </w:r>
-      <w:hyperlink r:id="rId22">
-        <w:r>
-          <w:rPr>
-            <w:rtl/>
-            <w:cs/>
-            <w:lang w:val="ar_AE" w:bidi="ar_AE"/>
-          </w:rPr>
-          <w:rPr>
-            <w:color w:val="0000EE"/>
-            <w:u w:val="single"/>
-          </w:rPr>
-          <w:t>يَعْقُوب 1:25</w:t>
-        </w:r>
-      </w:hyperlink>
+      <w:r>
+        <w:rPr>
+          <w:rtl/>
+          <w:cs/>
+          <w:lang w:val="ar_AE" w:bidi="ar_AE"/>
+        </w:rPr>
+        <w:t>يَعْقُوب 1:25</w:t>
+      </w:r>
       <w:r>
         <w:rPr>
           <w:rtl/>
@@ -2613,20 +2205,14 @@
         </w:rPr>
         <w:t>)، وفي نفسِ الوقتِ يلمِّح إلى إعادة تفسيرِهِ من خلالِ يَسُوع المَسِيح (</w:t>
       </w:r>
-      <w:hyperlink r:id="rId73">
-        <w:r>
-          <w:rPr>
-            <w:rtl/>
-            <w:cs/>
-            <w:lang w:val="ar_AE" w:bidi="ar_AE"/>
-          </w:rPr>
-          <w:rPr>
-            <w:color w:val="0000EE"/>
-            <w:u w:val="single"/>
-          </w:rPr>
-          <w:t>2:8–11</w:t>
-        </w:r>
-      </w:hyperlink>
+      <w:r>
+        <w:rPr>
+          <w:rtl/>
+          <w:cs/>
+          <w:lang w:val="ar_AE" w:bidi="ar_AE"/>
+        </w:rPr>
+        <w:t>2:8–11</w:t>
+      </w:r>
       <w:r>
         <w:rPr>
           <w:rtl/>
@@ -2680,20 +2266,14 @@
         </w:rPr>
         <w:t xml:space="preserve"> (</w:t>
       </w:r>
-      <w:hyperlink r:id="rId74">
-        <w:r>
-          <w:rPr>
-            <w:rtl/>
-            <w:cs/>
-            <w:lang w:val="ar_AE" w:bidi="ar_AE"/>
-          </w:rPr>
-          <w:rPr>
-            <w:color w:val="0000EE"/>
-            <w:u w:val="single"/>
-          </w:rPr>
-          <w:t>رومية 2:29</w:t>
-        </w:r>
-      </w:hyperlink>
+      <w:r>
+        <w:rPr>
+          <w:rtl/>
+          <w:cs/>
+          <w:lang w:val="ar_AE" w:bidi="ar_AE"/>
+        </w:rPr>
+        <w:t>رومية 2:29</w:t>
+      </w:r>
       <w:r>
         <w:rPr>
           <w:rtl/>
@@ -2718,20 +2298,14 @@
         </w:rPr>
         <w:t>" (</w:t>
       </w:r>
-      <w:hyperlink r:id="rId13">
-        <w:r>
-          <w:rPr>
-            <w:rtl/>
-            <w:cs/>
-            <w:lang w:val="ar_AE" w:bidi="ar_AE"/>
-          </w:rPr>
-          <w:rPr>
-            <w:color w:val="0000EE"/>
-            <w:u w:val="single"/>
-          </w:rPr>
-          <w:t>1:1</w:t>
-        </w:r>
-      </w:hyperlink>
+      <w:r>
+        <w:rPr>
+          <w:rtl/>
+          <w:cs/>
+          <w:lang w:val="ar_AE" w:bidi="ar_AE"/>
+        </w:rPr>
+        <w:t>1:1</w:t>
+      </w:r>
       <w:r>
         <w:rPr>
           <w:rtl/>
@@ -2740,20 +2314,14 @@
         </w:rPr>
         <w:t>) ويَصِفُ اجتماعَهم الكَنَسِيَّ بالمَجْمَعِ (</w:t>
       </w:r>
-      <w:hyperlink r:id="rId34">
-        <w:r>
-          <w:rPr>
-            <w:rtl/>
-            <w:cs/>
-            <w:lang w:val="ar_AE" w:bidi="ar_AE"/>
-          </w:rPr>
-          <w:rPr>
-            <w:color w:val="0000EE"/>
-            <w:u w:val="single"/>
-          </w:rPr>
-          <w:t>2:2</w:t>
-        </w:r>
-      </w:hyperlink>
+      <w:r>
+        <w:rPr>
+          <w:rtl/>
+          <w:cs/>
+          <w:lang w:val="ar_AE" w:bidi="ar_AE"/>
+        </w:rPr>
+        <w:t>2:2</w:t>
+      </w:r>
       <w:r>
         <w:rPr>
           <w:rtl/>
@@ -2762,20 +2330,14 @@
         </w:rPr>
         <w:t>) المؤلَّفُ من الشُّيُوخِ (</w:t>
       </w:r>
-      <w:hyperlink r:id="rId35">
-        <w:r>
-          <w:rPr>
-            <w:rtl/>
-            <w:cs/>
-            <w:lang w:val="ar_AE" w:bidi="ar_AE"/>
-          </w:rPr>
-          <w:rPr>
-            <w:color w:val="0000EE"/>
-            <w:u w:val="single"/>
-          </w:rPr>
-          <w:t>5:14</w:t>
-        </w:r>
-      </w:hyperlink>
+      <w:r>
+        <w:rPr>
+          <w:rtl/>
+          <w:cs/>
+          <w:lang w:val="ar_AE" w:bidi="ar_AE"/>
+        </w:rPr>
+        <w:t>5:14</w:t>
+      </w:r>
       <w:r>
         <w:rPr>
           <w:rtl/>
@@ -2784,20 +2346,14 @@
         </w:rPr>
         <w:t>)، والمُعَلِّمِين (</w:t>
       </w:r>
-      <w:hyperlink r:id="rId50">
-        <w:r>
-          <w:rPr>
-            <w:rtl/>
-            <w:cs/>
-            <w:lang w:val="ar_AE" w:bidi="ar_AE"/>
-          </w:rPr>
-          <w:rPr>
-            <w:color w:val="0000EE"/>
-            <w:u w:val="single"/>
-          </w:rPr>
-          <w:t>3:1</w:t>
-        </w:r>
-      </w:hyperlink>
+      <w:r>
+        <w:rPr>
+          <w:rtl/>
+          <w:cs/>
+          <w:lang w:val="ar_AE" w:bidi="ar_AE"/>
+        </w:rPr>
+        <w:t>3:1</w:t>
+      </w:r>
       <w:r>
         <w:rPr>
           <w:rtl/>
@@ -2822,20 +2378,14 @@
         </w:rPr>
         <w:t xml:space="preserve"> (</w:t>
       </w:r>
-      <w:hyperlink r:id="rId22">
-        <w:r>
-          <w:rPr>
-            <w:rtl/>
-            <w:cs/>
-            <w:lang w:val="ar_AE" w:bidi="ar_AE"/>
-          </w:rPr>
-          <w:rPr>
-            <w:color w:val="0000EE"/>
-            <w:u w:val="single"/>
-          </w:rPr>
-          <w:t>1:25</w:t>
-        </w:r>
-      </w:hyperlink>
+      <w:r>
+        <w:rPr>
+          <w:rtl/>
+          <w:cs/>
+          <w:lang w:val="ar_AE" w:bidi="ar_AE"/>
+        </w:rPr>
+        <w:t>1:25</w:t>
+      </w:r>
       <w:r>
         <w:rPr>
           <w:rtl/>
@@ -2844,20 +2394,14 @@
         </w:rPr>
         <w:t xml:space="preserve">؛ </w:t>
       </w:r>
-      <w:hyperlink r:id="rId75">
-        <w:r>
-          <w:rPr>
-            <w:rtl/>
-            <w:cs/>
-            <w:lang w:val="ar_AE" w:bidi="ar_AE"/>
-          </w:rPr>
-          <w:rPr>
-            <w:color w:val="0000EE"/>
-            <w:u w:val="single"/>
-          </w:rPr>
-          <w:t>2:8–12</w:t>
-        </w:r>
-      </w:hyperlink>
+      <w:r>
+        <w:rPr>
+          <w:rtl/>
+          <w:cs/>
+          <w:lang w:val="ar_AE" w:bidi="ar_AE"/>
+        </w:rPr>
+        <w:t>2:8–12</w:t>
+      </w:r>
       <w:r>
         <w:rPr>
           <w:rtl/>
@@ -2866,20 +2410,14 @@
         </w:rPr>
         <w:t xml:space="preserve">؛ </w:t>
       </w:r>
-      <w:hyperlink r:id="rId51">
-        <w:r>
-          <w:rPr>
-            <w:rtl/>
-            <w:cs/>
-            <w:lang w:val="ar_AE" w:bidi="ar_AE"/>
-          </w:rPr>
-          <w:rPr>
-            <w:color w:val="0000EE"/>
-            <w:u w:val="single"/>
-          </w:rPr>
-          <w:t>4:11</w:t>
-        </w:r>
-      </w:hyperlink>
+      <w:r>
+        <w:rPr>
+          <w:rtl/>
+          <w:cs/>
+          <w:lang w:val="ar_AE" w:bidi="ar_AE"/>
+        </w:rPr>
+        <w:t>4:11</w:t>
+      </w:r>
       <w:r>
         <w:rPr>
           <w:rtl/>
@@ -2905,20 +2443,14 @@
         </w:rPr>
         <w:t xml:space="preserve"> (</w:t>
       </w:r>
-      <w:hyperlink r:id="rId76">
-        <w:r>
-          <w:rPr>
-            <w:rtl/>
-            <w:cs/>
-            <w:lang w:val="ar_AE" w:bidi="ar_AE"/>
-          </w:rPr>
-          <w:rPr>
-            <w:color w:val="0000EE"/>
-            <w:u w:val="single"/>
-          </w:rPr>
-          <w:t>2:19</w:t>
-        </w:r>
-      </w:hyperlink>
+      <w:r>
+        <w:rPr>
+          <w:rtl/>
+          <w:cs/>
+          <w:lang w:val="ar_AE" w:bidi="ar_AE"/>
+        </w:rPr>
+        <w:t>2:19</w:t>
+      </w:r>
       <w:r>
         <w:rPr>
           <w:rtl/>
@@ -2927,20 +2459,14 @@
         </w:rPr>
         <w:t>)، كما يَصِفُ الله بلَقَبِ "رَبِّ الجُنُودِ" (</w:t>
       </w:r>
-      <w:hyperlink r:id="rId77">
-        <w:r>
-          <w:rPr>
-            <w:rtl/>
-            <w:cs/>
-            <w:lang w:val="ar_AE" w:bidi="ar_AE"/>
-          </w:rPr>
-          <w:rPr>
-            <w:color w:val="0000EE"/>
-            <w:u w:val="single"/>
-          </w:rPr>
-          <w:t>5:4</w:t>
-        </w:r>
-      </w:hyperlink>
+      <w:r>
+        <w:rPr>
+          <w:rtl/>
+          <w:cs/>
+          <w:lang w:val="ar_AE" w:bidi="ar_AE"/>
+        </w:rPr>
+        <w:t>5:4</w:t>
+      </w:r>
       <w:r>
         <w:rPr>
           <w:rtl/>
@@ -2949,20 +2475,14 @@
         </w:rPr>
         <w:t>)، وهو لَقَبٌ شائِعٌ لله في أسفار العَهْدِ القَدِيمِ. يَسْتَخْدِمُ مُعَلِّمُنا يَعْقُوبُ أيضًا المبادئ الأدبية لأَدَبِ الحكمةِ في العَهْدِ القَدِيمِ (</w:t>
       </w:r>
-      <w:hyperlink r:id="rId78">
-        <w:r>
-          <w:rPr>
-            <w:rtl/>
-            <w:cs/>
-            <w:lang w:val="ar_AE" w:bidi="ar_AE"/>
-          </w:rPr>
-          <w:rPr>
-            <w:color w:val="0000EE"/>
-            <w:u w:val="single"/>
-          </w:rPr>
-          <w:t>1:5</w:t>
-        </w:r>
-      </w:hyperlink>
+      <w:r>
+        <w:rPr>
+          <w:rtl/>
+          <w:cs/>
+          <w:lang w:val="ar_AE" w:bidi="ar_AE"/>
+        </w:rPr>
+        <w:t>1:5</w:t>
+      </w:r>
       <w:r>
         <w:rPr>
           <w:rtl/>
@@ -2971,20 +2491,14 @@
         </w:rPr>
         <w:t xml:space="preserve">؛ </w:t>
       </w:r>
-      <w:hyperlink r:id="rId79">
-        <w:r>
-          <w:rPr>
-            <w:rtl/>
-            <w:cs/>
-            <w:lang w:val="ar_AE" w:bidi="ar_AE"/>
-          </w:rPr>
-          <w:rPr>
-            <w:color w:val="0000EE"/>
-            <w:u w:val="single"/>
-          </w:rPr>
-          <w:t>3:13</w:t>
-        </w:r>
-      </w:hyperlink>
+      <w:r>
+        <w:rPr>
+          <w:rtl/>
+          <w:cs/>
+          <w:lang w:val="ar_AE" w:bidi="ar_AE"/>
+        </w:rPr>
+        <w:t>3:13</w:t>
+      </w:r>
       <w:r>
         <w:rPr>
           <w:rtl/>
@@ -2993,20 +2507,14 @@
         </w:rPr>
         <w:t xml:space="preserve">، </w:t>
       </w:r>
-      <w:hyperlink r:id="rId80">
-        <w:r>
-          <w:rPr>
-            <w:rtl/>
-            <w:cs/>
-            <w:lang w:val="ar_AE" w:bidi="ar_AE"/>
-          </w:rPr>
-          <w:rPr>
-            <w:color w:val="0000EE"/>
-            <w:u w:val="single"/>
-          </w:rPr>
-          <w:t>17</w:t>
-        </w:r>
-      </w:hyperlink>
+      <w:r>
+        <w:rPr>
+          <w:rtl/>
+          <w:cs/>
+          <w:lang w:val="ar_AE" w:bidi="ar_AE"/>
+        </w:rPr>
+        <w:t>17</w:t>
+      </w:r>
       <w:r>
         <w:rPr>
           <w:rtl/>
@@ -3015,20 +2523,14 @@
         </w:rPr>
         <w:t>) والوعظِ النبويِّ (</w:t>
       </w:r>
-      <w:hyperlink r:id="rId17">
-        <w:r>
-          <w:rPr>
-            <w:rtl/>
-            <w:cs/>
-            <w:lang w:val="ar_AE" w:bidi="ar_AE"/>
-          </w:rPr>
-          <w:rPr>
-            <w:color w:val="0000EE"/>
-            <w:u w:val="single"/>
-          </w:rPr>
-          <w:t>4:13</w:t>
-        </w:r>
-      </w:hyperlink>
+      <w:r>
+        <w:rPr>
+          <w:rtl/>
+          <w:cs/>
+          <w:lang w:val="ar_AE" w:bidi="ar_AE"/>
+        </w:rPr>
+        <w:t>4:13</w:t>
+      </w:r>
       <w:r>
         <w:rPr>
           <w:rtl/>
@@ -3037,20 +2539,14 @@
         </w:rPr>
         <w:t xml:space="preserve">؛ </w:t>
       </w:r>
-      <w:hyperlink r:id="rId81">
-        <w:r>
-          <w:rPr>
-            <w:rtl/>
-            <w:cs/>
-            <w:lang w:val="ar_AE" w:bidi="ar_AE"/>
-          </w:rPr>
-          <w:rPr>
-            <w:color w:val="0000EE"/>
-            <w:u w:val="single"/>
-          </w:rPr>
-          <w:t>5:1</w:t>
-        </w:r>
-      </w:hyperlink>
+      <w:r>
+        <w:rPr>
+          <w:rtl/>
+          <w:cs/>
+          <w:lang w:val="ar_AE" w:bidi="ar_AE"/>
+        </w:rPr>
+        <w:t>5:1</w:t>
+      </w:r>
       <w:r>
         <w:rPr>
           <w:rtl/>
@@ -3059,20 +2555,14 @@
         </w:rPr>
         <w:t>). كما أنه مُنْجَذِبٌ نحو أبطالِ بني إسرائيل كإبراهيم (</w:t>
       </w:r>
-      <w:hyperlink r:id="rId82">
-        <w:r>
-          <w:rPr>
-            <w:rtl/>
-            <w:cs/>
-            <w:lang w:val="ar_AE" w:bidi="ar_AE"/>
-          </w:rPr>
-          <w:rPr>
-            <w:color w:val="0000EE"/>
-            <w:u w:val="single"/>
-          </w:rPr>
-          <w:t>2:21</w:t>
-        </w:r>
-      </w:hyperlink>
+      <w:r>
+        <w:rPr>
+          <w:rtl/>
+          <w:cs/>
+          <w:lang w:val="ar_AE" w:bidi="ar_AE"/>
+        </w:rPr>
+        <w:t>2:21</w:t>
+      </w:r>
       <w:r>
         <w:rPr>
           <w:rtl/>
@@ -3081,20 +2571,14 @@
         </w:rPr>
         <w:t xml:space="preserve">، </w:t>
       </w:r>
-      <w:hyperlink r:id="rId83">
-        <w:r>
-          <w:rPr>
-            <w:rtl/>
-            <w:cs/>
-            <w:lang w:val="ar_AE" w:bidi="ar_AE"/>
-          </w:rPr>
-          <w:rPr>
-            <w:color w:val="0000EE"/>
-            <w:u w:val="single"/>
-          </w:rPr>
-          <w:t>23</w:t>
-        </w:r>
-      </w:hyperlink>
+      <w:r>
+        <w:rPr>
+          <w:rtl/>
+          <w:cs/>
+          <w:lang w:val="ar_AE" w:bidi="ar_AE"/>
+        </w:rPr>
+        <w:t>23</w:t>
+      </w:r>
       <w:r>
         <w:rPr>
           <w:rtl/>
@@ -3103,20 +2587,14 @@
         </w:rPr>
         <w:t>)؛ راحاب (</w:t>
       </w:r>
-      <w:hyperlink r:id="rId84">
-        <w:r>
-          <w:rPr>
-            <w:rtl/>
-            <w:cs/>
-            <w:lang w:val="ar_AE" w:bidi="ar_AE"/>
-          </w:rPr>
-          <w:rPr>
-            <w:color w:val="0000EE"/>
-            <w:u w:val="single"/>
-          </w:rPr>
-          <w:t>2:25</w:t>
-        </w:r>
-      </w:hyperlink>
+      <w:r>
+        <w:rPr>
+          <w:rtl/>
+          <w:cs/>
+          <w:lang w:val="ar_AE" w:bidi="ar_AE"/>
+        </w:rPr>
+        <w:t>2:25</w:t>
+      </w:r>
       <w:r>
         <w:rPr>
           <w:rtl/>
@@ -3125,20 +2603,14 @@
         </w:rPr>
         <w:t>)؛ أيوب (</w:t>
       </w:r>
-      <w:hyperlink r:id="rId85">
-        <w:r>
-          <w:rPr>
-            <w:rtl/>
-            <w:cs/>
-            <w:lang w:val="ar_AE" w:bidi="ar_AE"/>
-          </w:rPr>
-          <w:rPr>
-            <w:color w:val="0000EE"/>
-            <w:u w:val="single"/>
-          </w:rPr>
-          <w:t>5:11</w:t>
-        </w:r>
-      </w:hyperlink>
+      <w:r>
+        <w:rPr>
+          <w:rtl/>
+          <w:cs/>
+          <w:lang w:val="ar_AE" w:bidi="ar_AE"/>
+        </w:rPr>
+        <w:t>5:11</w:t>
+      </w:r>
       <w:r>
         <w:rPr>
           <w:rtl/>
@@ -3147,20 +2619,14 @@
         </w:rPr>
         <w:t>)؛ وإيليا (</w:t>
       </w:r>
-      <w:hyperlink r:id="rId86">
-        <w:r>
-          <w:rPr>
-            <w:rtl/>
-            <w:cs/>
-            <w:lang w:val="ar_AE" w:bidi="ar_AE"/>
-          </w:rPr>
-          <w:rPr>
-            <w:color w:val="0000EE"/>
-            <w:u w:val="single"/>
-          </w:rPr>
-          <w:t>5:17</w:t>
-        </w:r>
-      </w:hyperlink>
+      <w:r>
+        <w:rPr>
+          <w:rtl/>
+          <w:cs/>
+          <w:lang w:val="ar_AE" w:bidi="ar_AE"/>
+        </w:rPr>
+        <w:t>5:17</w:t>
+      </w:r>
       <w:r>
         <w:rPr>
           <w:rtl/>
@@ -3214,20 +2680,14 @@
         </w:rPr>
         <w:t>(</w:t>
       </w:r>
-      <w:hyperlink r:id="rId87">
-        <w:r>
-          <w:rPr>
-            <w:rtl/>
-            <w:cs/>
-            <w:lang w:val="ar_AE" w:bidi="ar_AE"/>
-          </w:rPr>
-          <w:rPr>
-            <w:color w:val="0000EE"/>
-            <w:u w:val="single"/>
-          </w:rPr>
-          <w:t>أَفَسُس 2:8–9</w:t>
-        </w:r>
-      </w:hyperlink>
+      <w:r>
+        <w:rPr>
+          <w:rtl/>
+          <w:cs/>
+          <w:lang w:val="ar_AE" w:bidi="ar_AE"/>
+        </w:rPr>
+        <w:t>أَفَسُس 2:8–9</w:t>
+      </w:r>
       <w:r>
         <w:rPr>
           <w:rtl/>
@@ -3252,20 +2712,14 @@
         </w:rPr>
         <w:t xml:space="preserve"> القيام بما يأمُرُ به النَّاموس (</w:t>
       </w:r>
-      <w:hyperlink r:id="rId88">
-        <w:r>
-          <w:rPr>
-            <w:rtl/>
-            <w:cs/>
-            <w:lang w:val="ar_AE" w:bidi="ar_AE"/>
-          </w:rPr>
-          <w:rPr>
-            <w:color w:val="0000EE"/>
-            <w:u w:val="single"/>
-          </w:rPr>
-          <w:t>رومية 3:20</w:t>
-        </w:r>
-      </w:hyperlink>
+      <w:r>
+        <w:rPr>
+          <w:rtl/>
+          <w:cs/>
+          <w:lang w:val="ar_AE" w:bidi="ar_AE"/>
+        </w:rPr>
+        <w:t>رومية 3:20</w:t>
+      </w:r>
       <w:r>
         <w:rPr>
           <w:rtl/>
@@ -3274,20 +2728,14 @@
         </w:rPr>
         <w:t xml:space="preserve">، </w:t>
       </w:r>
-      <w:hyperlink r:id="rId89">
-        <w:r>
-          <w:rPr>
-            <w:rtl/>
-            <w:cs/>
-            <w:lang w:val="ar_AE" w:bidi="ar_AE"/>
-          </w:rPr>
-          <w:rPr>
-            <w:color w:val="0000EE"/>
-            <w:u w:val="single"/>
-          </w:rPr>
-          <w:t>28</w:t>
-        </w:r>
-      </w:hyperlink>
+      <w:r>
+        <w:rPr>
+          <w:rtl/>
+          <w:cs/>
+          <w:lang w:val="ar_AE" w:bidi="ar_AE"/>
+        </w:rPr>
+        <w:t>28</w:t>
+      </w:r>
       <w:r>
         <w:rPr>
           <w:rtl/>
@@ -3296,20 +2744,14 @@
         </w:rPr>
         <w:t xml:space="preserve">؛ </w:t>
       </w:r>
-      <w:hyperlink r:id="rId90">
-        <w:r>
-          <w:rPr>
-            <w:rtl/>
-            <w:cs/>
-            <w:lang w:val="ar_AE" w:bidi="ar_AE"/>
-          </w:rPr>
-          <w:rPr>
-            <w:color w:val="0000EE"/>
-            <w:u w:val="single"/>
-          </w:rPr>
-          <w:t>غَلاطِيَّة 2:16</w:t>
-        </w:r>
-      </w:hyperlink>
+      <w:r>
+        <w:rPr>
+          <w:rtl/>
+          <w:cs/>
+          <w:lang w:val="ar_AE" w:bidi="ar_AE"/>
+        </w:rPr>
+        <w:t>غَلاطِيَّة 2:16</w:t>
+      </w:r>
       <w:r>
         <w:rPr>
           <w:rtl/>
@@ -3318,20 +2760,14 @@
         </w:rPr>
         <w:t>) أو في واقع الأَمْرِ بأيِّ شيءٍ يمكنُهُم فِعْلُه (</w:t>
       </w:r>
-      <w:hyperlink r:id="rId91">
-        <w:r>
-          <w:rPr>
-            <w:rtl/>
-            <w:cs/>
-            <w:lang w:val="ar_AE" w:bidi="ar_AE"/>
-          </w:rPr>
-          <w:rPr>
-            <w:color w:val="0000EE"/>
-            <w:u w:val="single"/>
-          </w:rPr>
-          <w:t>رومية 4:3–5</w:t>
-        </w:r>
-      </w:hyperlink>
+      <w:r>
+        <w:rPr>
+          <w:rtl/>
+          <w:cs/>
+          <w:lang w:val="ar_AE" w:bidi="ar_AE"/>
+        </w:rPr>
+        <w:t>رومية 4:3–5</w:t>
+      </w:r>
       <w:r>
         <w:rPr>
           <w:rtl/>
@@ -3356,20 +2792,14 @@
         </w:rPr>
         <w:t xml:space="preserve"> (</w:t>
       </w:r>
-      <w:hyperlink r:id="rId76">
-        <w:r>
-          <w:rPr>
-            <w:rtl/>
-            <w:cs/>
-            <w:lang w:val="ar_AE" w:bidi="ar_AE"/>
-          </w:rPr>
-          <w:rPr>
-            <w:color w:val="0000EE"/>
-            <w:u w:val="single"/>
-          </w:rPr>
-          <w:t>2:19</w:t>
-        </w:r>
-      </w:hyperlink>
+      <w:r>
+        <w:rPr>
+          <w:rtl/>
+          <w:cs/>
+          <w:lang w:val="ar_AE" w:bidi="ar_AE"/>
+        </w:rPr>
+        <w:t>2:19</w:t>
+      </w:r>
       <w:r>
         <w:rPr>
           <w:rtl/>
@@ -3394,20 +2824,14 @@
         </w:rPr>
         <w:t>(</w:t>
       </w:r>
-      <w:hyperlink r:id="rId92">
-        <w:r>
-          <w:rPr>
-            <w:rtl/>
-            <w:cs/>
-            <w:lang w:val="ar_AE" w:bidi="ar_AE"/>
-          </w:rPr>
-          <w:rPr>
-            <w:color w:val="0000EE"/>
-            <w:u w:val="single"/>
-          </w:rPr>
-          <w:t>1:8</w:t>
-        </w:r>
-      </w:hyperlink>
+      <w:r>
+        <w:rPr>
+          <w:rtl/>
+          <w:cs/>
+          <w:lang w:val="ar_AE" w:bidi="ar_AE"/>
+        </w:rPr>
+        <w:t>1:8</w:t>
+      </w:r>
       <w:r>
         <w:rPr>
           <w:rtl/>
@@ -3416,20 +2840,14 @@
         </w:rPr>
         <w:t xml:space="preserve">؛ </w:t>
       </w:r>
-      <w:hyperlink r:id="rId93">
-        <w:r>
-          <w:rPr>
-            <w:rtl/>
-            <w:cs/>
-            <w:lang w:val="ar_AE" w:bidi="ar_AE"/>
-          </w:rPr>
-          <w:rPr>
-            <w:color w:val="0000EE"/>
-            <w:u w:val="single"/>
-          </w:rPr>
-          <w:t>4:4</w:t>
-        </w:r>
-      </w:hyperlink>
+      <w:r>
+        <w:rPr>
+          <w:rtl/>
+          <w:cs/>
+          <w:lang w:val="ar_AE" w:bidi="ar_AE"/>
+        </w:rPr>
+        <w:t>4:4</w:t>
+      </w:r>
       <w:r>
         <w:rPr>
           <w:rtl/>
@@ -3438,20 +2856,14 @@
         </w:rPr>
         <w:t xml:space="preserve">، </w:t>
       </w:r>
-      <w:hyperlink r:id="rId64">
-        <w:r>
-          <w:rPr>
-            <w:rtl/>
-            <w:cs/>
-            <w:lang w:val="ar_AE" w:bidi="ar_AE"/>
-          </w:rPr>
-          <w:rPr>
-            <w:color w:val="0000EE"/>
-            <w:u w:val="single"/>
-          </w:rPr>
-          <w:t>7</w:t>
-        </w:r>
-      </w:hyperlink>
+      <w:r>
+        <w:rPr>
+          <w:rtl/>
+          <w:cs/>
+          <w:lang w:val="ar_AE" w:bidi="ar_AE"/>
+        </w:rPr>
+        <w:t>7</w:t>
+      </w:r>
       <w:r>
         <w:rPr>
           <w:rtl/>
